--- a/rapports/2026-06-06/EQ23/EQ23_enq1_v2/DR_malforme_1_22201E_11/17-77-43-01.docx
+++ b/rapports/2026-06-06/EQ23/EQ23_enq1_v2/DR_malforme_1_22201E_11/17-77-43-01.docx
@@ -297,7 +297,7 @@
           <w:color w:val="1F6FEB"/>
           <w:sz w:val="22"/>
         </w:rPr>
-        <w:t>⚠ INCOHÉRENCES À CORRIGER (102)</w:t>
+        <w:t>⚠ INCOHÉRENCES À CORRIGER (97)</w:t>
       </w:r>
     </w:p>
     <w:tbl>
@@ -845,7 +845,7 @@
                 <w:i w:val="0"/>
                 <w:sz w:val="17"/>
               </w:rPr>
-              <w:t>Incohérence!!! seulement les écoles privées paient les frais de scolarité (y compris les frais d'inscription).</w:t>
+              <w:t>Incohérent!! Le niveau d'instruction déclaré par l'un des enfants () au niveau de la section 1 de MODOU MARONE diffère de celui donné par MODOU MARONE lui-même qui affirme ne pas avoir frequenté l'école formelle.</w:t>
             </w:r>
           </w:p>
         </w:tc>
@@ -935,7 +935,7 @@
                 <w:i w:val="0"/>
                 <w:sz w:val="17"/>
               </w:rPr>
-              <w:t>Incohérent!! Le niveau d'instruction déclaré par l'un des enfants () au niveau de la section 1 de MODOU MARONE diffère de celui donné par MODOU MARONE lui-même qui affirme ne pas avoir frequenté l'école formelle.</w:t>
+              <w:t>Incohérent!! Le niveau d'instruction déclaré par l'un des enfants () au niveau de la section 1 de YACINE DIENG diffère de celui donné par YACINE DIENG lui-même qui affirme ne pas avoir frequenté l'école formelle.</w:t>
             </w:r>
           </w:p>
         </w:tc>
@@ -968,6 +968,996 @@
                 <w:i w:val="0"/>
                 <w:sz w:val="16"/>
               </w:rPr>
+              <w:t>S11</w:t>
+              <w:br/>
+            </w:r>
+            <w:r>
+              <w:rPr>
+                <w:b w:val="0"/>
+                <w:i w:val="0"/>
+                <w:color w:val="64748B"/>
+                <w:sz w:val="14"/>
+              </w:rPr>
+              <w:t>Logement / cadre de vie</w:t>
+            </w:r>
+          </w:p>
+        </w:tc>
+        <w:tc>
+          <w:tcPr>
+            <w:tcW w:type="dxa" w:w="1531"/>
+          </w:tcPr>
+          <w:p>
+            <w:r>
+              <w:rPr>
+                <w:b/>
+                <w:i w:val="0"/>
+                <w:color w:val="16A34A"/>
+                <w:sz w:val="16"/>
+              </w:rPr>
+              <w:t>—</w:t>
+            </w:r>
+          </w:p>
+        </w:tc>
+        <w:tc>
+          <w:tcPr>
+            <w:tcW w:type="dxa" w:w="1191"/>
+          </w:tcPr>
+          <w:p>
+            <w:r>
+              <w:rPr>
+                <w:b w:val="0"/>
+                <w:i w:val="0"/>
+                <w:color w:val="64748B"/>
+                <w:sz w:val="16"/>
+              </w:rPr>
+              <w:t>GT-CQ</w:t>
+            </w:r>
+          </w:p>
+        </w:tc>
+        <w:tc>
+          <w:tcPr>
+            <w:tcW w:type="dxa" w:w="4706"/>
+          </w:tcPr>
+          <w:p>
+            <w:r>
+              <w:rPr>
+                <w:b w:val="0"/>
+                <w:i w:val="0"/>
+                <w:sz w:val="17"/>
+              </w:rPr>
+              <w:t>Incoherence!! Le ménage a depensé .</w:t>
+            </w:r>
+          </w:p>
+        </w:tc>
+      </w:tr>
+      <w:tr>
+        <w:tc>
+          <w:tcPr>
+            <w:tcW w:type="dxa" w:w="964"/>
+          </w:tcPr>
+          <w:p>
+            <w:r>
+              <w:rPr>
+                <w:b/>
+                <w:i w:val="0"/>
+                <w:color w:val="DC2626"/>
+                <w:sz w:val="16"/>
+              </w:rPr>
+              <w:t>Haute</w:t>
+            </w:r>
+          </w:p>
+        </w:tc>
+        <w:tc>
+          <w:tcPr>
+            <w:tcW w:type="dxa" w:w="1247"/>
+          </w:tcPr>
+          <w:p>
+            <w:r>
+              <w:rPr>
+                <w:b/>
+                <w:i w:val="0"/>
+                <w:sz w:val="16"/>
+              </w:rPr>
+              <w:t>S11</w:t>
+              <w:br/>
+            </w:r>
+            <w:r>
+              <w:rPr>
+                <w:b w:val="0"/>
+                <w:i w:val="0"/>
+                <w:color w:val="64748B"/>
+                <w:sz w:val="14"/>
+              </w:rPr>
+              <w:t>Logement / cadre de vie</w:t>
+            </w:r>
+          </w:p>
+        </w:tc>
+        <w:tc>
+          <w:tcPr>
+            <w:tcW w:type="dxa" w:w="1531"/>
+          </w:tcPr>
+          <w:p>
+            <w:r>
+              <w:rPr>
+                <w:b/>
+                <w:i w:val="0"/>
+                <w:color w:val="16A34A"/>
+                <w:sz w:val="16"/>
+              </w:rPr>
+              <w:t>s01q29, s01q31, s04q24, s00q04, s11q21, s09fq03, s09fq011</w:t>
+            </w:r>
+          </w:p>
+        </w:tc>
+        <w:tc>
+          <w:tcPr>
+            <w:tcW w:type="dxa" w:w="1191"/>
+          </w:tcPr>
+          <w:p>
+            <w:r>
+              <w:rPr>
+                <w:b w:val="0"/>
+                <w:i w:val="0"/>
+                <w:color w:val="64748B"/>
+                <w:sz w:val="16"/>
+              </w:rPr>
+              <w:t>GT-CQ</w:t>
+            </w:r>
+          </w:p>
+        </w:tc>
+        <w:tc>
+          <w:tcPr>
+            <w:tcW w:type="dxa" w:w="4706"/>
+          </w:tcPr>
+          <w:p>
+            <w:r>
+              <w:rPr>
+                <w:b w:val="0"/>
+                <w:i w:val="0"/>
+                <w:sz w:val="17"/>
+              </w:rPr>
+              <w:t>FCFA dans Frais de connexion au réseau de distribution d'eau mais dit ne pas être connecté à un réseau d'eau courante, prière de corriger cette incoherence</w:t>
+            </w:r>
+          </w:p>
+        </w:tc>
+      </w:tr>
+      <w:tr>
+        <w:tc>
+          <w:tcPr>
+            <w:tcW w:type="dxa" w:w="964"/>
+          </w:tcPr>
+          <w:p>
+            <w:r>
+              <w:rPr>
+                <w:b/>
+                <w:i w:val="0"/>
+                <w:color w:val="DC2626"/>
+                <w:sz w:val="16"/>
+              </w:rPr>
+              <w:t>Haute</w:t>
+            </w:r>
+          </w:p>
+        </w:tc>
+        <w:tc>
+          <w:tcPr>
+            <w:tcW w:type="dxa" w:w="1247"/>
+          </w:tcPr>
+          <w:p>
+            <w:r>
+              <w:rPr>
+                <w:b/>
+                <w:i w:val="0"/>
+                <w:sz w:val="16"/>
+              </w:rPr>
+              <w:t>S13</w:t>
+              <w:br/>
+            </w:r>
+            <w:r>
+              <w:rPr>
+                <w:b w:val="0"/>
+                <w:i w:val="0"/>
+                <w:color w:val="64748B"/>
+                <w:sz w:val="14"/>
+              </w:rPr>
+              <w:t>Transferts</w:t>
+            </w:r>
+          </w:p>
+        </w:tc>
+        <w:tc>
+          <w:tcPr>
+            <w:tcW w:type="dxa" w:w="1531"/>
+          </w:tcPr>
+          <w:p>
+            <w:r>
+              <w:rPr>
+                <w:b/>
+                <w:i w:val="0"/>
+                <w:color w:val="16A34A"/>
+                <w:sz w:val="16"/>
+              </w:rPr>
+              <w:t>s00q27, s01q00a, s01q12, s01q13, s02q04, s03q11, s03q12, s01q01</w:t>
+            </w:r>
+          </w:p>
+        </w:tc>
+        <w:tc>
+          <w:tcPr>
+            <w:tcW w:type="dxa" w:w="1191"/>
+          </w:tcPr>
+          <w:p>
+            <w:r>
+              <w:rPr>
+                <w:b w:val="0"/>
+                <w:i w:val="0"/>
+                <w:color w:val="64748B"/>
+                <w:sz w:val="16"/>
+              </w:rPr>
+              <w:t>GT-CQ</w:t>
+            </w:r>
+          </w:p>
+        </w:tc>
+        <w:tc>
+          <w:tcPr>
+            <w:tcW w:type="dxa" w:w="4706"/>
+          </w:tcPr>
+          <w:p>
+            <w:r>
+              <w:rPr>
+                <w:b w:val="0"/>
+                <w:i w:val="0"/>
+                <w:sz w:val="17"/>
+              </w:rPr>
+              <w:t>L'âge du béneficiaire d'argent dans la section 13b (Transfert emis) semble incoherent voir élévé, prière de verifier ou corriger.</w:t>
+            </w:r>
+          </w:p>
+        </w:tc>
+      </w:tr>
+      <w:tr>
+        <w:tc>
+          <w:tcPr>
+            <w:tcW w:type="dxa" w:w="964"/>
+          </w:tcPr>
+          <w:p>
+            <w:r>
+              <w:rPr>
+                <w:b/>
+                <w:i w:val="0"/>
+                <w:color w:val="DC2626"/>
+                <w:sz w:val="16"/>
+              </w:rPr>
+              <w:t>Haute</w:t>
+            </w:r>
+          </w:p>
+        </w:tc>
+        <w:tc>
+          <w:tcPr>
+            <w:tcW w:type="dxa" w:w="1247"/>
+          </w:tcPr>
+          <w:p>
+            <w:r>
+              <w:rPr>
+                <w:b/>
+                <w:i w:val="0"/>
+                <w:sz w:val="16"/>
+              </w:rPr>
+              <w:t>S16</w:t>
+              <w:br/>
+            </w:r>
+            <w:r>
+              <w:rPr>
+                <w:b w:val="0"/>
+                <w:i w:val="0"/>
+                <w:color w:val="64748B"/>
+                <w:sz w:val="14"/>
+              </w:rPr>
+              <w:t>Agriculture</w:t>
+            </w:r>
+          </w:p>
+        </w:tc>
+        <w:tc>
+          <w:tcPr>
+            <w:tcW w:type="dxa" w:w="1531"/>
+          </w:tcPr>
+          <w:p>
+            <w:r>
+              <w:rPr>
+                <w:b/>
+                <w:i w:val="0"/>
+                <w:color w:val="16A34A"/>
+                <w:sz w:val="16"/>
+              </w:rPr>
+              <w:t>—</w:t>
+            </w:r>
+          </w:p>
+        </w:tc>
+        <w:tc>
+          <w:tcPr>
+            <w:tcW w:type="dxa" w:w="1191"/>
+          </w:tcPr>
+          <w:p>
+            <w:r>
+              <w:rPr>
+                <w:b w:val="0"/>
+                <w:i w:val="0"/>
+                <w:color w:val="64748B"/>
+                <w:sz w:val="16"/>
+              </w:rPr>
+              <w:t>GT-CQ</w:t>
+            </w:r>
+          </w:p>
+        </w:tc>
+        <w:tc>
+          <w:tcPr>
+            <w:tcW w:type="dxa" w:w="4706"/>
+          </w:tcPr>
+          <w:p>
+            <w:r>
+              <w:rPr>
+                <w:b w:val="0"/>
+                <w:i w:val="0"/>
+                <w:sz w:val="17"/>
+              </w:rPr>
+              <w:t>Incoherence! Le nombre de cultures dans la parcelle ##N/A## est de .</w:t>
+            </w:r>
+          </w:p>
+        </w:tc>
+      </w:tr>
+      <w:tr>
+        <w:tc>
+          <w:tcPr>
+            <w:tcW w:type="dxa" w:w="964"/>
+          </w:tcPr>
+          <w:p>
+            <w:r>
+              <w:rPr>
+                <w:b/>
+                <w:i w:val="0"/>
+                <w:color w:val="DC2626"/>
+                <w:sz w:val="16"/>
+              </w:rPr>
+              <w:t>Haute</w:t>
+            </w:r>
+          </w:p>
+        </w:tc>
+        <w:tc>
+          <w:tcPr>
+            <w:tcW w:type="dxa" w:w="1247"/>
+          </w:tcPr>
+          <w:p>
+            <w:r>
+              <w:rPr>
+                <w:b/>
+                <w:i w:val="0"/>
+                <w:sz w:val="16"/>
+              </w:rPr>
+              <w:t>S16</w:t>
+              <w:br/>
+            </w:r>
+            <w:r>
+              <w:rPr>
+                <w:b w:val="0"/>
+                <w:i w:val="0"/>
+                <w:color w:val="64748B"/>
+                <w:sz w:val="14"/>
+              </w:rPr>
+              <w:t>Agriculture</w:t>
+            </w:r>
+          </w:p>
+        </w:tc>
+        <w:tc>
+          <w:tcPr>
+            <w:tcW w:type="dxa" w:w="1531"/>
+          </w:tcPr>
+          <w:p>
+            <w:r>
+              <w:rPr>
+                <w:b/>
+                <w:i w:val="0"/>
+                <w:color w:val="16A34A"/>
+                <w:sz w:val="16"/>
+              </w:rPr>
+              <w:t>s01q28, s01q29, s01q30, s02q01__1, s02q02__1, s02q03__1, s02q15, s03q18</w:t>
+            </w:r>
+          </w:p>
+        </w:tc>
+        <w:tc>
+          <w:tcPr>
+            <w:tcW w:type="dxa" w:w="1191"/>
+          </w:tcPr>
+          <w:p>
+            <w:r>
+              <w:rPr>
+                <w:b w:val="0"/>
+                <w:i w:val="0"/>
+                <w:color w:val="64748B"/>
+                <w:sz w:val="16"/>
+              </w:rPr>
+              <w:t>GT-CQ</w:t>
+            </w:r>
+          </w:p>
+        </w:tc>
+        <w:tc>
+          <w:tcPr>
+            <w:tcW w:type="dxa" w:w="4706"/>
+          </w:tcPr>
+          <w:p>
+            <w:r>
+              <w:rPr>
+                <w:b w:val="0"/>
+                <w:i w:val="0"/>
+                <w:sz w:val="17"/>
+              </w:rPr>
+              <w:t>Le nom du champs ou la parcelle doivent être renseignés, prière de les renseignerIncoherence! Le nombre de minutes (.</w:t>
+            </w:r>
+          </w:p>
+        </w:tc>
+      </w:tr>
+      <w:tr>
+        <w:tc>
+          <w:tcPr>
+            <w:tcW w:type="dxa" w:w="964"/>
+          </w:tcPr>
+          <w:p>
+            <w:r>
+              <w:rPr>
+                <w:b/>
+                <w:i w:val="0"/>
+                <w:color w:val="EA580C"/>
+                <w:sz w:val="16"/>
+              </w:rPr>
+              <w:t>Moyenne</w:t>
+            </w:r>
+          </w:p>
+        </w:tc>
+        <w:tc>
+          <w:tcPr>
+            <w:tcW w:type="dxa" w:w="1247"/>
+          </w:tcPr>
+          <w:p>
+            <w:r>
+              <w:rPr>
+                <w:b/>
+                <w:i w:val="0"/>
+                <w:sz w:val="16"/>
+              </w:rPr>
+              <w:t>S00</w:t>
+              <w:br/>
+            </w:r>
+            <w:r>
+              <w:rPr>
+                <w:b w:val="0"/>
+                <w:i w:val="0"/>
+                <w:color w:val="64748B"/>
+                <w:sz w:val="14"/>
+              </w:rPr>
+              <w:t>Identification</w:t>
+            </w:r>
+          </w:p>
+        </w:tc>
+        <w:tc>
+          <w:tcPr>
+            <w:tcW w:type="dxa" w:w="1531"/>
+          </w:tcPr>
+          <w:p>
+            <w:r>
+              <w:rPr>
+                <w:b/>
+                <w:i w:val="0"/>
+                <w:color w:val="16A34A"/>
+                <w:sz w:val="16"/>
+              </w:rPr>
+              <w:t>—</w:t>
+            </w:r>
+          </w:p>
+        </w:tc>
+        <w:tc>
+          <w:tcPr>
+            <w:tcW w:type="dxa" w:w="1191"/>
+          </w:tcPr>
+          <w:p>
+            <w:r>
+              <w:rPr>
+                <w:b w:val="0"/>
+                <w:i w:val="0"/>
+                <w:color w:val="64748B"/>
+                <w:sz w:val="16"/>
+              </w:rPr>
+              <w:t>GT-CQ</w:t>
+            </w:r>
+          </w:p>
+        </w:tc>
+        <w:tc>
+          <w:tcPr>
+            <w:tcW w:type="dxa" w:w="4706"/>
+          </w:tcPr>
+          <w:p>
+            <w:r>
+              <w:rPr>
+                <w:b w:val="0"/>
+                <w:i w:val="0"/>
+                <w:sz w:val="17"/>
+              </w:rPr>
+              <w:t>L'adresse ou la localisation du ménage doit être bien renseignée, ne doit pas contenir des numéros de téléphone et elle semble courte pour être une adresse.</w:t>
+            </w:r>
+          </w:p>
+        </w:tc>
+      </w:tr>
+      <w:tr>
+        <w:tc>
+          <w:tcPr>
+            <w:tcW w:type="dxa" w:w="964"/>
+          </w:tcPr>
+          <w:p>
+            <w:r>
+              <w:rPr>
+                <w:b/>
+                <w:i w:val="0"/>
+                <w:color w:val="EA580C"/>
+                <w:sz w:val="16"/>
+              </w:rPr>
+              <w:t>Moyenne</w:t>
+            </w:r>
+          </w:p>
+        </w:tc>
+        <w:tc>
+          <w:tcPr>
+            <w:tcW w:type="dxa" w:w="1247"/>
+          </w:tcPr>
+          <w:p>
+            <w:r>
+              <w:rPr>
+                <w:b/>
+                <w:i w:val="0"/>
+                <w:sz w:val="16"/>
+              </w:rPr>
+              <w:t>S00</w:t>
+              <w:br/>
+            </w:r>
+            <w:r>
+              <w:rPr>
+                <w:b w:val="0"/>
+                <w:i w:val="0"/>
+                <w:color w:val="64748B"/>
+                <w:sz w:val="14"/>
+              </w:rPr>
+              <w:t>Identification</w:t>
+            </w:r>
+          </w:p>
+        </w:tc>
+        <w:tc>
+          <w:tcPr>
+            <w:tcW w:type="dxa" w:w="1531"/>
+          </w:tcPr>
+          <w:p>
+            <w:r>
+              <w:rPr>
+                <w:b/>
+                <w:i w:val="0"/>
+                <w:color w:val="16A34A"/>
+                <w:sz w:val="16"/>
+              </w:rPr>
+              <w:t>—</w:t>
+            </w:r>
+          </w:p>
+        </w:tc>
+        <w:tc>
+          <w:tcPr>
+            <w:tcW w:type="dxa" w:w="1191"/>
+          </w:tcPr>
+          <w:p>
+            <w:r>
+              <w:rPr>
+                <w:b w:val="0"/>
+                <w:i w:val="0"/>
+                <w:color w:val="64748B"/>
+                <w:sz w:val="16"/>
+              </w:rPr>
+              <w:t>GT-CQ</w:t>
+            </w:r>
+          </w:p>
+        </w:tc>
+        <w:tc>
+          <w:tcPr>
+            <w:tcW w:type="dxa" w:w="4706"/>
+          </w:tcPr>
+          <w:p>
+            <w:r>
+              <w:rPr>
+                <w:b w:val="0"/>
+                <w:i w:val="0"/>
+                <w:sz w:val="17"/>
+              </w:rPr>
+              <w:t>Prière de renseigner la bonne adresse.</w:t>
+            </w:r>
+          </w:p>
+        </w:tc>
+      </w:tr>
+      <w:tr>
+        <w:tc>
+          <w:tcPr>
+            <w:tcW w:type="dxa" w:w="964"/>
+          </w:tcPr>
+          <w:p>
+            <w:r>
+              <w:rPr>
+                <w:b/>
+                <w:i w:val="0"/>
+                <w:color w:val="EA580C"/>
+                <w:sz w:val="16"/>
+              </w:rPr>
+              <w:t>Moyenne</w:t>
+            </w:r>
+          </w:p>
+        </w:tc>
+        <w:tc>
+          <w:tcPr>
+            <w:tcW w:type="dxa" w:w="1247"/>
+          </w:tcPr>
+          <w:p>
+            <w:r>
+              <w:rPr>
+                <w:b/>
+                <w:i w:val="0"/>
+                <w:sz w:val="16"/>
+              </w:rPr>
+              <w:t>S01</w:t>
+              <w:br/>
+            </w:r>
+            <w:r>
+              <w:rPr>
+                <w:b w:val="0"/>
+                <w:i w:val="0"/>
+                <w:color w:val="64748B"/>
+                <w:sz w:val="14"/>
+              </w:rPr>
+              <w:t>Démographie</w:t>
+            </w:r>
+          </w:p>
+        </w:tc>
+        <w:tc>
+          <w:tcPr>
+            <w:tcW w:type="dxa" w:w="1531"/>
+          </w:tcPr>
+          <w:p>
+            <w:r>
+              <w:rPr>
+                <w:b/>
+                <w:i w:val="0"/>
+                <w:color w:val="16A34A"/>
+                <w:sz w:val="16"/>
+              </w:rPr>
+              <w:t>s01q23, s01q00b, s01q23_autre</w:t>
+            </w:r>
+          </w:p>
+        </w:tc>
+        <w:tc>
+          <w:tcPr>
+            <w:tcW w:type="dxa" w:w="1191"/>
+          </w:tcPr>
+          <w:p>
+            <w:r>
+              <w:rPr>
+                <w:b w:val="0"/>
+                <w:i w:val="0"/>
+                <w:color w:val="64748B"/>
+                <w:sz w:val="16"/>
+              </w:rPr>
+              <w:t>GT-CQ</w:t>
+            </w:r>
+          </w:p>
+        </w:tc>
+        <w:tc>
+          <w:tcPr>
+            <w:tcW w:type="dxa" w:w="4706"/>
+          </w:tcPr>
+          <w:p>
+            <w:r>
+              <w:rPr>
+                <w:b w:val="0"/>
+                <w:i w:val="0"/>
+                <w:sz w:val="17"/>
+              </w:rPr>
+              <w:t>La raison principale que MODOU MARONE envisage de migrer est Il veut travailler pour son pays et semble exister dans les modalités, prière de prendre attache avec le QG pour plus d'explication afin de la classer bien.</w:t>
+            </w:r>
+          </w:p>
+        </w:tc>
+      </w:tr>
+      <w:tr>
+        <w:tc>
+          <w:tcPr>
+            <w:tcW w:type="dxa" w:w="964"/>
+          </w:tcPr>
+          <w:p>
+            <w:r>
+              <w:rPr>
+                <w:b/>
+                <w:i w:val="0"/>
+                <w:color w:val="EA580C"/>
+                <w:sz w:val="16"/>
+              </w:rPr>
+              <w:t>Moyenne</w:t>
+            </w:r>
+          </w:p>
+        </w:tc>
+        <w:tc>
+          <w:tcPr>
+            <w:tcW w:type="dxa" w:w="1247"/>
+          </w:tcPr>
+          <w:p>
+            <w:r>
+              <w:rPr>
+                <w:b/>
+                <w:i w:val="0"/>
+                <w:sz w:val="16"/>
+              </w:rPr>
+              <w:t>S01</w:t>
+              <w:br/>
+            </w:r>
+            <w:r>
+              <w:rPr>
+                <w:b w:val="0"/>
+                <w:i w:val="0"/>
+                <w:color w:val="64748B"/>
+                <w:sz w:val="14"/>
+              </w:rPr>
+              <w:t>Démographie</w:t>
+            </w:r>
+          </w:p>
+        </w:tc>
+        <w:tc>
+          <w:tcPr>
+            <w:tcW w:type="dxa" w:w="1531"/>
+          </w:tcPr>
+          <w:p>
+            <w:r>
+              <w:rPr>
+                <w:b/>
+                <w:i w:val="0"/>
+                <w:color w:val="16A34A"/>
+                <w:sz w:val="16"/>
+              </w:rPr>
+              <w:t>—</w:t>
+            </w:r>
+          </w:p>
+        </w:tc>
+        <w:tc>
+          <w:tcPr>
+            <w:tcW w:type="dxa" w:w="1191"/>
+          </w:tcPr>
+          <w:p>
+            <w:r>
+              <w:rPr>
+                <w:b w:val="0"/>
+                <w:i w:val="0"/>
+                <w:color w:val="64748B"/>
+                <w:sz w:val="16"/>
+              </w:rPr>
+              <w:t>GT-CQ</w:t>
+            </w:r>
+          </w:p>
+        </w:tc>
+        <w:tc>
+          <w:tcPr>
+            <w:tcW w:type="dxa" w:w="4706"/>
+          </w:tcPr>
+          <w:p>
+            <w:r>
+              <w:rPr>
+                <w:b w:val="0"/>
+                <w:i w:val="0"/>
+                <w:sz w:val="17"/>
+              </w:rPr>
+              <w:t>Prière de verifier l'information donnée par MODOU MARONE ou corriger au niveau de la section 1.</w:t>
+            </w:r>
+          </w:p>
+        </w:tc>
+      </w:tr>
+      <w:tr>
+        <w:tc>
+          <w:tcPr>
+            <w:tcW w:type="dxa" w:w="964"/>
+          </w:tcPr>
+          <w:p>
+            <w:r>
+              <w:rPr>
+                <w:b/>
+                <w:i w:val="0"/>
+                <w:color w:val="EA580C"/>
+                <w:sz w:val="16"/>
+              </w:rPr>
+              <w:t>Moyenne</w:t>
+            </w:r>
+          </w:p>
+        </w:tc>
+        <w:tc>
+          <w:tcPr>
+            <w:tcW w:type="dxa" w:w="1247"/>
+          </w:tcPr>
+          <w:p>
+            <w:r>
+              <w:rPr>
+                <w:b/>
+                <w:i w:val="0"/>
+                <w:sz w:val="16"/>
+              </w:rPr>
+              <w:t>S01</w:t>
+              <w:br/>
+            </w:r>
+            <w:r>
+              <w:rPr>
+                <w:b w:val="0"/>
+                <w:i w:val="0"/>
+                <w:color w:val="64748B"/>
+                <w:sz w:val="14"/>
+              </w:rPr>
+              <w:t>Démographie</w:t>
+            </w:r>
+          </w:p>
+        </w:tc>
+        <w:tc>
+          <w:tcPr>
+            <w:tcW w:type="dxa" w:w="1531"/>
+          </w:tcPr>
+          <w:p>
+            <w:r>
+              <w:rPr>
+                <w:b/>
+                <w:i w:val="0"/>
+                <w:color w:val="16A34A"/>
+                <w:sz w:val="16"/>
+              </w:rPr>
+              <w:t>—</w:t>
+            </w:r>
+          </w:p>
+        </w:tc>
+        <w:tc>
+          <w:tcPr>
+            <w:tcW w:type="dxa" w:w="1191"/>
+          </w:tcPr>
+          <w:p>
+            <w:r>
+              <w:rPr>
+                <w:b w:val="0"/>
+                <w:i w:val="0"/>
+                <w:color w:val="64748B"/>
+                <w:sz w:val="16"/>
+              </w:rPr>
+              <w:t>GT-CQ</w:t>
+            </w:r>
+          </w:p>
+        </w:tc>
+        <w:tc>
+          <w:tcPr>
+            <w:tcW w:type="dxa" w:w="4706"/>
+          </w:tcPr>
+          <w:p>
+            <w:r>
+              <w:rPr>
+                <w:b w:val="0"/>
+                <w:i w:val="0"/>
+                <w:sz w:val="17"/>
+              </w:rPr>
+              <w:t>Prière de verifier l'information donnée par SALIOU NDIAYE ou corriger au niveau de la section 1.</w:t>
+            </w:r>
+          </w:p>
+        </w:tc>
+      </w:tr>
+      <w:tr>
+        <w:tc>
+          <w:tcPr>
+            <w:tcW w:type="dxa" w:w="964"/>
+          </w:tcPr>
+          <w:p>
+            <w:r>
+              <w:rPr>
+                <w:b/>
+                <w:i w:val="0"/>
+                <w:color w:val="EA580C"/>
+                <w:sz w:val="16"/>
+              </w:rPr>
+              <w:t>Moyenne</w:t>
+            </w:r>
+          </w:p>
+        </w:tc>
+        <w:tc>
+          <w:tcPr>
+            <w:tcW w:type="dxa" w:w="1247"/>
+          </w:tcPr>
+          <w:p>
+            <w:r>
+              <w:rPr>
+                <w:b/>
+                <w:i w:val="0"/>
+                <w:sz w:val="16"/>
+              </w:rPr>
+              <w:t>S01</w:t>
+              <w:br/>
+            </w:r>
+            <w:r>
+              <w:rPr>
+                <w:b w:val="0"/>
+                <w:i w:val="0"/>
+                <w:color w:val="64748B"/>
+                <w:sz w:val="14"/>
+              </w:rPr>
+              <w:t>Démographie</w:t>
+            </w:r>
+          </w:p>
+        </w:tc>
+        <w:tc>
+          <w:tcPr>
+            <w:tcW w:type="dxa" w:w="1531"/>
+          </w:tcPr>
+          <w:p>
+            <w:r>
+              <w:rPr>
+                <w:b/>
+                <w:i w:val="0"/>
+                <w:color w:val="16A34A"/>
+                <w:sz w:val="16"/>
+              </w:rPr>
+              <w:t>s01q10_1</w:t>
+            </w:r>
+          </w:p>
+        </w:tc>
+        <w:tc>
+          <w:tcPr>
+            <w:tcW w:type="dxa" w:w="1191"/>
+          </w:tcPr>
+          <w:p>
+            <w:r>
+              <w:rPr>
+                <w:b w:val="0"/>
+                <w:i w:val="0"/>
+                <w:color w:val="64748B"/>
+                <w:sz w:val="16"/>
+              </w:rPr>
+              <w:t>GT-CQ</w:t>
+            </w:r>
+          </w:p>
+        </w:tc>
+        <w:tc>
+          <w:tcPr>
+            <w:tcW w:type="dxa" w:w="4706"/>
+          </w:tcPr>
+          <w:p>
+            <w:r>
+              <w:rPr>
+                <w:b w:val="0"/>
+                <w:i w:val="0"/>
+                <w:sz w:val="17"/>
+              </w:rPr>
+              <w:t>La taille du ménage lors de l'enquête principale (7) de ce ménage est inférieur à la taille du denombrement (16), prière de fournir des explications concrètes ou aller revisiter le ménage.</w:t>
+            </w:r>
+          </w:p>
+        </w:tc>
+      </w:tr>
+      <w:tr>
+        <w:tc>
+          <w:tcPr>
+            <w:tcW w:type="dxa" w:w="964"/>
+          </w:tcPr>
+          <w:p>
+            <w:r>
+              <w:rPr>
+                <w:b/>
+                <w:i w:val="0"/>
+                <w:color w:val="EA580C"/>
+                <w:sz w:val="16"/>
+              </w:rPr>
+              <w:t>Moyenne</w:t>
+            </w:r>
+          </w:p>
+        </w:tc>
+        <w:tc>
+          <w:tcPr>
+            <w:tcW w:type="dxa" w:w="1247"/>
+          </w:tcPr>
+          <w:p>
+            <w:r>
+              <w:rPr>
+                <w:b/>
+                <w:i w:val="0"/>
+                <w:sz w:val="16"/>
+              </w:rPr>
               <w:t>S02</w:t>
               <w:br/>
             </w:r>
@@ -1025,7 +2015,7 @@
                 <w:i w:val="0"/>
                 <w:sz w:val="17"/>
               </w:rPr>
-              <w:t>Incohérent!! Le niveau d'instruction déclaré par l'un des enfants () au niveau de la section 1 de YACINE DIENG diffère de celui donné par YACINE DIENG lui-même qui affirme ne pas avoir frequenté l'école formelle.</w:t>
+              <w:t>Merci de bien vouloir changé 2.04 en OUI et renseigné toutes les autres informations qui concerne MODOU MARONE .</w:t>
             </w:r>
           </w:p>
         </w:tc>
@@ -1040,10 +2030,10 @@
               <w:rPr>
                 <w:b/>
                 <w:i w:val="0"/>
-                <w:color w:val="DC2626"/>
-                <w:sz w:val="16"/>
-              </w:rPr>
-              <w:t>Haute</w:t>
+                <w:color w:val="EA580C"/>
+                <w:sz w:val="16"/>
+              </w:rPr>
+              <w:t>Moyenne</w:t>
             </w:r>
           </w:p>
         </w:tc>
@@ -1058,7 +2048,7 @@
                 <w:i w:val="0"/>
                 <w:sz w:val="16"/>
               </w:rPr>
-              <w:t>S11</w:t>
+              <w:t>S02</w:t>
               <w:br/>
             </w:r>
             <w:r>
@@ -1068,7 +2058,7 @@
                 <w:color w:val="64748B"/>
                 <w:sz w:val="14"/>
               </w:rPr>
-              <w:t>Logement / cadre de vie</w:t>
+              <w:t>Éducation</w:t>
             </w:r>
           </w:p>
         </w:tc>
@@ -1115,7 +2105,7 @@
                 <w:i w:val="0"/>
                 <w:sz w:val="17"/>
               </w:rPr>
-              <w:t>Incoherence!! Le ménage a depensé .</w:t>
+              <w:t>Merci de bien vouloir changé 2.04 en OUI et renseigné toutes les autres informations qui concerne YACINE DIENG .</w:t>
             </w:r>
           </w:p>
         </w:tc>
@@ -1130,10 +2120,10 @@
               <w:rPr>
                 <w:b/>
                 <w:i w:val="0"/>
-                <w:color w:val="DC2626"/>
-                <w:sz w:val="16"/>
-              </w:rPr>
-              <w:t>Haute</w:t>
+                <w:color w:val="EA580C"/>
+                <w:sz w:val="16"/>
+              </w:rPr>
+              <w:t>Moyenne</w:t>
             </w:r>
           </w:p>
         </w:tc>
@@ -1148,7 +2138,7 @@
                 <w:i w:val="0"/>
                 <w:sz w:val="16"/>
               </w:rPr>
-              <w:t>S11</w:t>
+              <w:t>S03</w:t>
               <w:br/>
             </w:r>
             <w:r>
@@ -1158,7 +2148,7 @@
                 <w:color w:val="64748B"/>
                 <w:sz w:val="14"/>
               </w:rPr>
-              <w:t>Logement / cadre de vie</w:t>
+              <w:t>Santé</w:t>
             </w:r>
           </w:p>
         </w:tc>
@@ -1174,7 +2164,7 @@
                 <w:color w:val="16A34A"/>
                 <w:sz w:val="16"/>
               </w:rPr>
-              <w:t>s01q29, s01q31, s04q24, s00q04, s11q21, s09fq03, s09fq011</w:t>
+              <w:t>s01q41a, s02q20, s02q22, s03q07, s03q02, s01q00b, s03q02_autre</w:t>
             </w:r>
           </w:p>
         </w:tc>
@@ -1205,7 +2195,7 @@
                 <w:i w:val="0"/>
                 <w:sz w:val="17"/>
               </w:rPr>
-              <w:t>FCFA dans Frais de connexion au réseau de distribution d'eau mais dit ne pas être connecté à un réseau d'eau courante, prière de corriger cette incoherence</w:t>
+              <w:t>Le principal problème de santé que MAMADOU MARONE a eu est maux de ventre, prière de prendre attache avec le QG pour plus d'explication afin de le classer bien.</w:t>
             </w:r>
           </w:p>
         </w:tc>
@@ -1220,10 +2210,3250 @@
               <w:rPr>
                 <w:b/>
                 <w:i w:val="0"/>
-                <w:color w:val="DC2626"/>
-                <w:sz w:val="16"/>
-              </w:rPr>
-              <w:t>Haute</w:t>
+                <w:color w:val="EA580C"/>
+                <w:sz w:val="16"/>
+              </w:rPr>
+              <w:t>Moyenne</w:t>
+            </w:r>
+          </w:p>
+        </w:tc>
+        <w:tc>
+          <w:tcPr>
+            <w:tcW w:type="dxa" w:w="1247"/>
+          </w:tcPr>
+          <w:p>
+            <w:r>
+              <w:rPr>
+                <w:b/>
+                <w:i w:val="0"/>
+                <w:sz w:val="16"/>
+              </w:rPr>
+              <w:t>S04</w:t>
+              <w:br/>
+            </w:r>
+            <w:r>
+              <w:rPr>
+                <w:b w:val="0"/>
+                <w:i w:val="0"/>
+                <w:color w:val="64748B"/>
+                <w:sz w:val="14"/>
+              </w:rPr>
+              <w:t>Emploi</w:t>
+            </w:r>
+          </w:p>
+        </w:tc>
+        <w:tc>
+          <w:tcPr>
+            <w:tcW w:type="dxa" w:w="1531"/>
+          </w:tcPr>
+          <w:p>
+            <w:r>
+              <w:rPr>
+                <w:b/>
+                <w:i w:val="0"/>
+                <w:color w:val="16A34A"/>
+                <w:sz w:val="16"/>
+              </w:rPr>
+              <w:t>s01q63, s00q04, s02q25, s04q17, s04q21, s01q00b, s01q29_1</w:t>
+            </w:r>
+          </w:p>
+        </w:tc>
+        <w:tc>
+          <w:tcPr>
+            <w:tcW w:type="dxa" w:w="1191"/>
+          </w:tcPr>
+          <w:p>
+            <w:r>
+              <w:rPr>
+                <w:b w:val="0"/>
+                <w:i w:val="0"/>
+                <w:color w:val="64748B"/>
+                <w:sz w:val="16"/>
+              </w:rPr>
+              <w:t>GT-CQ</w:t>
+            </w:r>
+          </w:p>
+        </w:tc>
+        <w:tc>
+          <w:tcPr>
+            <w:tcW w:type="dxa" w:w="4706"/>
+          </w:tcPr>
+          <w:p>
+            <w:r>
+              <w:rPr>
+                <w:b w:val="0"/>
+                <w:i w:val="0"/>
+                <w:sz w:val="17"/>
+              </w:rPr>
+              <w:t>Il est probable que MODOU MARONE ait exercé un emploi au cours des 12 derniers mois car il evolue ou a evolué dans .</w:t>
+            </w:r>
+          </w:p>
+        </w:tc>
+      </w:tr>
+      <w:tr>
+        <w:tc>
+          <w:tcPr>
+            <w:tcW w:type="dxa" w:w="964"/>
+          </w:tcPr>
+          <w:p>
+            <w:r>
+              <w:rPr>
+                <w:b/>
+                <w:i w:val="0"/>
+                <w:color w:val="EA580C"/>
+                <w:sz w:val="16"/>
+              </w:rPr>
+              <w:t>Moyenne</w:t>
+            </w:r>
+          </w:p>
+        </w:tc>
+        <w:tc>
+          <w:tcPr>
+            <w:tcW w:type="dxa" w:w="1247"/>
+          </w:tcPr>
+          <w:p>
+            <w:r>
+              <w:rPr>
+                <w:b/>
+                <w:i w:val="0"/>
+                <w:sz w:val="16"/>
+              </w:rPr>
+              <w:t>S04</w:t>
+              <w:br/>
+            </w:r>
+            <w:r>
+              <w:rPr>
+                <w:b w:val="0"/>
+                <w:i w:val="0"/>
+                <w:color w:val="64748B"/>
+                <w:sz w:val="14"/>
+              </w:rPr>
+              <w:t>Emploi</w:t>
+            </w:r>
+          </w:p>
+        </w:tc>
+        <w:tc>
+          <w:tcPr>
+            <w:tcW w:type="dxa" w:w="1531"/>
+          </w:tcPr>
+          <w:p>
+            <w:r>
+              <w:rPr>
+                <w:b/>
+                <w:i w:val="0"/>
+                <w:color w:val="16A34A"/>
+                <w:sz w:val="16"/>
+              </w:rPr>
+              <w:t>—</w:t>
+            </w:r>
+          </w:p>
+        </w:tc>
+        <w:tc>
+          <w:tcPr>
+            <w:tcW w:type="dxa" w:w="1191"/>
+          </w:tcPr>
+          <w:p>
+            <w:r>
+              <w:rPr>
+                <w:b w:val="0"/>
+                <w:i w:val="0"/>
+                <w:color w:val="64748B"/>
+                <w:sz w:val="16"/>
+              </w:rPr>
+              <w:t>GT-CQ</w:t>
+            </w:r>
+          </w:p>
+        </w:tc>
+        <w:tc>
+          <w:tcPr>
+            <w:tcW w:type="dxa" w:w="4706"/>
+          </w:tcPr>
+          <w:p>
+            <w:r>
+              <w:rPr>
+                <w:b w:val="0"/>
+                <w:i w:val="0"/>
+                <w:sz w:val="17"/>
+              </w:rPr>
+              <w:t>Merci de vérifier les questions de 4.09 à 4.14 ou 4.17 ou 4.33.</w:t>
+            </w:r>
+          </w:p>
+        </w:tc>
+      </w:tr>
+      <w:tr>
+        <w:tc>
+          <w:tcPr>
+            <w:tcW w:type="dxa" w:w="964"/>
+          </w:tcPr>
+          <w:p>
+            <w:r>
+              <w:rPr>
+                <w:b/>
+                <w:i w:val="0"/>
+                <w:color w:val="EA580C"/>
+                <w:sz w:val="16"/>
+              </w:rPr>
+              <w:t>Moyenne</w:t>
+            </w:r>
+          </w:p>
+        </w:tc>
+        <w:tc>
+          <w:tcPr>
+            <w:tcW w:type="dxa" w:w="1247"/>
+          </w:tcPr>
+          <w:p>
+            <w:r>
+              <w:rPr>
+                <w:b/>
+                <w:i w:val="0"/>
+                <w:sz w:val="16"/>
+              </w:rPr>
+              <w:t>S04</w:t>
+              <w:br/>
+            </w:r>
+            <w:r>
+              <w:rPr>
+                <w:b w:val="0"/>
+                <w:i w:val="0"/>
+                <w:color w:val="64748B"/>
+                <w:sz w:val="14"/>
+              </w:rPr>
+              <w:t>Emploi</w:t>
+            </w:r>
+          </w:p>
+        </w:tc>
+        <w:tc>
+          <w:tcPr>
+            <w:tcW w:type="dxa" w:w="1531"/>
+          </w:tcPr>
+          <w:p>
+            <w:r>
+              <w:rPr>
+                <w:b/>
+                <w:i w:val="0"/>
+                <w:color w:val="16A34A"/>
+                <w:sz w:val="16"/>
+              </w:rPr>
+              <w:t>—</w:t>
+            </w:r>
+          </w:p>
+        </w:tc>
+        <w:tc>
+          <w:tcPr>
+            <w:tcW w:type="dxa" w:w="1191"/>
+          </w:tcPr>
+          <w:p>
+            <w:r>
+              <w:rPr>
+                <w:b w:val="0"/>
+                <w:i w:val="0"/>
+                <w:color w:val="64748B"/>
+                <w:sz w:val="16"/>
+              </w:rPr>
+              <w:t>GT-CQ</w:t>
+            </w:r>
+          </w:p>
+        </w:tc>
+        <w:tc>
+          <w:tcPr>
+            <w:tcW w:type="dxa" w:w="4706"/>
+          </w:tcPr>
+          <w:p>
+            <w:r>
+              <w:rPr>
+                <w:b w:val="0"/>
+                <w:i w:val="0"/>
+                <w:sz w:val="17"/>
+              </w:rPr>
+              <w:t>Aucune personne ne travaille dans ce ménage, ou la section emploi dans le questionnaire n'est pas renseignée.</w:t>
+            </w:r>
+          </w:p>
+        </w:tc>
+      </w:tr>
+      <w:tr>
+        <w:tc>
+          <w:tcPr>
+            <w:tcW w:type="dxa" w:w="964"/>
+          </w:tcPr>
+          <w:p>
+            <w:r>
+              <w:rPr>
+                <w:b/>
+                <w:i w:val="0"/>
+                <w:color w:val="EA580C"/>
+                <w:sz w:val="16"/>
+              </w:rPr>
+              <w:t>Moyenne</w:t>
+            </w:r>
+          </w:p>
+        </w:tc>
+        <w:tc>
+          <w:tcPr>
+            <w:tcW w:type="dxa" w:w="1247"/>
+          </w:tcPr>
+          <w:p>
+            <w:r>
+              <w:rPr>
+                <w:b/>
+                <w:i w:val="0"/>
+                <w:sz w:val="16"/>
+              </w:rPr>
+              <w:t>S04</w:t>
+              <w:br/>
+            </w:r>
+            <w:r>
+              <w:rPr>
+                <w:b w:val="0"/>
+                <w:i w:val="0"/>
+                <w:color w:val="64748B"/>
+                <w:sz w:val="14"/>
+              </w:rPr>
+              <w:t>Emploi</w:t>
+            </w:r>
+          </w:p>
+        </w:tc>
+        <w:tc>
+          <w:tcPr>
+            <w:tcW w:type="dxa" w:w="1531"/>
+          </w:tcPr>
+          <w:p>
+            <w:r>
+              <w:rPr>
+                <w:b/>
+                <w:i w:val="0"/>
+                <w:color w:val="16A34A"/>
+                <w:sz w:val="16"/>
+              </w:rPr>
+              <w:t>—</w:t>
+            </w:r>
+          </w:p>
+        </w:tc>
+        <w:tc>
+          <w:tcPr>
+            <w:tcW w:type="dxa" w:w="1191"/>
+          </w:tcPr>
+          <w:p>
+            <w:r>
+              <w:rPr>
+                <w:b w:val="0"/>
+                <w:i w:val="0"/>
+                <w:color w:val="64748B"/>
+                <w:sz w:val="16"/>
+              </w:rPr>
+              <w:t>GT-CQ</w:t>
+            </w:r>
+          </w:p>
+        </w:tc>
+        <w:tc>
+          <w:tcPr>
+            <w:tcW w:type="dxa" w:w="4706"/>
+          </w:tcPr>
+          <w:p>
+            <w:r>
+              <w:rPr>
+                <w:b w:val="0"/>
+                <w:i w:val="0"/>
+                <w:sz w:val="17"/>
+              </w:rPr>
+              <w:t>Comment ils font pour subvenir à leurs besoins dans ce ménage ? Prière de renseigner toutes les questions de la section pour tous les membres du ménage ou de fournir des explications plausibles au QG.</w:t>
+            </w:r>
+          </w:p>
+        </w:tc>
+      </w:tr>
+      <w:tr>
+        <w:tc>
+          <w:tcPr>
+            <w:tcW w:type="dxa" w:w="964"/>
+          </w:tcPr>
+          <w:p>
+            <w:r>
+              <w:rPr>
+                <w:b/>
+                <w:i w:val="0"/>
+                <w:color w:val="EA580C"/>
+                <w:sz w:val="16"/>
+              </w:rPr>
+              <w:t>Moyenne</w:t>
+            </w:r>
+          </w:p>
+        </w:tc>
+        <w:tc>
+          <w:tcPr>
+            <w:tcW w:type="dxa" w:w="1247"/>
+          </w:tcPr>
+          <w:p>
+            <w:r>
+              <w:rPr>
+                <w:b/>
+                <w:i w:val="0"/>
+                <w:sz w:val="16"/>
+              </w:rPr>
+              <w:t>S04</w:t>
+              <w:br/>
+            </w:r>
+            <w:r>
+              <w:rPr>
+                <w:b w:val="0"/>
+                <w:i w:val="0"/>
+                <w:color w:val="64748B"/>
+                <w:sz w:val="14"/>
+              </w:rPr>
+              <w:t>Emploi</w:t>
+            </w:r>
+          </w:p>
+        </w:tc>
+        <w:tc>
+          <w:tcPr>
+            <w:tcW w:type="dxa" w:w="1531"/>
+          </w:tcPr>
+          <w:p>
+            <w:r>
+              <w:rPr>
+                <w:b/>
+                <w:i w:val="0"/>
+                <w:color w:val="16A34A"/>
+                <w:sz w:val="16"/>
+              </w:rPr>
+              <w:t>s01q23, s02q23, s03q55</w:t>
+            </w:r>
+          </w:p>
+        </w:tc>
+        <w:tc>
+          <w:tcPr>
+            <w:tcW w:type="dxa" w:w="1191"/>
+          </w:tcPr>
+          <w:p>
+            <w:r>
+              <w:rPr>
+                <w:b w:val="0"/>
+                <w:i w:val="0"/>
+                <w:color w:val="64748B"/>
+                <w:sz w:val="16"/>
+              </w:rPr>
+              <w:t>GT-CQ</w:t>
+            </w:r>
+          </w:p>
+        </w:tc>
+        <w:tc>
+          <w:tcPr>
+            <w:tcW w:type="dxa" w:w="4706"/>
+          </w:tcPr>
+          <w:p>
+            <w:r>
+              <w:rPr>
+                <w:b w:val="0"/>
+                <w:i w:val="0"/>
+                <w:sz w:val="17"/>
+              </w:rPr>
+              <w:t>Aucun membre n'a travaillé dans ce ménage au cours des 12 derniers mois mais au moins un membre fait de l'agriculture, prière de reprendre la section emploi des membres qui font de l'agriculture car ils ont exercé un emploi au cours des 12 derniers mois.Aucun membre n'a travaillé dans ce ménage au cours des 12 derniers mois mais au moins un membre fait de l'élevage, prière de reprendre la section emploi des membres qui font de l'agriculture car ils ont exercé un emploi au cours des 12 derniers mois.</w:t>
+            </w:r>
+          </w:p>
+        </w:tc>
+      </w:tr>
+      <w:tr>
+        <w:tc>
+          <w:tcPr>
+            <w:tcW w:type="dxa" w:w="964"/>
+          </w:tcPr>
+          <w:p>
+            <w:r>
+              <w:rPr>
+                <w:b/>
+                <w:i w:val="0"/>
+                <w:color w:val="EA580C"/>
+                <w:sz w:val="16"/>
+              </w:rPr>
+              <w:t>Moyenne</w:t>
+            </w:r>
+          </w:p>
+        </w:tc>
+        <w:tc>
+          <w:tcPr>
+            <w:tcW w:type="dxa" w:w="1247"/>
+          </w:tcPr>
+          <w:p>
+            <w:r>
+              <w:rPr>
+                <w:b/>
+                <w:i w:val="0"/>
+                <w:sz w:val="16"/>
+              </w:rPr>
+              <w:t>S04</w:t>
+              <w:br/>
+            </w:r>
+            <w:r>
+              <w:rPr>
+                <w:b w:val="0"/>
+                <w:i w:val="0"/>
+                <w:color w:val="64748B"/>
+                <w:sz w:val="14"/>
+              </w:rPr>
+              <w:t>Emploi</w:t>
+            </w:r>
+          </w:p>
+        </w:tc>
+        <w:tc>
+          <w:tcPr>
+            <w:tcW w:type="dxa" w:w="1531"/>
+          </w:tcPr>
+          <w:p>
+            <w:r>
+              <w:rPr>
+                <w:b/>
+                <w:i w:val="0"/>
+                <w:color w:val="16A34A"/>
+                <w:sz w:val="16"/>
+              </w:rPr>
+              <w:t>s04q05</w:t>
+            </w:r>
+          </w:p>
+        </w:tc>
+        <w:tc>
+          <w:tcPr>
+            <w:tcW w:type="dxa" w:w="1191"/>
+          </w:tcPr>
+          <w:p>
+            <w:r>
+              <w:rPr>
+                <w:b w:val="0"/>
+                <w:i w:val="0"/>
+                <w:color w:val="64748B"/>
+                <w:sz w:val="16"/>
+              </w:rPr>
+              <w:t>Natif SuSo</w:t>
+            </w:r>
+          </w:p>
+        </w:tc>
+        <w:tc>
+          <w:tcPr>
+            <w:tcW w:type="dxa" w:w="4706"/>
+          </w:tcPr>
+          <w:p>
+            <w:r>
+              <w:rPr>
+                <w:b w:val="0"/>
+                <w:i w:val="0"/>
+                <w:sz w:val="17"/>
+              </w:rPr>
+              <w:t>Valeur renseignée semble moins plausible. Veuillez vérifier</w:t>
+            </w:r>
+          </w:p>
+        </w:tc>
+      </w:tr>
+      <w:tr>
+        <w:tc>
+          <w:tcPr>
+            <w:tcW w:type="dxa" w:w="964"/>
+          </w:tcPr>
+          <w:p>
+            <w:r>
+              <w:rPr>
+                <w:b/>
+                <w:i w:val="0"/>
+                <w:color w:val="EA580C"/>
+                <w:sz w:val="16"/>
+              </w:rPr>
+              <w:t>Moyenne</w:t>
+            </w:r>
+          </w:p>
+        </w:tc>
+        <w:tc>
+          <w:tcPr>
+            <w:tcW w:type="dxa" w:w="1247"/>
+          </w:tcPr>
+          <w:p>
+            <w:r>
+              <w:rPr>
+                <w:b/>
+                <w:i w:val="0"/>
+                <w:sz w:val="16"/>
+              </w:rPr>
+              <w:t>S07</w:t>
+              <w:br/>
+            </w:r>
+            <w:r>
+              <w:rPr>
+                <w:b w:val="0"/>
+                <w:i w:val="0"/>
+                <w:color w:val="64748B"/>
+                <w:sz w:val="14"/>
+              </w:rPr>
+              <w:t>Consommation alimentaire</w:t>
+            </w:r>
+          </w:p>
+        </w:tc>
+        <w:tc>
+          <w:tcPr>
+            <w:tcW w:type="dxa" w:w="1531"/>
+          </w:tcPr>
+          <w:p>
+            <w:r>
+              <w:rPr>
+                <w:b/>
+                <w:i w:val="0"/>
+                <w:color w:val="16A34A"/>
+                <w:sz w:val="16"/>
+              </w:rPr>
+              <w:t>—</w:t>
+            </w:r>
+          </w:p>
+        </w:tc>
+        <w:tc>
+          <w:tcPr>
+            <w:tcW w:type="dxa" w:w="1191"/>
+          </w:tcPr>
+          <w:p>
+            <w:r>
+              <w:rPr>
+                <w:b w:val="0"/>
+                <w:i w:val="0"/>
+                <w:color w:val="64748B"/>
+                <w:sz w:val="16"/>
+              </w:rPr>
+              <w:t>GT-CQ</w:t>
+            </w:r>
+          </w:p>
+        </w:tc>
+        <w:tc>
+          <w:tcPr>
+            <w:tcW w:type="dxa" w:w="4706"/>
+          </w:tcPr>
+          <w:p>
+            <w:r>
+              <w:rPr>
+                <w:b w:val="0"/>
+                <w:i w:val="0"/>
+                <w:sz w:val="17"/>
+              </w:rPr>
+              <w:t>Attention ! La section sur le repas pris à l'extérieur du ménage n'est pas renseignée à 100 %.</w:t>
+            </w:r>
+          </w:p>
+        </w:tc>
+      </w:tr>
+      <w:tr>
+        <w:tc>
+          <w:tcPr>
+            <w:tcW w:type="dxa" w:w="964"/>
+          </w:tcPr>
+          <w:p>
+            <w:r>
+              <w:rPr>
+                <w:b/>
+                <w:i w:val="0"/>
+                <w:color w:val="EA580C"/>
+                <w:sz w:val="16"/>
+              </w:rPr>
+              <w:t>Moyenne</w:t>
+            </w:r>
+          </w:p>
+        </w:tc>
+        <w:tc>
+          <w:tcPr>
+            <w:tcW w:type="dxa" w:w="1247"/>
+          </w:tcPr>
+          <w:p>
+            <w:r>
+              <w:rPr>
+                <w:b/>
+                <w:i w:val="0"/>
+                <w:sz w:val="16"/>
+              </w:rPr>
+              <w:t>S07</w:t>
+              <w:br/>
+            </w:r>
+            <w:r>
+              <w:rPr>
+                <w:b w:val="0"/>
+                <w:i w:val="0"/>
+                <w:color w:val="64748B"/>
+                <w:sz w:val="14"/>
+              </w:rPr>
+              <w:t>Consommation alimentaire</w:t>
+            </w:r>
+          </w:p>
+        </w:tc>
+        <w:tc>
+          <w:tcPr>
+            <w:tcW w:type="dxa" w:w="1531"/>
+          </w:tcPr>
+          <w:p>
+            <w:r>
+              <w:rPr>
+                <w:b/>
+                <w:i w:val="0"/>
+                <w:color w:val="16A34A"/>
+                <w:sz w:val="16"/>
+              </w:rPr>
+              <w:t>—</w:t>
+            </w:r>
+          </w:p>
+        </w:tc>
+        <w:tc>
+          <w:tcPr>
+            <w:tcW w:type="dxa" w:w="1191"/>
+          </w:tcPr>
+          <w:p>
+            <w:r>
+              <w:rPr>
+                <w:b w:val="0"/>
+                <w:i w:val="0"/>
+                <w:color w:val="64748B"/>
+                <w:sz w:val="16"/>
+              </w:rPr>
+              <w:t>GT-CQ</w:t>
+            </w:r>
+          </w:p>
+        </w:tc>
+        <w:tc>
+          <w:tcPr>
+            <w:tcW w:type="dxa" w:w="4706"/>
+          </w:tcPr>
+          <w:p>
+            <w:r>
+              <w:rPr>
+                <w:b w:val="0"/>
+                <w:i w:val="0"/>
+                <w:sz w:val="17"/>
+              </w:rPr>
+              <w:t>Prière de vérifier l'ensemble des questions relatives à cette section et de les renseigner en totalité.</w:t>
+            </w:r>
+          </w:p>
+        </w:tc>
+      </w:tr>
+      <w:tr>
+        <w:tc>
+          <w:tcPr>
+            <w:tcW w:type="dxa" w:w="964"/>
+          </w:tcPr>
+          <w:p>
+            <w:r>
+              <w:rPr>
+                <w:b/>
+                <w:i w:val="0"/>
+                <w:color w:val="EA580C"/>
+                <w:sz w:val="16"/>
+              </w:rPr>
+              <w:t>Moyenne</w:t>
+            </w:r>
+          </w:p>
+        </w:tc>
+        <w:tc>
+          <w:tcPr>
+            <w:tcW w:type="dxa" w:w="1247"/>
+          </w:tcPr>
+          <w:p>
+            <w:r>
+              <w:rPr>
+                <w:b/>
+                <w:i w:val="0"/>
+                <w:sz w:val="16"/>
+              </w:rPr>
+              <w:t>S07</w:t>
+              <w:br/>
+            </w:r>
+            <w:r>
+              <w:rPr>
+                <w:b w:val="0"/>
+                <w:i w:val="0"/>
+                <w:color w:val="64748B"/>
+                <w:sz w:val="14"/>
+              </w:rPr>
+              <w:t>Consommation alimentaire</w:t>
+            </w:r>
+          </w:p>
+        </w:tc>
+        <w:tc>
+          <w:tcPr>
+            <w:tcW w:type="dxa" w:w="1531"/>
+          </w:tcPr>
+          <w:p>
+            <w:r>
+              <w:rPr>
+                <w:b/>
+                <w:i w:val="0"/>
+                <w:color w:val="16A34A"/>
+                <w:sz w:val="16"/>
+              </w:rPr>
+              <w:t>s00q10, s01q35, s01q36, s01q37, s02q04, s02q15, s03q31, s04q22</w:t>
+            </w:r>
+          </w:p>
+        </w:tc>
+        <w:tc>
+          <w:tcPr>
+            <w:tcW w:type="dxa" w:w="1191"/>
+          </w:tcPr>
+          <w:p>
+            <w:r>
+              <w:rPr>
+                <w:b w:val="0"/>
+                <w:i w:val="0"/>
+                <w:color w:val="64748B"/>
+                <w:sz w:val="16"/>
+              </w:rPr>
+              <w:t>GT-CQ</w:t>
+            </w:r>
+          </w:p>
+        </w:tc>
+        <w:tc>
+          <w:tcPr>
+            <w:tcW w:type="dxa" w:w="4706"/>
+          </w:tcPr>
+          <w:p>
+            <w:r>
+              <w:rPr>
+                <w:b w:val="0"/>
+                <w:i w:val="0"/>
+                <w:sz w:val="17"/>
+              </w:rPr>
+              <w:t>Il manque des informations non renseignées de dans cette section, prière de renseignés toutes les questions liées à cette section.</w:t>
+            </w:r>
+          </w:p>
+        </w:tc>
+      </w:tr>
+      <w:tr>
+        <w:tc>
+          <w:tcPr>
+            <w:tcW w:type="dxa" w:w="964"/>
+          </w:tcPr>
+          <w:p>
+            <w:r>
+              <w:rPr>
+                <w:b/>
+                <w:i w:val="0"/>
+                <w:color w:val="EA580C"/>
+                <w:sz w:val="16"/>
+              </w:rPr>
+              <w:t>Moyenne</w:t>
+            </w:r>
+          </w:p>
+        </w:tc>
+        <w:tc>
+          <w:tcPr>
+            <w:tcW w:type="dxa" w:w="1247"/>
+          </w:tcPr>
+          <w:p>
+            <w:r>
+              <w:rPr>
+                <w:b/>
+                <w:i w:val="0"/>
+                <w:sz w:val="16"/>
+              </w:rPr>
+              <w:t>S07</w:t>
+              <w:br/>
+            </w:r>
+            <w:r>
+              <w:rPr>
+                <w:b w:val="0"/>
+                <w:i w:val="0"/>
+                <w:color w:val="64748B"/>
+                <w:sz w:val="14"/>
+              </w:rPr>
+              <w:t>Consommation alimentaire</w:t>
+            </w:r>
+          </w:p>
+        </w:tc>
+        <w:tc>
+          <w:tcPr>
+            <w:tcW w:type="dxa" w:w="1531"/>
+          </w:tcPr>
+          <w:p>
+            <w:r>
+              <w:rPr>
+                <w:b/>
+                <w:i w:val="0"/>
+                <w:color w:val="16A34A"/>
+                <w:sz w:val="16"/>
+              </w:rPr>
+              <w:t>—</w:t>
+            </w:r>
+          </w:p>
+        </w:tc>
+        <w:tc>
+          <w:tcPr>
+            <w:tcW w:type="dxa" w:w="1191"/>
+          </w:tcPr>
+          <w:p>
+            <w:r>
+              <w:rPr>
+                <w:b w:val="0"/>
+                <w:i w:val="0"/>
+                <w:color w:val="64748B"/>
+                <w:sz w:val="16"/>
+              </w:rPr>
+              <w:t>GT-CQ</w:t>
+            </w:r>
+          </w:p>
+        </w:tc>
+        <w:tc>
+          <w:tcPr>
+            <w:tcW w:type="dxa" w:w="4706"/>
+          </w:tcPr>
+          <w:p>
+            <w:r>
+              <w:rPr>
+                <w:b w:val="0"/>
+                <w:i w:val="0"/>
+                <w:sz w:val="17"/>
+              </w:rPr>
+              <w:t>La section sur le repas pris à l'extérieur du ménage du membre AÏSSATOU NGOM n'est pas renseignée à 100 %.</w:t>
+            </w:r>
+          </w:p>
+        </w:tc>
+      </w:tr>
+      <w:tr>
+        <w:tc>
+          <w:tcPr>
+            <w:tcW w:type="dxa" w:w="964"/>
+          </w:tcPr>
+          <w:p>
+            <w:r>
+              <w:rPr>
+                <w:b/>
+                <w:i w:val="0"/>
+                <w:color w:val="EA580C"/>
+                <w:sz w:val="16"/>
+              </w:rPr>
+              <w:t>Moyenne</w:t>
+            </w:r>
+          </w:p>
+        </w:tc>
+        <w:tc>
+          <w:tcPr>
+            <w:tcW w:type="dxa" w:w="1247"/>
+          </w:tcPr>
+          <w:p>
+            <w:r>
+              <w:rPr>
+                <w:b/>
+                <w:i w:val="0"/>
+                <w:sz w:val="16"/>
+              </w:rPr>
+              <w:t>S07</w:t>
+              <w:br/>
+            </w:r>
+            <w:r>
+              <w:rPr>
+                <w:b w:val="0"/>
+                <w:i w:val="0"/>
+                <w:color w:val="64748B"/>
+                <w:sz w:val="14"/>
+              </w:rPr>
+              <w:t>Consommation alimentaire</w:t>
+            </w:r>
+          </w:p>
+        </w:tc>
+        <w:tc>
+          <w:tcPr>
+            <w:tcW w:type="dxa" w:w="1531"/>
+          </w:tcPr>
+          <w:p>
+            <w:r>
+              <w:rPr>
+                <w:b/>
+                <w:i w:val="0"/>
+                <w:color w:val="16A34A"/>
+                <w:sz w:val="16"/>
+              </w:rPr>
+              <w:t>—</w:t>
+            </w:r>
+          </w:p>
+        </w:tc>
+        <w:tc>
+          <w:tcPr>
+            <w:tcW w:type="dxa" w:w="1191"/>
+          </w:tcPr>
+          <w:p>
+            <w:r>
+              <w:rPr>
+                <w:b w:val="0"/>
+                <w:i w:val="0"/>
+                <w:color w:val="64748B"/>
+                <w:sz w:val="16"/>
+              </w:rPr>
+              <w:t>GT-CQ</w:t>
+            </w:r>
+          </w:p>
+        </w:tc>
+        <w:tc>
+          <w:tcPr>
+            <w:tcW w:type="dxa" w:w="4706"/>
+          </w:tcPr>
+          <w:p>
+            <w:r>
+              <w:rPr>
+                <w:b w:val="0"/>
+                <w:i w:val="0"/>
+                <w:sz w:val="17"/>
+              </w:rPr>
+              <w:t>Prière de vérifier l'ensemble des questions relatives à ce membre et de les renseigner en totalité.</w:t>
+            </w:r>
+          </w:p>
+        </w:tc>
+      </w:tr>
+      <w:tr>
+        <w:tc>
+          <w:tcPr>
+            <w:tcW w:type="dxa" w:w="964"/>
+          </w:tcPr>
+          <w:p>
+            <w:r>
+              <w:rPr>
+                <w:b/>
+                <w:i w:val="0"/>
+                <w:color w:val="EA580C"/>
+                <w:sz w:val="16"/>
+              </w:rPr>
+              <w:t>Moyenne</w:t>
+            </w:r>
+          </w:p>
+        </w:tc>
+        <w:tc>
+          <w:tcPr>
+            <w:tcW w:type="dxa" w:w="1247"/>
+          </w:tcPr>
+          <w:p>
+            <w:r>
+              <w:rPr>
+                <w:b/>
+                <w:i w:val="0"/>
+                <w:sz w:val="16"/>
+              </w:rPr>
+              <w:t>S07</w:t>
+              <w:br/>
+            </w:r>
+            <w:r>
+              <w:rPr>
+                <w:b w:val="0"/>
+                <w:i w:val="0"/>
+                <w:color w:val="64748B"/>
+                <w:sz w:val="14"/>
+              </w:rPr>
+              <w:t>Consommation alimentaire</w:t>
+            </w:r>
+          </w:p>
+        </w:tc>
+        <w:tc>
+          <w:tcPr>
+            <w:tcW w:type="dxa" w:w="1531"/>
+          </w:tcPr>
+          <w:p>
+            <w:r>
+              <w:rPr>
+                <w:b/>
+                <w:i w:val="0"/>
+                <w:color w:val="16A34A"/>
+                <w:sz w:val="16"/>
+              </w:rPr>
+              <w:t>s00q04, s01q41, s02q14, s01q00b</w:t>
+            </w:r>
+          </w:p>
+        </w:tc>
+        <w:tc>
+          <w:tcPr>
+            <w:tcW w:type="dxa" w:w="1191"/>
+          </w:tcPr>
+          <w:p>
+            <w:r>
+              <w:rPr>
+                <w:b w:val="0"/>
+                <w:i w:val="0"/>
+                <w:color w:val="64748B"/>
+                <w:sz w:val="16"/>
+              </w:rPr>
+              <w:t>GT-CQ</w:t>
+            </w:r>
+          </w:p>
+        </w:tc>
+        <w:tc>
+          <w:tcPr>
+            <w:tcW w:type="dxa" w:w="4706"/>
+          </w:tcPr>
+          <w:p>
+            <w:r>
+              <w:rPr>
+                <w:b w:val="0"/>
+                <w:i w:val="0"/>
+                <w:sz w:val="17"/>
+              </w:rPr>
+              <w:t>Il manque des informations non renseignées de ( AÏSSATOU NGOM ), prière de renseignés toutes les questions liées à ( AÏSSATOU NGOM ).</w:t>
+            </w:r>
+          </w:p>
+        </w:tc>
+      </w:tr>
+      <w:tr>
+        <w:tc>
+          <w:tcPr>
+            <w:tcW w:type="dxa" w:w="964"/>
+          </w:tcPr>
+          <w:p>
+            <w:r>
+              <w:rPr>
+                <w:b/>
+                <w:i w:val="0"/>
+                <w:color w:val="EA580C"/>
+                <w:sz w:val="16"/>
+              </w:rPr>
+              <w:t>Moyenne</w:t>
+            </w:r>
+          </w:p>
+        </w:tc>
+        <w:tc>
+          <w:tcPr>
+            <w:tcW w:type="dxa" w:w="1247"/>
+          </w:tcPr>
+          <w:p>
+            <w:r>
+              <w:rPr>
+                <w:b/>
+                <w:i w:val="0"/>
+                <w:sz w:val="16"/>
+              </w:rPr>
+              <w:t>S07</w:t>
+              <w:br/>
+            </w:r>
+            <w:r>
+              <w:rPr>
+                <w:b w:val="0"/>
+                <w:i w:val="0"/>
+                <w:color w:val="64748B"/>
+                <w:sz w:val="14"/>
+              </w:rPr>
+              <w:t>Consommation alimentaire</w:t>
+            </w:r>
+          </w:p>
+        </w:tc>
+        <w:tc>
+          <w:tcPr>
+            <w:tcW w:type="dxa" w:w="1531"/>
+          </w:tcPr>
+          <w:p>
+            <w:r>
+              <w:rPr>
+                <w:b/>
+                <w:i w:val="0"/>
+                <w:color w:val="16A34A"/>
+                <w:sz w:val="16"/>
+              </w:rPr>
+              <w:t>—</w:t>
+            </w:r>
+          </w:p>
+        </w:tc>
+        <w:tc>
+          <w:tcPr>
+            <w:tcW w:type="dxa" w:w="1191"/>
+          </w:tcPr>
+          <w:p>
+            <w:r>
+              <w:rPr>
+                <w:b w:val="0"/>
+                <w:i w:val="0"/>
+                <w:color w:val="64748B"/>
+                <w:sz w:val="16"/>
+              </w:rPr>
+              <w:t>GT-CQ</w:t>
+            </w:r>
+          </w:p>
+        </w:tc>
+        <w:tc>
+          <w:tcPr>
+            <w:tcW w:type="dxa" w:w="4706"/>
+          </w:tcPr>
+          <w:p>
+            <w:r>
+              <w:rPr>
+                <w:b w:val="0"/>
+                <w:i w:val="0"/>
+                <w:sz w:val="17"/>
+              </w:rPr>
+              <w:t>La section sur le repas pris à l'extérieur du ménage du membre IBOU MARONE n'est pas renseignée à 100 %.</w:t>
+            </w:r>
+          </w:p>
+        </w:tc>
+      </w:tr>
+      <w:tr>
+        <w:tc>
+          <w:tcPr>
+            <w:tcW w:type="dxa" w:w="964"/>
+          </w:tcPr>
+          <w:p>
+            <w:r>
+              <w:rPr>
+                <w:b/>
+                <w:i w:val="0"/>
+                <w:color w:val="EA580C"/>
+                <w:sz w:val="16"/>
+              </w:rPr>
+              <w:t>Moyenne</w:t>
+            </w:r>
+          </w:p>
+        </w:tc>
+        <w:tc>
+          <w:tcPr>
+            <w:tcW w:type="dxa" w:w="1247"/>
+          </w:tcPr>
+          <w:p>
+            <w:r>
+              <w:rPr>
+                <w:b/>
+                <w:i w:val="0"/>
+                <w:sz w:val="16"/>
+              </w:rPr>
+              <w:t>S07</w:t>
+              <w:br/>
+            </w:r>
+            <w:r>
+              <w:rPr>
+                <w:b w:val="0"/>
+                <w:i w:val="0"/>
+                <w:color w:val="64748B"/>
+                <w:sz w:val="14"/>
+              </w:rPr>
+              <w:t>Consommation alimentaire</w:t>
+            </w:r>
+          </w:p>
+        </w:tc>
+        <w:tc>
+          <w:tcPr>
+            <w:tcW w:type="dxa" w:w="1531"/>
+          </w:tcPr>
+          <w:p>
+            <w:r>
+              <w:rPr>
+                <w:b/>
+                <w:i w:val="0"/>
+                <w:color w:val="16A34A"/>
+                <w:sz w:val="16"/>
+              </w:rPr>
+              <w:t>s00q04, s01q41, s02q14, s01q00b</w:t>
+            </w:r>
+          </w:p>
+        </w:tc>
+        <w:tc>
+          <w:tcPr>
+            <w:tcW w:type="dxa" w:w="1191"/>
+          </w:tcPr>
+          <w:p>
+            <w:r>
+              <w:rPr>
+                <w:b w:val="0"/>
+                <w:i w:val="0"/>
+                <w:color w:val="64748B"/>
+                <w:sz w:val="16"/>
+              </w:rPr>
+              <w:t>GT-CQ</w:t>
+            </w:r>
+          </w:p>
+        </w:tc>
+        <w:tc>
+          <w:tcPr>
+            <w:tcW w:type="dxa" w:w="4706"/>
+          </w:tcPr>
+          <w:p>
+            <w:r>
+              <w:rPr>
+                <w:b w:val="0"/>
+                <w:i w:val="0"/>
+                <w:sz w:val="17"/>
+              </w:rPr>
+              <w:t>Il manque des informations non renseignées de ( IBOU MARONE ), prière de renseignés toutes les questions liées à ( IBOU MARONE ).</w:t>
+            </w:r>
+          </w:p>
+        </w:tc>
+      </w:tr>
+      <w:tr>
+        <w:tc>
+          <w:tcPr>
+            <w:tcW w:type="dxa" w:w="964"/>
+          </w:tcPr>
+          <w:p>
+            <w:r>
+              <w:rPr>
+                <w:b/>
+                <w:i w:val="0"/>
+                <w:color w:val="EA580C"/>
+                <w:sz w:val="16"/>
+              </w:rPr>
+              <w:t>Moyenne</w:t>
+            </w:r>
+          </w:p>
+        </w:tc>
+        <w:tc>
+          <w:tcPr>
+            <w:tcW w:type="dxa" w:w="1247"/>
+          </w:tcPr>
+          <w:p>
+            <w:r>
+              <w:rPr>
+                <w:b/>
+                <w:i w:val="0"/>
+                <w:sz w:val="16"/>
+              </w:rPr>
+              <w:t>S07</w:t>
+              <w:br/>
+            </w:r>
+            <w:r>
+              <w:rPr>
+                <w:b w:val="0"/>
+                <w:i w:val="0"/>
+                <w:color w:val="64748B"/>
+                <w:sz w:val="14"/>
+              </w:rPr>
+              <w:t>Consommation alimentaire</w:t>
+            </w:r>
+          </w:p>
+        </w:tc>
+        <w:tc>
+          <w:tcPr>
+            <w:tcW w:type="dxa" w:w="1531"/>
+          </w:tcPr>
+          <w:p>
+            <w:r>
+              <w:rPr>
+                <w:b/>
+                <w:i w:val="0"/>
+                <w:color w:val="16A34A"/>
+                <w:sz w:val="16"/>
+              </w:rPr>
+              <w:t>—</w:t>
+            </w:r>
+          </w:p>
+        </w:tc>
+        <w:tc>
+          <w:tcPr>
+            <w:tcW w:type="dxa" w:w="1191"/>
+          </w:tcPr>
+          <w:p>
+            <w:r>
+              <w:rPr>
+                <w:b w:val="0"/>
+                <w:i w:val="0"/>
+                <w:color w:val="64748B"/>
+                <w:sz w:val="16"/>
+              </w:rPr>
+              <w:t>GT-CQ</w:t>
+            </w:r>
+          </w:p>
+        </w:tc>
+        <w:tc>
+          <w:tcPr>
+            <w:tcW w:type="dxa" w:w="4706"/>
+          </w:tcPr>
+          <w:p>
+            <w:r>
+              <w:rPr>
+                <w:b w:val="0"/>
+                <w:i w:val="0"/>
+                <w:sz w:val="17"/>
+              </w:rPr>
+              <w:t>La section sur le repas pris à l'extérieur du ménage du membre MAMADOU MARONE n'est pas renseignée à 100 %.</w:t>
+            </w:r>
+          </w:p>
+        </w:tc>
+      </w:tr>
+      <w:tr>
+        <w:tc>
+          <w:tcPr>
+            <w:tcW w:type="dxa" w:w="964"/>
+          </w:tcPr>
+          <w:p>
+            <w:r>
+              <w:rPr>
+                <w:b/>
+                <w:i w:val="0"/>
+                <w:color w:val="EA580C"/>
+                <w:sz w:val="16"/>
+              </w:rPr>
+              <w:t>Moyenne</w:t>
+            </w:r>
+          </w:p>
+        </w:tc>
+        <w:tc>
+          <w:tcPr>
+            <w:tcW w:type="dxa" w:w="1247"/>
+          </w:tcPr>
+          <w:p>
+            <w:r>
+              <w:rPr>
+                <w:b/>
+                <w:i w:val="0"/>
+                <w:sz w:val="16"/>
+              </w:rPr>
+              <w:t>S07</w:t>
+              <w:br/>
+            </w:r>
+            <w:r>
+              <w:rPr>
+                <w:b w:val="0"/>
+                <w:i w:val="0"/>
+                <w:color w:val="64748B"/>
+                <w:sz w:val="14"/>
+              </w:rPr>
+              <w:t>Consommation alimentaire</w:t>
+            </w:r>
+          </w:p>
+        </w:tc>
+        <w:tc>
+          <w:tcPr>
+            <w:tcW w:type="dxa" w:w="1531"/>
+          </w:tcPr>
+          <w:p>
+            <w:r>
+              <w:rPr>
+                <w:b/>
+                <w:i w:val="0"/>
+                <w:color w:val="16A34A"/>
+                <w:sz w:val="16"/>
+              </w:rPr>
+              <w:t>s00q04, s01q41, s02q14, s01q00b</w:t>
+            </w:r>
+          </w:p>
+        </w:tc>
+        <w:tc>
+          <w:tcPr>
+            <w:tcW w:type="dxa" w:w="1191"/>
+          </w:tcPr>
+          <w:p>
+            <w:r>
+              <w:rPr>
+                <w:b w:val="0"/>
+                <w:i w:val="0"/>
+                <w:color w:val="64748B"/>
+                <w:sz w:val="16"/>
+              </w:rPr>
+              <w:t>GT-CQ</w:t>
+            </w:r>
+          </w:p>
+        </w:tc>
+        <w:tc>
+          <w:tcPr>
+            <w:tcW w:type="dxa" w:w="4706"/>
+          </w:tcPr>
+          <w:p>
+            <w:r>
+              <w:rPr>
+                <w:b w:val="0"/>
+                <w:i w:val="0"/>
+                <w:sz w:val="17"/>
+              </w:rPr>
+              <w:t>Il manque des informations non renseignées de ( MAMADOU MARONE ), prière de renseignés toutes les questions liées à ( MAMADOU MARONE ).</w:t>
+            </w:r>
+          </w:p>
+        </w:tc>
+      </w:tr>
+      <w:tr>
+        <w:tc>
+          <w:tcPr>
+            <w:tcW w:type="dxa" w:w="964"/>
+          </w:tcPr>
+          <w:p>
+            <w:r>
+              <w:rPr>
+                <w:b/>
+                <w:i w:val="0"/>
+                <w:color w:val="EA580C"/>
+                <w:sz w:val="16"/>
+              </w:rPr>
+              <w:t>Moyenne</w:t>
+            </w:r>
+          </w:p>
+        </w:tc>
+        <w:tc>
+          <w:tcPr>
+            <w:tcW w:type="dxa" w:w="1247"/>
+          </w:tcPr>
+          <w:p>
+            <w:r>
+              <w:rPr>
+                <w:b/>
+                <w:i w:val="0"/>
+                <w:sz w:val="16"/>
+              </w:rPr>
+              <w:t>S07</w:t>
+              <w:br/>
+            </w:r>
+            <w:r>
+              <w:rPr>
+                <w:b w:val="0"/>
+                <w:i w:val="0"/>
+                <w:color w:val="64748B"/>
+                <w:sz w:val="14"/>
+              </w:rPr>
+              <w:t>Consommation alimentaire</w:t>
+            </w:r>
+          </w:p>
+        </w:tc>
+        <w:tc>
+          <w:tcPr>
+            <w:tcW w:type="dxa" w:w="1531"/>
+          </w:tcPr>
+          <w:p>
+            <w:r>
+              <w:rPr>
+                <w:b/>
+                <w:i w:val="0"/>
+                <w:color w:val="16A34A"/>
+                <w:sz w:val="16"/>
+              </w:rPr>
+              <w:t>—</w:t>
+            </w:r>
+          </w:p>
+        </w:tc>
+        <w:tc>
+          <w:tcPr>
+            <w:tcW w:type="dxa" w:w="1191"/>
+          </w:tcPr>
+          <w:p>
+            <w:r>
+              <w:rPr>
+                <w:b w:val="0"/>
+                <w:i w:val="0"/>
+                <w:color w:val="64748B"/>
+                <w:sz w:val="16"/>
+              </w:rPr>
+              <w:t>GT-CQ</w:t>
+            </w:r>
+          </w:p>
+        </w:tc>
+        <w:tc>
+          <w:tcPr>
+            <w:tcW w:type="dxa" w:w="4706"/>
+          </w:tcPr>
+          <w:p>
+            <w:r>
+              <w:rPr>
+                <w:b w:val="0"/>
+                <w:i w:val="0"/>
+                <w:sz w:val="17"/>
+              </w:rPr>
+              <w:t>La section sur le repas pris à l'extérieur du ménage du membre MAÏ MARONE n'est pas renseignée à 100 %.</w:t>
+            </w:r>
+          </w:p>
+        </w:tc>
+      </w:tr>
+      <w:tr>
+        <w:tc>
+          <w:tcPr>
+            <w:tcW w:type="dxa" w:w="964"/>
+          </w:tcPr>
+          <w:p>
+            <w:r>
+              <w:rPr>
+                <w:b/>
+                <w:i w:val="0"/>
+                <w:color w:val="EA580C"/>
+                <w:sz w:val="16"/>
+              </w:rPr>
+              <w:t>Moyenne</w:t>
+            </w:r>
+          </w:p>
+        </w:tc>
+        <w:tc>
+          <w:tcPr>
+            <w:tcW w:type="dxa" w:w="1247"/>
+          </w:tcPr>
+          <w:p>
+            <w:r>
+              <w:rPr>
+                <w:b/>
+                <w:i w:val="0"/>
+                <w:sz w:val="16"/>
+              </w:rPr>
+              <w:t>S07</w:t>
+              <w:br/>
+            </w:r>
+            <w:r>
+              <w:rPr>
+                <w:b w:val="0"/>
+                <w:i w:val="0"/>
+                <w:color w:val="64748B"/>
+                <w:sz w:val="14"/>
+              </w:rPr>
+              <w:t>Consommation alimentaire</w:t>
+            </w:r>
+          </w:p>
+        </w:tc>
+        <w:tc>
+          <w:tcPr>
+            <w:tcW w:type="dxa" w:w="1531"/>
+          </w:tcPr>
+          <w:p>
+            <w:r>
+              <w:rPr>
+                <w:b/>
+                <w:i w:val="0"/>
+                <w:color w:val="16A34A"/>
+                <w:sz w:val="16"/>
+              </w:rPr>
+              <w:t>s00q04, s01q41, s02q14, s01q00b</w:t>
+            </w:r>
+          </w:p>
+        </w:tc>
+        <w:tc>
+          <w:tcPr>
+            <w:tcW w:type="dxa" w:w="1191"/>
+          </w:tcPr>
+          <w:p>
+            <w:r>
+              <w:rPr>
+                <w:b w:val="0"/>
+                <w:i w:val="0"/>
+                <w:color w:val="64748B"/>
+                <w:sz w:val="16"/>
+              </w:rPr>
+              <w:t>GT-CQ</w:t>
+            </w:r>
+          </w:p>
+        </w:tc>
+        <w:tc>
+          <w:tcPr>
+            <w:tcW w:type="dxa" w:w="4706"/>
+          </w:tcPr>
+          <w:p>
+            <w:r>
+              <w:rPr>
+                <w:b w:val="0"/>
+                <w:i w:val="0"/>
+                <w:sz w:val="17"/>
+              </w:rPr>
+              <w:t>Il manque des informations non renseignées de ( MAÏ MARONE ), prière de renseignés toutes les questions liées à ( MAÏ MARONE ).</w:t>
+            </w:r>
+          </w:p>
+        </w:tc>
+      </w:tr>
+      <w:tr>
+        <w:tc>
+          <w:tcPr>
+            <w:tcW w:type="dxa" w:w="964"/>
+          </w:tcPr>
+          <w:p>
+            <w:r>
+              <w:rPr>
+                <w:b/>
+                <w:i w:val="0"/>
+                <w:color w:val="EA580C"/>
+                <w:sz w:val="16"/>
+              </w:rPr>
+              <w:t>Moyenne</w:t>
+            </w:r>
+          </w:p>
+        </w:tc>
+        <w:tc>
+          <w:tcPr>
+            <w:tcW w:type="dxa" w:w="1247"/>
+          </w:tcPr>
+          <w:p>
+            <w:r>
+              <w:rPr>
+                <w:b/>
+                <w:i w:val="0"/>
+                <w:sz w:val="16"/>
+              </w:rPr>
+              <w:t>S07</w:t>
+              <w:br/>
+            </w:r>
+            <w:r>
+              <w:rPr>
+                <w:b w:val="0"/>
+                <w:i w:val="0"/>
+                <w:color w:val="64748B"/>
+                <w:sz w:val="14"/>
+              </w:rPr>
+              <w:t>Consommation alimentaire</w:t>
+            </w:r>
+          </w:p>
+        </w:tc>
+        <w:tc>
+          <w:tcPr>
+            <w:tcW w:type="dxa" w:w="1531"/>
+          </w:tcPr>
+          <w:p>
+            <w:r>
+              <w:rPr>
+                <w:b/>
+                <w:i w:val="0"/>
+                <w:color w:val="16A34A"/>
+                <w:sz w:val="16"/>
+              </w:rPr>
+              <w:t>—</w:t>
+            </w:r>
+          </w:p>
+        </w:tc>
+        <w:tc>
+          <w:tcPr>
+            <w:tcW w:type="dxa" w:w="1191"/>
+          </w:tcPr>
+          <w:p>
+            <w:r>
+              <w:rPr>
+                <w:b w:val="0"/>
+                <w:i w:val="0"/>
+                <w:color w:val="64748B"/>
+                <w:sz w:val="16"/>
+              </w:rPr>
+              <w:t>GT-CQ</w:t>
+            </w:r>
+          </w:p>
+        </w:tc>
+        <w:tc>
+          <w:tcPr>
+            <w:tcW w:type="dxa" w:w="4706"/>
+          </w:tcPr>
+          <w:p>
+            <w:r>
+              <w:rPr>
+                <w:b w:val="0"/>
+                <w:i w:val="0"/>
+                <w:sz w:val="17"/>
+              </w:rPr>
+              <w:t>La section sur le repas pris à l'extérieur du ménage du membre MODOU MARONE n'est pas renseignée à 100 %.</w:t>
+            </w:r>
+          </w:p>
+        </w:tc>
+      </w:tr>
+      <w:tr>
+        <w:tc>
+          <w:tcPr>
+            <w:tcW w:type="dxa" w:w="964"/>
+          </w:tcPr>
+          <w:p>
+            <w:r>
+              <w:rPr>
+                <w:b/>
+                <w:i w:val="0"/>
+                <w:color w:val="EA580C"/>
+                <w:sz w:val="16"/>
+              </w:rPr>
+              <w:t>Moyenne</w:t>
+            </w:r>
+          </w:p>
+        </w:tc>
+        <w:tc>
+          <w:tcPr>
+            <w:tcW w:type="dxa" w:w="1247"/>
+          </w:tcPr>
+          <w:p>
+            <w:r>
+              <w:rPr>
+                <w:b/>
+                <w:i w:val="0"/>
+                <w:sz w:val="16"/>
+              </w:rPr>
+              <w:t>S07</w:t>
+              <w:br/>
+            </w:r>
+            <w:r>
+              <w:rPr>
+                <w:b w:val="0"/>
+                <w:i w:val="0"/>
+                <w:color w:val="64748B"/>
+                <w:sz w:val="14"/>
+              </w:rPr>
+              <w:t>Consommation alimentaire</w:t>
+            </w:r>
+          </w:p>
+        </w:tc>
+        <w:tc>
+          <w:tcPr>
+            <w:tcW w:type="dxa" w:w="1531"/>
+          </w:tcPr>
+          <w:p>
+            <w:r>
+              <w:rPr>
+                <w:b/>
+                <w:i w:val="0"/>
+                <w:color w:val="16A34A"/>
+                <w:sz w:val="16"/>
+              </w:rPr>
+              <w:t>s00q04, s01q41, s02q14, s01q00b</w:t>
+            </w:r>
+          </w:p>
+        </w:tc>
+        <w:tc>
+          <w:tcPr>
+            <w:tcW w:type="dxa" w:w="1191"/>
+          </w:tcPr>
+          <w:p>
+            <w:r>
+              <w:rPr>
+                <w:b w:val="0"/>
+                <w:i w:val="0"/>
+                <w:color w:val="64748B"/>
+                <w:sz w:val="16"/>
+              </w:rPr>
+              <w:t>GT-CQ</w:t>
+            </w:r>
+          </w:p>
+        </w:tc>
+        <w:tc>
+          <w:tcPr>
+            <w:tcW w:type="dxa" w:w="4706"/>
+          </w:tcPr>
+          <w:p>
+            <w:r>
+              <w:rPr>
+                <w:b w:val="0"/>
+                <w:i w:val="0"/>
+                <w:sz w:val="17"/>
+              </w:rPr>
+              <w:t>Il manque des informations non renseignées de ( MODOU MARONE ), prière de renseignés toutes les questions liées à ( MODOU MARONE ).</w:t>
+            </w:r>
+          </w:p>
+        </w:tc>
+      </w:tr>
+      <w:tr>
+        <w:tc>
+          <w:tcPr>
+            <w:tcW w:type="dxa" w:w="964"/>
+          </w:tcPr>
+          <w:p>
+            <w:r>
+              <w:rPr>
+                <w:b/>
+                <w:i w:val="0"/>
+                <w:color w:val="EA580C"/>
+                <w:sz w:val="16"/>
+              </w:rPr>
+              <w:t>Moyenne</w:t>
+            </w:r>
+          </w:p>
+        </w:tc>
+        <w:tc>
+          <w:tcPr>
+            <w:tcW w:type="dxa" w:w="1247"/>
+          </w:tcPr>
+          <w:p>
+            <w:r>
+              <w:rPr>
+                <w:b/>
+                <w:i w:val="0"/>
+                <w:sz w:val="16"/>
+              </w:rPr>
+              <w:t>S07</w:t>
+              <w:br/>
+            </w:r>
+            <w:r>
+              <w:rPr>
+                <w:b w:val="0"/>
+                <w:i w:val="0"/>
+                <w:color w:val="64748B"/>
+                <w:sz w:val="14"/>
+              </w:rPr>
+              <w:t>Consommation alimentaire</w:t>
+            </w:r>
+          </w:p>
+        </w:tc>
+        <w:tc>
+          <w:tcPr>
+            <w:tcW w:type="dxa" w:w="1531"/>
+          </w:tcPr>
+          <w:p>
+            <w:r>
+              <w:rPr>
+                <w:b/>
+                <w:i w:val="0"/>
+                <w:color w:val="16A34A"/>
+                <w:sz w:val="16"/>
+              </w:rPr>
+              <w:t>—</w:t>
+            </w:r>
+          </w:p>
+        </w:tc>
+        <w:tc>
+          <w:tcPr>
+            <w:tcW w:type="dxa" w:w="1191"/>
+          </w:tcPr>
+          <w:p>
+            <w:r>
+              <w:rPr>
+                <w:b w:val="0"/>
+                <w:i w:val="0"/>
+                <w:color w:val="64748B"/>
+                <w:sz w:val="16"/>
+              </w:rPr>
+              <w:t>GT-CQ</w:t>
+            </w:r>
+          </w:p>
+        </w:tc>
+        <w:tc>
+          <w:tcPr>
+            <w:tcW w:type="dxa" w:w="4706"/>
+          </w:tcPr>
+          <w:p>
+            <w:r>
+              <w:rPr>
+                <w:b w:val="0"/>
+                <w:i w:val="0"/>
+                <w:sz w:val="17"/>
+              </w:rPr>
+              <w:t>La section sur le repas pris à l'extérieur du ménage du membre SALIOU NDIAYE n'est pas renseignée à 100 %.</w:t>
+            </w:r>
+          </w:p>
+        </w:tc>
+      </w:tr>
+      <w:tr>
+        <w:tc>
+          <w:tcPr>
+            <w:tcW w:type="dxa" w:w="964"/>
+          </w:tcPr>
+          <w:p>
+            <w:r>
+              <w:rPr>
+                <w:b/>
+                <w:i w:val="0"/>
+                <w:color w:val="EA580C"/>
+                <w:sz w:val="16"/>
+              </w:rPr>
+              <w:t>Moyenne</w:t>
+            </w:r>
+          </w:p>
+        </w:tc>
+        <w:tc>
+          <w:tcPr>
+            <w:tcW w:type="dxa" w:w="1247"/>
+          </w:tcPr>
+          <w:p>
+            <w:r>
+              <w:rPr>
+                <w:b/>
+                <w:i w:val="0"/>
+                <w:sz w:val="16"/>
+              </w:rPr>
+              <w:t>S07</w:t>
+              <w:br/>
+            </w:r>
+            <w:r>
+              <w:rPr>
+                <w:b w:val="0"/>
+                <w:i w:val="0"/>
+                <w:color w:val="64748B"/>
+                <w:sz w:val="14"/>
+              </w:rPr>
+              <w:t>Consommation alimentaire</w:t>
+            </w:r>
+          </w:p>
+        </w:tc>
+        <w:tc>
+          <w:tcPr>
+            <w:tcW w:type="dxa" w:w="1531"/>
+          </w:tcPr>
+          <w:p>
+            <w:r>
+              <w:rPr>
+                <w:b/>
+                <w:i w:val="0"/>
+                <w:color w:val="16A34A"/>
+                <w:sz w:val="16"/>
+              </w:rPr>
+              <w:t>s00q04, s01q41, s02q14, s01q00b</w:t>
+            </w:r>
+          </w:p>
+        </w:tc>
+        <w:tc>
+          <w:tcPr>
+            <w:tcW w:type="dxa" w:w="1191"/>
+          </w:tcPr>
+          <w:p>
+            <w:r>
+              <w:rPr>
+                <w:b w:val="0"/>
+                <w:i w:val="0"/>
+                <w:color w:val="64748B"/>
+                <w:sz w:val="16"/>
+              </w:rPr>
+              <w:t>GT-CQ</w:t>
+            </w:r>
+          </w:p>
+        </w:tc>
+        <w:tc>
+          <w:tcPr>
+            <w:tcW w:type="dxa" w:w="4706"/>
+          </w:tcPr>
+          <w:p>
+            <w:r>
+              <w:rPr>
+                <w:b w:val="0"/>
+                <w:i w:val="0"/>
+                <w:sz w:val="17"/>
+              </w:rPr>
+              <w:t>Il manque des informations non renseignées de ( SALIOU NDIAYE ), prière de renseignés toutes les questions liées à ( SALIOU NDIAYE ).</w:t>
+            </w:r>
+          </w:p>
+        </w:tc>
+      </w:tr>
+      <w:tr>
+        <w:tc>
+          <w:tcPr>
+            <w:tcW w:type="dxa" w:w="964"/>
+          </w:tcPr>
+          <w:p>
+            <w:r>
+              <w:rPr>
+                <w:b/>
+                <w:i w:val="0"/>
+                <w:color w:val="EA580C"/>
+                <w:sz w:val="16"/>
+              </w:rPr>
+              <w:t>Moyenne</w:t>
+            </w:r>
+          </w:p>
+        </w:tc>
+        <w:tc>
+          <w:tcPr>
+            <w:tcW w:type="dxa" w:w="1247"/>
+          </w:tcPr>
+          <w:p>
+            <w:r>
+              <w:rPr>
+                <w:b/>
+                <w:i w:val="0"/>
+                <w:sz w:val="16"/>
+              </w:rPr>
+              <w:t>S07</w:t>
+              <w:br/>
+            </w:r>
+            <w:r>
+              <w:rPr>
+                <w:b w:val="0"/>
+                <w:i w:val="0"/>
+                <w:color w:val="64748B"/>
+                <w:sz w:val="14"/>
+              </w:rPr>
+              <w:t>Consommation alimentaire</w:t>
+            </w:r>
+          </w:p>
+        </w:tc>
+        <w:tc>
+          <w:tcPr>
+            <w:tcW w:type="dxa" w:w="1531"/>
+          </w:tcPr>
+          <w:p>
+            <w:r>
+              <w:rPr>
+                <w:b/>
+                <w:i w:val="0"/>
+                <w:color w:val="16A34A"/>
+                <w:sz w:val="16"/>
+              </w:rPr>
+              <w:t>—</w:t>
+            </w:r>
+          </w:p>
+        </w:tc>
+        <w:tc>
+          <w:tcPr>
+            <w:tcW w:type="dxa" w:w="1191"/>
+          </w:tcPr>
+          <w:p>
+            <w:r>
+              <w:rPr>
+                <w:b w:val="0"/>
+                <w:i w:val="0"/>
+                <w:color w:val="64748B"/>
+                <w:sz w:val="16"/>
+              </w:rPr>
+              <w:t>GT-CQ</w:t>
+            </w:r>
+          </w:p>
+        </w:tc>
+        <w:tc>
+          <w:tcPr>
+            <w:tcW w:type="dxa" w:w="4706"/>
+          </w:tcPr>
+          <w:p>
+            <w:r>
+              <w:rPr>
+                <w:b w:val="0"/>
+                <w:i w:val="0"/>
+                <w:sz w:val="17"/>
+              </w:rPr>
+              <w:t>La section sur le repas pris à l'extérieur du ménage du membre YACINE DIENG n'est pas renseignée à 100 %.</w:t>
+            </w:r>
+          </w:p>
+        </w:tc>
+      </w:tr>
+      <w:tr>
+        <w:tc>
+          <w:tcPr>
+            <w:tcW w:type="dxa" w:w="964"/>
+          </w:tcPr>
+          <w:p>
+            <w:r>
+              <w:rPr>
+                <w:b/>
+                <w:i w:val="0"/>
+                <w:color w:val="EA580C"/>
+                <w:sz w:val="16"/>
+              </w:rPr>
+              <w:t>Moyenne</w:t>
+            </w:r>
+          </w:p>
+        </w:tc>
+        <w:tc>
+          <w:tcPr>
+            <w:tcW w:type="dxa" w:w="1247"/>
+          </w:tcPr>
+          <w:p>
+            <w:r>
+              <w:rPr>
+                <w:b/>
+                <w:i w:val="0"/>
+                <w:sz w:val="16"/>
+              </w:rPr>
+              <w:t>S07</w:t>
+              <w:br/>
+            </w:r>
+            <w:r>
+              <w:rPr>
+                <w:b w:val="0"/>
+                <w:i w:val="0"/>
+                <w:color w:val="64748B"/>
+                <w:sz w:val="14"/>
+              </w:rPr>
+              <w:t>Consommation alimentaire</w:t>
+            </w:r>
+          </w:p>
+        </w:tc>
+        <w:tc>
+          <w:tcPr>
+            <w:tcW w:type="dxa" w:w="1531"/>
+          </w:tcPr>
+          <w:p>
+            <w:r>
+              <w:rPr>
+                <w:b/>
+                <w:i w:val="0"/>
+                <w:color w:val="16A34A"/>
+                <w:sz w:val="16"/>
+              </w:rPr>
+              <w:t>s00q04, s01q41, s02q14, s01q00b</w:t>
+            </w:r>
+          </w:p>
+        </w:tc>
+        <w:tc>
+          <w:tcPr>
+            <w:tcW w:type="dxa" w:w="1191"/>
+          </w:tcPr>
+          <w:p>
+            <w:r>
+              <w:rPr>
+                <w:b w:val="0"/>
+                <w:i w:val="0"/>
+                <w:color w:val="64748B"/>
+                <w:sz w:val="16"/>
+              </w:rPr>
+              <w:t>GT-CQ</w:t>
+            </w:r>
+          </w:p>
+        </w:tc>
+        <w:tc>
+          <w:tcPr>
+            <w:tcW w:type="dxa" w:w="4706"/>
+          </w:tcPr>
+          <w:p>
+            <w:r>
+              <w:rPr>
+                <w:b w:val="0"/>
+                <w:i w:val="0"/>
+                <w:sz w:val="17"/>
+              </w:rPr>
+              <w:t>Il manque des informations non renseignées de ( YACINE DIENG ), prière de renseignés toutes les questions liées à ( YACINE DIENG ).</w:t>
+            </w:r>
+          </w:p>
+        </w:tc>
+      </w:tr>
+      <w:tr>
+        <w:tc>
+          <w:tcPr>
+            <w:tcW w:type="dxa" w:w="964"/>
+          </w:tcPr>
+          <w:p>
+            <w:r>
+              <w:rPr>
+                <w:b/>
+                <w:i w:val="0"/>
+                <w:color w:val="EA580C"/>
+                <w:sz w:val="16"/>
+              </w:rPr>
+              <w:t>Moyenne</w:t>
+            </w:r>
+          </w:p>
+        </w:tc>
+        <w:tc>
+          <w:tcPr>
+            <w:tcW w:type="dxa" w:w="1247"/>
+          </w:tcPr>
+          <w:p>
+            <w:r>
+              <w:rPr>
+                <w:b/>
+                <w:i w:val="0"/>
+                <w:sz w:val="16"/>
+              </w:rPr>
+              <w:t>S09</w:t>
+              <w:br/>
+            </w:r>
+            <w:r>
+              <w:rPr>
+                <w:b w:val="0"/>
+                <w:i w:val="0"/>
+                <w:color w:val="64748B"/>
+                <w:sz w:val="14"/>
+              </w:rPr>
+              <w:t>Dépenses non alimentaires</w:t>
+            </w:r>
+          </w:p>
+        </w:tc>
+        <w:tc>
+          <w:tcPr>
+            <w:tcW w:type="dxa" w:w="1531"/>
+          </w:tcPr>
+          <w:p>
+            <w:r>
+              <w:rPr>
+                <w:b/>
+                <w:i w:val="0"/>
+                <w:color w:val="16A34A"/>
+                <w:sz w:val="16"/>
+              </w:rPr>
+              <w:t>s01q23, s01q00b, s01q23_autre</w:t>
+            </w:r>
+          </w:p>
+        </w:tc>
+        <w:tc>
+          <w:tcPr>
+            <w:tcW w:type="dxa" w:w="1191"/>
+          </w:tcPr>
+          <w:p>
+            <w:r>
+              <w:rPr>
+                <w:b w:val="0"/>
+                <w:i w:val="0"/>
+                <w:color w:val="64748B"/>
+                <w:sz w:val="16"/>
+              </w:rPr>
+              <w:t>GT-CQ</w:t>
+            </w:r>
+          </w:p>
+        </w:tc>
+        <w:tc>
+          <w:tcPr>
+            <w:tcW w:type="dxa" w:w="4706"/>
+          </w:tcPr>
+          <w:p>
+            <w:r>
+              <w:rPr>
+                <w:b w:val="0"/>
+                <w:i w:val="0"/>
+                <w:sz w:val="17"/>
+              </w:rPr>
+              <w:t>La dernière fois que vous avez acheté Bois de chauffe ramassé/coupé (estimer la valeur) est Forêt et semble exister dans les modalités, prière de prendre attache avec le QG pour plus d'explication afin de la classer bien.</w:t>
+            </w:r>
+          </w:p>
+        </w:tc>
+      </w:tr>
+      <w:tr>
+        <w:tc>
+          <w:tcPr>
+            <w:tcW w:type="dxa" w:w="964"/>
+          </w:tcPr>
+          <w:p>
+            <w:r>
+              <w:rPr>
+                <w:b/>
+                <w:i w:val="0"/>
+                <w:color w:val="EA580C"/>
+                <w:sz w:val="16"/>
+              </w:rPr>
+              <w:t>Moyenne</w:t>
+            </w:r>
+          </w:p>
+        </w:tc>
+        <w:tc>
+          <w:tcPr>
+            <w:tcW w:type="dxa" w:w="1247"/>
+          </w:tcPr>
+          <w:p>
+            <w:r>
+              <w:rPr>
+                <w:b/>
+                <w:i w:val="0"/>
+                <w:sz w:val="16"/>
+              </w:rPr>
+              <w:t>S09</w:t>
+              <w:br/>
+            </w:r>
+            <w:r>
+              <w:rPr>
+                <w:b w:val="0"/>
+                <w:i w:val="0"/>
+                <w:color w:val="64748B"/>
+                <w:sz w:val="14"/>
+              </w:rPr>
+              <w:t>Dépenses non alimentaires</w:t>
+            </w:r>
+          </w:p>
+        </w:tc>
+        <w:tc>
+          <w:tcPr>
+            <w:tcW w:type="dxa" w:w="1531"/>
+          </w:tcPr>
+          <w:p>
+            <w:r>
+              <w:rPr>
+                <w:b/>
+                <w:i w:val="0"/>
+                <w:color w:val="16A34A"/>
+                <w:sz w:val="16"/>
+              </w:rPr>
+              <w:t>—</w:t>
+            </w:r>
+          </w:p>
+        </w:tc>
+        <w:tc>
+          <w:tcPr>
+            <w:tcW w:type="dxa" w:w="1191"/>
+          </w:tcPr>
+          <w:p>
+            <w:r>
+              <w:rPr>
+                <w:b w:val="0"/>
+                <w:i w:val="0"/>
+                <w:color w:val="64748B"/>
+                <w:sz w:val="16"/>
+              </w:rPr>
+              <w:t>GT-CQ</w:t>
+            </w:r>
+          </w:p>
+        </w:tc>
+        <w:tc>
+          <w:tcPr>
+            <w:tcW w:type="dxa" w:w="4706"/>
+          </w:tcPr>
+          <w:p>
+            <w:r>
+              <w:rPr>
+                <w:b w:val="0"/>
+                <w:i w:val="0"/>
+                <w:sz w:val="17"/>
+              </w:rPr>
+              <w:t>Attention ! La dépense du ménage de MODOU MARONE (20000 Fcfa) au cours de 30 derniers jours de Bois de chauffe ramassé/coupé (estimer la valeur) est relativement élevé.</w:t>
+            </w:r>
+          </w:p>
+        </w:tc>
+      </w:tr>
+      <w:tr>
+        <w:tc>
+          <w:tcPr>
+            <w:tcW w:type="dxa" w:w="964"/>
+          </w:tcPr>
+          <w:p>
+            <w:r>
+              <w:rPr>
+                <w:b/>
+                <w:i w:val="0"/>
+                <w:color w:val="EA580C"/>
+                <w:sz w:val="16"/>
+              </w:rPr>
+              <w:t>Moyenne</w:t>
+            </w:r>
+          </w:p>
+        </w:tc>
+        <w:tc>
+          <w:tcPr>
+            <w:tcW w:type="dxa" w:w="1247"/>
+          </w:tcPr>
+          <w:p>
+            <w:r>
+              <w:rPr>
+                <w:b/>
+                <w:i w:val="0"/>
+                <w:sz w:val="16"/>
+              </w:rPr>
+              <w:t>S09</w:t>
+              <w:br/>
+            </w:r>
+            <w:r>
+              <w:rPr>
+                <w:b w:val="0"/>
+                <w:i w:val="0"/>
+                <w:color w:val="64748B"/>
+                <w:sz w:val="14"/>
+              </w:rPr>
+              <w:t>Dépenses non alimentaires</w:t>
+            </w:r>
+          </w:p>
+        </w:tc>
+        <w:tc>
+          <w:tcPr>
+            <w:tcW w:type="dxa" w:w="1531"/>
+          </w:tcPr>
+          <w:p>
+            <w:r>
+              <w:rPr>
+                <w:b/>
+                <w:i w:val="0"/>
+                <w:color w:val="16A34A"/>
+                <w:sz w:val="16"/>
+              </w:rPr>
+              <w:t>—</w:t>
+            </w:r>
+          </w:p>
+        </w:tc>
+        <w:tc>
+          <w:tcPr>
+            <w:tcW w:type="dxa" w:w="1191"/>
+          </w:tcPr>
+          <w:p>
+            <w:r>
+              <w:rPr>
+                <w:b w:val="0"/>
+                <w:i w:val="0"/>
+                <w:color w:val="64748B"/>
+                <w:sz w:val="16"/>
+              </w:rPr>
+              <w:t>GT-CQ</w:t>
+            </w:r>
+          </w:p>
+        </w:tc>
+        <w:tc>
+          <w:tcPr>
+            <w:tcW w:type="dxa" w:w="4706"/>
+          </w:tcPr>
+          <w:p>
+            <w:r>
+              <w:rPr>
+                <w:b w:val="0"/>
+                <w:i w:val="0"/>
+                <w:sz w:val="17"/>
+              </w:rPr>
+              <w:t>Prière de corriger ou de confirmer avec le QG.</w:t>
+            </w:r>
+          </w:p>
+        </w:tc>
+      </w:tr>
+      <w:tr>
+        <w:tc>
+          <w:tcPr>
+            <w:tcW w:type="dxa" w:w="964"/>
+          </w:tcPr>
+          <w:p>
+            <w:r>
+              <w:rPr>
+                <w:b/>
+                <w:i w:val="0"/>
+                <w:color w:val="EA580C"/>
+                <w:sz w:val="16"/>
+              </w:rPr>
+              <w:t>Moyenne</w:t>
+            </w:r>
+          </w:p>
+        </w:tc>
+        <w:tc>
+          <w:tcPr>
+            <w:tcW w:type="dxa" w:w="1247"/>
+          </w:tcPr>
+          <w:p>
+            <w:r>
+              <w:rPr>
+                <w:b/>
+                <w:i w:val="0"/>
+                <w:sz w:val="16"/>
+              </w:rPr>
+              <w:t>S09</w:t>
+              <w:br/>
+            </w:r>
+            <w:r>
+              <w:rPr>
+                <w:b w:val="0"/>
+                <w:i w:val="0"/>
+                <w:color w:val="64748B"/>
+                <w:sz w:val="14"/>
+              </w:rPr>
+              <w:t>Dépenses non alimentaires</w:t>
+            </w:r>
+          </w:p>
+        </w:tc>
+        <w:tc>
+          <w:tcPr>
+            <w:tcW w:type="dxa" w:w="1531"/>
+          </w:tcPr>
+          <w:p>
+            <w:r>
+              <w:rPr>
+                <w:b/>
+                <w:i w:val="0"/>
+                <w:color w:val="16A34A"/>
+                <w:sz w:val="16"/>
+              </w:rPr>
+              <w:t>s01q23, s01q00b, s01q23_autre</w:t>
+            </w:r>
+          </w:p>
+        </w:tc>
+        <w:tc>
+          <w:tcPr>
+            <w:tcW w:type="dxa" w:w="1191"/>
+          </w:tcPr>
+          <w:p>
+            <w:r>
+              <w:rPr>
+                <w:b w:val="0"/>
+                <w:i w:val="0"/>
+                <w:color w:val="64748B"/>
+                <w:sz w:val="16"/>
+              </w:rPr>
+              <w:t>GT-CQ</w:t>
+            </w:r>
+          </w:p>
+        </w:tc>
+        <w:tc>
+          <w:tcPr>
+            <w:tcW w:type="dxa" w:w="4706"/>
+          </w:tcPr>
+          <w:p>
+            <w:r>
+              <w:rPr>
+                <w:b w:val="0"/>
+                <w:i w:val="0"/>
+                <w:sz w:val="17"/>
+              </w:rPr>
+              <w:t>La dernière fois que vous avez acheté Frais de mouture des céréales est Derrière post de santé du village et semble exister dans les modalités, prière de prendre attache avec le QG pour plus d'explication afin de la classer bien.</w:t>
+            </w:r>
+          </w:p>
+        </w:tc>
+      </w:tr>
+      <w:tr>
+        <w:tc>
+          <w:tcPr>
+            <w:tcW w:type="dxa" w:w="964"/>
+          </w:tcPr>
+          <w:p>
+            <w:r>
+              <w:rPr>
+                <w:b/>
+                <w:i w:val="0"/>
+                <w:color w:val="EA580C"/>
+                <w:sz w:val="16"/>
+              </w:rPr>
+              <w:t>Moyenne</w:t>
+            </w:r>
+          </w:p>
+        </w:tc>
+        <w:tc>
+          <w:tcPr>
+            <w:tcW w:type="dxa" w:w="1247"/>
+          </w:tcPr>
+          <w:p>
+            <w:r>
+              <w:rPr>
+                <w:b/>
+                <w:i w:val="0"/>
+                <w:sz w:val="16"/>
+              </w:rPr>
+              <w:t>S09</w:t>
+              <w:br/>
+            </w:r>
+            <w:r>
+              <w:rPr>
+                <w:b w:val="0"/>
+                <w:i w:val="0"/>
+                <w:color w:val="64748B"/>
+                <w:sz w:val="14"/>
+              </w:rPr>
+              <w:t>Dépenses non alimentaires</w:t>
+            </w:r>
+          </w:p>
+        </w:tc>
+        <w:tc>
+          <w:tcPr>
+            <w:tcW w:type="dxa" w:w="1531"/>
+          </w:tcPr>
+          <w:p>
+            <w:r>
+              <w:rPr>
+                <w:b/>
+                <w:i w:val="0"/>
+                <w:color w:val="16A34A"/>
+                <w:sz w:val="16"/>
+              </w:rPr>
+              <w:t>—</w:t>
+            </w:r>
+          </w:p>
+        </w:tc>
+        <w:tc>
+          <w:tcPr>
+            <w:tcW w:type="dxa" w:w="1191"/>
+          </w:tcPr>
+          <w:p>
+            <w:r>
+              <w:rPr>
+                <w:b w:val="0"/>
+                <w:i w:val="0"/>
+                <w:color w:val="64748B"/>
+                <w:sz w:val="16"/>
+              </w:rPr>
+              <w:t>GT-CQ</w:t>
+            </w:r>
+          </w:p>
+        </w:tc>
+        <w:tc>
+          <w:tcPr>
+            <w:tcW w:type="dxa" w:w="4706"/>
+          </w:tcPr>
+          <w:p>
+            <w:r>
+              <w:rPr>
+                <w:b w:val="0"/>
+                <w:i w:val="0"/>
+                <w:sz w:val="17"/>
+              </w:rPr>
+              <w:t>Attention ! La dépense du ménage de MODOU MARONE (5000 Fcfa) au cours de 30 derniers jours de Frais de mouture des céréales est relativement élevé.</w:t>
+            </w:r>
+          </w:p>
+        </w:tc>
+      </w:tr>
+      <w:tr>
+        <w:tc>
+          <w:tcPr>
+            <w:tcW w:type="dxa" w:w="964"/>
+          </w:tcPr>
+          <w:p>
+            <w:r>
+              <w:rPr>
+                <w:b/>
+                <w:i w:val="0"/>
+                <w:color w:val="EA580C"/>
+                <w:sz w:val="16"/>
+              </w:rPr>
+              <w:t>Moyenne</w:t>
+            </w:r>
+          </w:p>
+        </w:tc>
+        <w:tc>
+          <w:tcPr>
+            <w:tcW w:type="dxa" w:w="1247"/>
+          </w:tcPr>
+          <w:p>
+            <w:r>
+              <w:rPr>
+                <w:b/>
+                <w:i w:val="0"/>
+                <w:sz w:val="16"/>
+              </w:rPr>
+              <w:t>S09</w:t>
+              <w:br/>
+            </w:r>
+            <w:r>
+              <w:rPr>
+                <w:b w:val="0"/>
+                <w:i w:val="0"/>
+                <w:color w:val="64748B"/>
+                <w:sz w:val="14"/>
+              </w:rPr>
+              <w:t>Dépenses non alimentaires</w:t>
+            </w:r>
+          </w:p>
+        </w:tc>
+        <w:tc>
+          <w:tcPr>
+            <w:tcW w:type="dxa" w:w="1531"/>
+          </w:tcPr>
+          <w:p>
+            <w:r>
+              <w:rPr>
+                <w:b/>
+                <w:i w:val="0"/>
+                <w:color w:val="16A34A"/>
+                <w:sz w:val="16"/>
+              </w:rPr>
+              <w:t>—</w:t>
+            </w:r>
+          </w:p>
+        </w:tc>
+        <w:tc>
+          <w:tcPr>
+            <w:tcW w:type="dxa" w:w="1191"/>
+          </w:tcPr>
+          <w:p>
+            <w:r>
+              <w:rPr>
+                <w:b w:val="0"/>
+                <w:i w:val="0"/>
+                <w:color w:val="64748B"/>
+                <w:sz w:val="16"/>
+              </w:rPr>
+              <w:t>GT-CQ</w:t>
+            </w:r>
+          </w:p>
+        </w:tc>
+        <w:tc>
+          <w:tcPr>
+            <w:tcW w:type="dxa" w:w="4706"/>
+          </w:tcPr>
+          <w:p>
+            <w:r>
+              <w:rPr>
+                <w:b w:val="0"/>
+                <w:i w:val="0"/>
+                <w:sz w:val="17"/>
+              </w:rPr>
+              <w:t>Attention ! La dépense du ménage de MODOU MARONE (6300 Fcfa) au cours de 3 derniers mois de Médicaments achetés en pharmacie sans ordonnance: alcool, pansements, paracétamol, médicaments les affections courantes (paludisme, toux, rhume, diarrhée/disenterie, vers intestinaux, etc.</w:t>
+            </w:r>
+          </w:p>
+        </w:tc>
+      </w:tr>
+      <w:tr>
+        <w:tc>
+          <w:tcPr>
+            <w:tcW w:type="dxa" w:w="964"/>
+          </w:tcPr>
+          <w:p>
+            <w:r>
+              <w:rPr>
+                <w:b/>
+                <w:i w:val="0"/>
+                <w:color w:val="EA580C"/>
+                <w:sz w:val="16"/>
+              </w:rPr>
+              <w:t>Moyenne</w:t>
+            </w:r>
+          </w:p>
+        </w:tc>
+        <w:tc>
+          <w:tcPr>
+            <w:tcW w:type="dxa" w:w="1247"/>
+          </w:tcPr>
+          <w:p>
+            <w:r>
+              <w:rPr>
+                <w:b/>
+                <w:i w:val="0"/>
+                <w:sz w:val="16"/>
+              </w:rPr>
+              <w:t>S09</w:t>
+              <w:br/>
+            </w:r>
+            <w:r>
+              <w:rPr>
+                <w:b w:val="0"/>
+                <w:i w:val="0"/>
+                <w:color w:val="64748B"/>
+                <w:sz w:val="14"/>
+              </w:rPr>
+              <w:t>Dépenses non alimentaires</w:t>
+            </w:r>
+          </w:p>
+        </w:tc>
+        <w:tc>
+          <w:tcPr>
+            <w:tcW w:type="dxa" w:w="1531"/>
+          </w:tcPr>
+          <w:p>
+            <w:r>
+              <w:rPr>
+                <w:b/>
+                <w:i w:val="0"/>
+                <w:color w:val="16A34A"/>
+                <w:sz w:val="16"/>
+              </w:rPr>
+              <w:t>—</w:t>
+            </w:r>
+          </w:p>
+        </w:tc>
+        <w:tc>
+          <w:tcPr>
+            <w:tcW w:type="dxa" w:w="1191"/>
+          </w:tcPr>
+          <w:p>
+            <w:r>
+              <w:rPr>
+                <w:b w:val="0"/>
+                <w:i w:val="0"/>
+                <w:color w:val="64748B"/>
+                <w:sz w:val="16"/>
+              </w:rPr>
+              <w:t>GT-CQ</w:t>
+            </w:r>
+          </w:p>
+        </w:tc>
+        <w:tc>
+          <w:tcPr>
+            <w:tcW w:type="dxa" w:w="4706"/>
+          </w:tcPr>
+          <w:p>
+            <w:r>
+              <w:rPr>
+                <w:b w:val="0"/>
+                <w:i w:val="0"/>
+                <w:sz w:val="17"/>
+              </w:rPr>
+              <w:t>) est relativement élevé.</w:t>
+            </w:r>
+          </w:p>
+        </w:tc>
+      </w:tr>
+      <w:tr>
+        <w:tc>
+          <w:tcPr>
+            <w:tcW w:type="dxa" w:w="964"/>
+          </w:tcPr>
+          <w:p>
+            <w:r>
+              <w:rPr>
+                <w:b/>
+                <w:i w:val="0"/>
+                <w:color w:val="EA580C"/>
+                <w:sz w:val="16"/>
+              </w:rPr>
+              <w:t>Moyenne</w:t>
+            </w:r>
+          </w:p>
+        </w:tc>
+        <w:tc>
+          <w:tcPr>
+            <w:tcW w:type="dxa" w:w="1247"/>
+          </w:tcPr>
+          <w:p>
+            <w:r>
+              <w:rPr>
+                <w:b/>
+                <w:i w:val="0"/>
+                <w:sz w:val="16"/>
+              </w:rPr>
+              <w:t>S09</w:t>
+              <w:br/>
+            </w:r>
+            <w:r>
+              <w:rPr>
+                <w:b w:val="0"/>
+                <w:i w:val="0"/>
+                <w:color w:val="64748B"/>
+                <w:sz w:val="14"/>
+              </w:rPr>
+              <w:t>Dépenses non alimentaires</w:t>
+            </w:r>
+          </w:p>
+        </w:tc>
+        <w:tc>
+          <w:tcPr>
+            <w:tcW w:type="dxa" w:w="1531"/>
+          </w:tcPr>
+          <w:p>
+            <w:r>
+              <w:rPr>
+                <w:b/>
+                <w:i w:val="0"/>
+                <w:color w:val="16A34A"/>
+                <w:sz w:val="16"/>
+              </w:rPr>
+              <w:t>—</w:t>
+            </w:r>
+          </w:p>
+        </w:tc>
+        <w:tc>
+          <w:tcPr>
+            <w:tcW w:type="dxa" w:w="1191"/>
+          </w:tcPr>
+          <w:p>
+            <w:r>
+              <w:rPr>
+                <w:b w:val="0"/>
+                <w:i w:val="0"/>
+                <w:color w:val="64748B"/>
+                <w:sz w:val="16"/>
+              </w:rPr>
+              <w:t>GT-CQ</w:t>
+            </w:r>
+          </w:p>
+        </w:tc>
+        <w:tc>
+          <w:tcPr>
+            <w:tcW w:type="dxa" w:w="4706"/>
+          </w:tcPr>
+          <w:p>
+            <w:r>
+              <w:rPr>
+                <w:b w:val="0"/>
+                <w:i w:val="0"/>
+                <w:sz w:val="17"/>
+              </w:rPr>
+              <w:t>Prière de corriger ou de confirmer avec le QG.</w:t>
+            </w:r>
+          </w:p>
+        </w:tc>
+      </w:tr>
+      <w:tr>
+        <w:tc>
+          <w:tcPr>
+            <w:tcW w:type="dxa" w:w="964"/>
+          </w:tcPr>
+          <w:p>
+            <w:r>
+              <w:rPr>
+                <w:b/>
+                <w:i w:val="0"/>
+                <w:color w:val="EA580C"/>
+                <w:sz w:val="16"/>
+              </w:rPr>
+              <w:t>Moyenne</w:t>
+            </w:r>
+          </w:p>
+        </w:tc>
+        <w:tc>
+          <w:tcPr>
+            <w:tcW w:type="dxa" w:w="1247"/>
+          </w:tcPr>
+          <w:p>
+            <w:r>
+              <w:rPr>
+                <w:b/>
+                <w:i w:val="0"/>
+                <w:sz w:val="16"/>
+              </w:rPr>
+              <w:t>S09</w:t>
+              <w:br/>
+            </w:r>
+            <w:r>
+              <w:rPr>
+                <w:b w:val="0"/>
+                <w:i w:val="0"/>
+                <w:color w:val="64748B"/>
+                <w:sz w:val="14"/>
+              </w:rPr>
+              <w:t>Dépenses non alimentaires</w:t>
+            </w:r>
+          </w:p>
+        </w:tc>
+        <w:tc>
+          <w:tcPr>
+            <w:tcW w:type="dxa" w:w="1531"/>
+          </w:tcPr>
+          <w:p>
+            <w:r>
+              <w:rPr>
+                <w:b/>
+                <w:i w:val="0"/>
+                <w:color w:val="16A34A"/>
+                <w:sz w:val="16"/>
+              </w:rPr>
+              <w:t>—</w:t>
+            </w:r>
+          </w:p>
+        </w:tc>
+        <w:tc>
+          <w:tcPr>
+            <w:tcW w:type="dxa" w:w="1191"/>
+          </w:tcPr>
+          <w:p>
+            <w:r>
+              <w:rPr>
+                <w:b w:val="0"/>
+                <w:i w:val="0"/>
+                <w:color w:val="64748B"/>
+                <w:sz w:val="16"/>
+              </w:rPr>
+              <w:t>GT-CQ</w:t>
+            </w:r>
+          </w:p>
+        </w:tc>
+        <w:tc>
+          <w:tcPr>
+            <w:tcW w:type="dxa" w:w="4706"/>
+          </w:tcPr>
+          <w:p>
+            <w:r>
+              <w:rPr>
+                <w:b w:val="0"/>
+                <w:i w:val="0"/>
+                <w:sz w:val="17"/>
+              </w:rPr>
+              <w:t>Attention ! La dépense du ménage de MODOU MARONE (15000 Fcfa) au cours de 12 derniers mois de Boucle d'oreilles, colliers, bracelets, bijoux, autres articles de bijouterie et joaillerie n.d.a est relativement élevé.</w:t>
+            </w:r>
+          </w:p>
+        </w:tc>
+      </w:tr>
+      <w:tr>
+        <w:tc>
+          <w:tcPr>
+            <w:tcW w:type="dxa" w:w="964"/>
+          </w:tcPr>
+          <w:p>
+            <w:r>
+              <w:rPr>
+                <w:b/>
+                <w:i w:val="0"/>
+                <w:color w:val="EA580C"/>
+                <w:sz w:val="16"/>
+              </w:rPr>
+              <w:t>Moyenne</w:t>
+            </w:r>
+          </w:p>
+        </w:tc>
+        <w:tc>
+          <w:tcPr>
+            <w:tcW w:type="dxa" w:w="1247"/>
+          </w:tcPr>
+          <w:p>
+            <w:r>
+              <w:rPr>
+                <w:b/>
+                <w:i w:val="0"/>
+                <w:sz w:val="16"/>
+              </w:rPr>
+              <w:t>S09</w:t>
+              <w:br/>
+            </w:r>
+            <w:r>
+              <w:rPr>
+                <w:b w:val="0"/>
+                <w:i w:val="0"/>
+                <w:color w:val="64748B"/>
+                <w:sz w:val="14"/>
+              </w:rPr>
+              <w:t>Dépenses non alimentaires</w:t>
+            </w:r>
+          </w:p>
+        </w:tc>
+        <w:tc>
+          <w:tcPr>
+            <w:tcW w:type="dxa" w:w="1531"/>
+          </w:tcPr>
+          <w:p>
+            <w:r>
+              <w:rPr>
+                <w:b/>
+                <w:i w:val="0"/>
+                <w:color w:val="16A34A"/>
+                <w:sz w:val="16"/>
+              </w:rPr>
+              <w:t>—</w:t>
+            </w:r>
+          </w:p>
+        </w:tc>
+        <w:tc>
+          <w:tcPr>
+            <w:tcW w:type="dxa" w:w="1191"/>
+          </w:tcPr>
+          <w:p>
+            <w:r>
+              <w:rPr>
+                <w:b w:val="0"/>
+                <w:i w:val="0"/>
+                <w:color w:val="64748B"/>
+                <w:sz w:val="16"/>
+              </w:rPr>
+              <w:t>GT-CQ</w:t>
+            </w:r>
+          </w:p>
+        </w:tc>
+        <w:tc>
+          <w:tcPr>
+            <w:tcW w:type="dxa" w:w="4706"/>
+          </w:tcPr>
+          <w:p>
+            <w:r>
+              <w:rPr>
+                <w:b w:val="0"/>
+                <w:i w:val="0"/>
+                <w:sz w:val="17"/>
+              </w:rPr>
+              <w:t>Prière de corriger ou de confirmer avec le QG.</w:t>
+            </w:r>
+          </w:p>
+        </w:tc>
+      </w:tr>
+      <w:tr>
+        <w:tc>
+          <w:tcPr>
+            <w:tcW w:type="dxa" w:w="964"/>
+          </w:tcPr>
+          <w:p>
+            <w:r>
+              <w:rPr>
+                <w:b/>
+                <w:i w:val="0"/>
+                <w:color w:val="EA580C"/>
+                <w:sz w:val="16"/>
+              </w:rPr>
+              <w:t>Moyenne</w:t>
+            </w:r>
+          </w:p>
+        </w:tc>
+        <w:tc>
+          <w:tcPr>
+            <w:tcW w:type="dxa" w:w="1247"/>
+          </w:tcPr>
+          <w:p>
+            <w:r>
+              <w:rPr>
+                <w:b/>
+                <w:i w:val="0"/>
+                <w:sz w:val="16"/>
+              </w:rPr>
+              <w:t>S09</w:t>
+              <w:br/>
+            </w:r>
+            <w:r>
+              <w:rPr>
+                <w:b w:val="0"/>
+                <w:i w:val="0"/>
+                <w:color w:val="64748B"/>
+                <w:sz w:val="14"/>
+              </w:rPr>
+              <w:t>Dépenses non alimentaires</w:t>
+            </w:r>
+          </w:p>
+        </w:tc>
+        <w:tc>
+          <w:tcPr>
+            <w:tcW w:type="dxa" w:w="1531"/>
+          </w:tcPr>
+          <w:p>
+            <w:r>
+              <w:rPr>
+                <w:b/>
+                <w:i w:val="0"/>
+                <w:color w:val="16A34A"/>
+                <w:sz w:val="16"/>
+              </w:rPr>
+              <w:t>—</w:t>
+            </w:r>
+          </w:p>
+        </w:tc>
+        <w:tc>
+          <w:tcPr>
+            <w:tcW w:type="dxa" w:w="1191"/>
+          </w:tcPr>
+          <w:p>
+            <w:r>
+              <w:rPr>
+                <w:b w:val="0"/>
+                <w:i w:val="0"/>
+                <w:color w:val="64748B"/>
+                <w:sz w:val="16"/>
+              </w:rPr>
+              <w:t>GT-CQ</w:t>
+            </w:r>
+          </w:p>
+        </w:tc>
+        <w:tc>
+          <w:tcPr>
+            <w:tcW w:type="dxa" w:w="4706"/>
+          </w:tcPr>
+          <w:p>
+            <w:r>
+              <w:rPr>
+                <w:b w:val="0"/>
+                <w:i w:val="0"/>
+                <w:sz w:val="17"/>
+              </w:rPr>
+              <w:t>Attention ! La dépense du ménage de MODOU MARONE (75000 Fcfa) au cours de 12 derniers mois de Lit, matelas, armoire et autres meubles de chambre à coucher est relativement élevé.</w:t>
+            </w:r>
+          </w:p>
+        </w:tc>
+      </w:tr>
+      <w:tr>
+        <w:tc>
+          <w:tcPr>
+            <w:tcW w:type="dxa" w:w="964"/>
+          </w:tcPr>
+          <w:p>
+            <w:r>
+              <w:rPr>
+                <w:b/>
+                <w:i w:val="0"/>
+                <w:color w:val="EA580C"/>
+                <w:sz w:val="16"/>
+              </w:rPr>
+              <w:t>Moyenne</w:t>
+            </w:r>
+          </w:p>
+        </w:tc>
+        <w:tc>
+          <w:tcPr>
+            <w:tcW w:type="dxa" w:w="1247"/>
+          </w:tcPr>
+          <w:p>
+            <w:r>
+              <w:rPr>
+                <w:b/>
+                <w:i w:val="0"/>
+                <w:sz w:val="16"/>
+              </w:rPr>
+              <w:t>S10</w:t>
+              <w:br/>
+            </w:r>
+            <w:r>
+              <w:rPr>
+                <w:b w:val="0"/>
+                <w:i w:val="0"/>
+                <w:color w:val="64748B"/>
+                <w:sz w:val="14"/>
+              </w:rPr>
+              <w:t>Logement</w:t>
+            </w:r>
+          </w:p>
+        </w:tc>
+        <w:tc>
+          <w:tcPr>
+            <w:tcW w:type="dxa" w:w="1531"/>
+          </w:tcPr>
+          <w:p>
+            <w:r>
+              <w:rPr>
+                <w:b/>
+                <w:i w:val="0"/>
+                <w:color w:val="16A34A"/>
+                <w:sz w:val="16"/>
+              </w:rPr>
+              <w:t>s00q07a, s00q08, s00q10, s00q13_0, s00q15_0, s00q17_0, s00q23a, s00q23b</w:t>
+            </w:r>
+          </w:p>
+        </w:tc>
+        <w:tc>
+          <w:tcPr>
+            <w:tcW w:type="dxa" w:w="1191"/>
+          </w:tcPr>
+          <w:p>
+            <w:r>
+              <w:rPr>
+                <w:b w:val="0"/>
+                <w:i w:val="0"/>
+                <w:color w:val="64748B"/>
+                <w:sz w:val="16"/>
+              </w:rPr>
+              <w:t>GT-CQ</w:t>
+            </w:r>
+          </w:p>
+        </w:tc>
+        <w:tc>
+          <w:tcPr>
+            <w:tcW w:type="dxa" w:w="4706"/>
+          </w:tcPr>
+          <w:p>
+            <w:r>
+              <w:rPr>
+                <w:b w:val="0"/>
+                <w:i w:val="0"/>
+                <w:sz w:val="17"/>
+              </w:rPr>
+              <w:t>Le noms de l'entreprise  ne doit pas contenir de chiffre et doit être bien renseigné, prière de bien renseigné .</w:t>
+            </w:r>
+          </w:p>
+        </w:tc>
+      </w:tr>
+      <w:tr>
+        <w:tc>
+          <w:tcPr>
+            <w:tcW w:type="dxa" w:w="964"/>
+          </w:tcPr>
+          <w:p>
+            <w:r>
+              <w:rPr>
+                <w:b/>
+                <w:i w:val="0"/>
+                <w:color w:val="EA580C"/>
+                <w:sz w:val="16"/>
+              </w:rPr>
+              <w:t>Moyenne</w:t>
             </w:r>
           </w:p>
         </w:tc>
@@ -1295,7 +5525,7 @@
                 <w:i w:val="0"/>
                 <w:sz w:val="17"/>
               </w:rPr>
-              <w:t>L'âge du béneficiaire d'argent dans la section 13b (Transfert emis) semble incoherent voir élévé, prière de verifier ou corriger.</w:t>
+              <w:t>L'âge de celui qui a envoyé/donné de l'argent dans la section 13a (Transfert reçu) semble  élévé, prière de corriger ou confirmer ave le QG.</w:t>
             </w:r>
           </w:p>
         </w:tc>
@@ -1310,10 +5540,10 @@
               <w:rPr>
                 <w:b/>
                 <w:i w:val="0"/>
-                <w:color w:val="DC2626"/>
-                <w:sz w:val="16"/>
-              </w:rPr>
-              <w:t>Haute</w:t>
+                <w:color w:val="EA580C"/>
+                <w:sz w:val="16"/>
+              </w:rPr>
+              <w:t>Moyenne</w:t>
             </w:r>
           </w:p>
         </w:tc>
@@ -1328,7 +5558,7 @@
                 <w:i w:val="0"/>
                 <w:sz w:val="16"/>
               </w:rPr>
-              <w:t>S16</w:t>
+              <w:t>S13</w:t>
               <w:br/>
             </w:r>
             <w:r>
@@ -1338,7 +5568,7 @@
                 <w:color w:val="64748B"/>
                 <w:sz w:val="14"/>
               </w:rPr>
-              <w:t>Agriculture</w:t>
+              <w:t>Transferts</w:t>
             </w:r>
           </w:p>
         </w:tc>
@@ -1354,7 +5584,7 @@
                 <w:color w:val="16A34A"/>
                 <w:sz w:val="16"/>
               </w:rPr>
-              <w:t>—</w:t>
+              <w:t>s01q23, s01q00b, s01q23_autre</w:t>
             </w:r>
           </w:p>
         </w:tc>
@@ -1385,4687 +5615,7 @@
                 <w:i w:val="0"/>
                 <w:sz w:val="17"/>
               </w:rPr>
-              <w:t>Incoherence! Le nombre de cultures dans la parcelle ##N/A## est de .</w:t>
-            </w:r>
-          </w:p>
-        </w:tc>
-      </w:tr>
-      <w:tr>
-        <w:tc>
-          <w:tcPr>
-            <w:tcW w:type="dxa" w:w="964"/>
-          </w:tcPr>
-          <w:p>
-            <w:r>
-              <w:rPr>
-                <w:b/>
-                <w:i w:val="0"/>
-                <w:color w:val="DC2626"/>
-                <w:sz w:val="16"/>
-              </w:rPr>
-              <w:t>Haute</w:t>
-            </w:r>
-          </w:p>
-        </w:tc>
-        <w:tc>
-          <w:tcPr>
-            <w:tcW w:type="dxa" w:w="1247"/>
-          </w:tcPr>
-          <w:p>
-            <w:r>
-              <w:rPr>
-                <w:b/>
-                <w:i w:val="0"/>
-                <w:sz w:val="16"/>
-              </w:rPr>
-              <w:t>S16</w:t>
-              <w:br/>
-            </w:r>
-            <w:r>
-              <w:rPr>
-                <w:b w:val="0"/>
-                <w:i w:val="0"/>
-                <w:color w:val="64748B"/>
-                <w:sz w:val="14"/>
-              </w:rPr>
-              <w:t>Agriculture</w:t>
-            </w:r>
-          </w:p>
-        </w:tc>
-        <w:tc>
-          <w:tcPr>
-            <w:tcW w:type="dxa" w:w="1531"/>
-          </w:tcPr>
-          <w:p>
-            <w:r>
-              <w:rPr>
-                <w:b/>
-                <w:i w:val="0"/>
-                <w:color w:val="16A34A"/>
-                <w:sz w:val="16"/>
-              </w:rPr>
-              <w:t>s01q28, s01q29, s01q30, s02q01__1, s02q02__1, s02q03__1, s02q15, s03q18</w:t>
-            </w:r>
-          </w:p>
-        </w:tc>
-        <w:tc>
-          <w:tcPr>
-            <w:tcW w:type="dxa" w:w="1191"/>
-          </w:tcPr>
-          <w:p>
-            <w:r>
-              <w:rPr>
-                <w:b w:val="0"/>
-                <w:i w:val="0"/>
-                <w:color w:val="64748B"/>
-                <w:sz w:val="16"/>
-              </w:rPr>
-              <w:t>GT-CQ</w:t>
-            </w:r>
-          </w:p>
-        </w:tc>
-        <w:tc>
-          <w:tcPr>
-            <w:tcW w:type="dxa" w:w="4706"/>
-          </w:tcPr>
-          <w:p>
-            <w:r>
-              <w:rPr>
-                <w:b w:val="0"/>
-                <w:i w:val="0"/>
-                <w:sz w:val="17"/>
-              </w:rPr>
-              <w:t>Le nom du champs ou la parcelle doivent être renseignés, prière de les renseignerIncoherence! Le nombre de minutes (.</w:t>
-            </w:r>
-          </w:p>
-        </w:tc>
-      </w:tr>
-      <w:tr>
-        <w:tc>
-          <w:tcPr>
-            <w:tcW w:type="dxa" w:w="964"/>
-          </w:tcPr>
-          <w:p>
-            <w:r>
-              <w:rPr>
-                <w:b/>
-                <w:i w:val="0"/>
-                <w:color w:val="EA580C"/>
-                <w:sz w:val="16"/>
-              </w:rPr>
-              <w:t>Moyenne</w:t>
-            </w:r>
-          </w:p>
-        </w:tc>
-        <w:tc>
-          <w:tcPr>
-            <w:tcW w:type="dxa" w:w="1247"/>
-          </w:tcPr>
-          <w:p>
-            <w:r>
-              <w:rPr>
-                <w:b/>
-                <w:i w:val="0"/>
-                <w:sz w:val="16"/>
-              </w:rPr>
-              <w:t>S00</w:t>
-              <w:br/>
-            </w:r>
-            <w:r>
-              <w:rPr>
-                <w:b w:val="0"/>
-                <w:i w:val="0"/>
-                <w:color w:val="64748B"/>
-                <w:sz w:val="14"/>
-              </w:rPr>
-              <w:t>Identification</w:t>
-            </w:r>
-          </w:p>
-        </w:tc>
-        <w:tc>
-          <w:tcPr>
-            <w:tcW w:type="dxa" w:w="1531"/>
-          </w:tcPr>
-          <w:p>
-            <w:r>
-              <w:rPr>
-                <w:b/>
-                <w:i w:val="0"/>
-                <w:color w:val="16A34A"/>
-                <w:sz w:val="16"/>
-              </w:rPr>
-              <w:t>—</w:t>
-            </w:r>
-          </w:p>
-        </w:tc>
-        <w:tc>
-          <w:tcPr>
-            <w:tcW w:type="dxa" w:w="1191"/>
-          </w:tcPr>
-          <w:p>
-            <w:r>
-              <w:rPr>
-                <w:b w:val="0"/>
-                <w:i w:val="0"/>
-                <w:color w:val="64748B"/>
-                <w:sz w:val="16"/>
-              </w:rPr>
-              <w:t>GT-CQ</w:t>
-            </w:r>
-          </w:p>
-        </w:tc>
-        <w:tc>
-          <w:tcPr>
-            <w:tcW w:type="dxa" w:w="4706"/>
-          </w:tcPr>
-          <w:p>
-            <w:r>
-              <w:rPr>
-                <w:b w:val="0"/>
-                <w:i w:val="0"/>
-                <w:sz w:val="17"/>
-              </w:rPr>
-              <w:t>L'adresse ou la localisation du ménage doit être bien renseignée, ne doit pas contenir des numéros de téléphone et elle semble courte pour être une adresse.</w:t>
-            </w:r>
-          </w:p>
-        </w:tc>
-      </w:tr>
-      <w:tr>
-        <w:tc>
-          <w:tcPr>
-            <w:tcW w:type="dxa" w:w="964"/>
-          </w:tcPr>
-          <w:p>
-            <w:r>
-              <w:rPr>
-                <w:b/>
-                <w:i w:val="0"/>
-                <w:color w:val="EA580C"/>
-                <w:sz w:val="16"/>
-              </w:rPr>
-              <w:t>Moyenne</w:t>
-            </w:r>
-          </w:p>
-        </w:tc>
-        <w:tc>
-          <w:tcPr>
-            <w:tcW w:type="dxa" w:w="1247"/>
-          </w:tcPr>
-          <w:p>
-            <w:r>
-              <w:rPr>
-                <w:b/>
-                <w:i w:val="0"/>
-                <w:sz w:val="16"/>
-              </w:rPr>
-              <w:t>S00</w:t>
-              <w:br/>
-            </w:r>
-            <w:r>
-              <w:rPr>
-                <w:b w:val="0"/>
-                <w:i w:val="0"/>
-                <w:color w:val="64748B"/>
-                <w:sz w:val="14"/>
-              </w:rPr>
-              <w:t>Identification</w:t>
-            </w:r>
-          </w:p>
-        </w:tc>
-        <w:tc>
-          <w:tcPr>
-            <w:tcW w:type="dxa" w:w="1531"/>
-          </w:tcPr>
-          <w:p>
-            <w:r>
-              <w:rPr>
-                <w:b/>
-                <w:i w:val="0"/>
-                <w:color w:val="16A34A"/>
-                <w:sz w:val="16"/>
-              </w:rPr>
-              <w:t>—</w:t>
-            </w:r>
-          </w:p>
-        </w:tc>
-        <w:tc>
-          <w:tcPr>
-            <w:tcW w:type="dxa" w:w="1191"/>
-          </w:tcPr>
-          <w:p>
-            <w:r>
-              <w:rPr>
-                <w:b w:val="0"/>
-                <w:i w:val="0"/>
-                <w:color w:val="64748B"/>
-                <w:sz w:val="16"/>
-              </w:rPr>
-              <w:t>GT-CQ</w:t>
-            </w:r>
-          </w:p>
-        </w:tc>
-        <w:tc>
-          <w:tcPr>
-            <w:tcW w:type="dxa" w:w="4706"/>
-          </w:tcPr>
-          <w:p>
-            <w:r>
-              <w:rPr>
-                <w:b w:val="0"/>
-                <w:i w:val="0"/>
-                <w:sz w:val="17"/>
-              </w:rPr>
-              <w:t>Prière de renseigner la bonne adresse.</w:t>
-            </w:r>
-          </w:p>
-        </w:tc>
-      </w:tr>
-      <w:tr>
-        <w:tc>
-          <w:tcPr>
-            <w:tcW w:type="dxa" w:w="964"/>
-          </w:tcPr>
-          <w:p>
-            <w:r>
-              <w:rPr>
-                <w:b/>
-                <w:i w:val="0"/>
-                <w:color w:val="EA580C"/>
-                <w:sz w:val="16"/>
-              </w:rPr>
-              <w:t>Moyenne</w:t>
-            </w:r>
-          </w:p>
-        </w:tc>
-        <w:tc>
-          <w:tcPr>
-            <w:tcW w:type="dxa" w:w="1247"/>
-          </w:tcPr>
-          <w:p>
-            <w:r>
-              <w:rPr>
-                <w:b/>
-                <w:i w:val="0"/>
-                <w:sz w:val="16"/>
-              </w:rPr>
-              <w:t>S01</w:t>
-              <w:br/>
-            </w:r>
-            <w:r>
-              <w:rPr>
-                <w:b w:val="0"/>
-                <w:i w:val="0"/>
-                <w:color w:val="64748B"/>
-                <w:sz w:val="14"/>
-              </w:rPr>
-              <w:t>Démographie</w:t>
-            </w:r>
-          </w:p>
-        </w:tc>
-        <w:tc>
-          <w:tcPr>
-            <w:tcW w:type="dxa" w:w="1531"/>
-          </w:tcPr>
-          <w:p>
-            <w:r>
-              <w:rPr>
-                <w:b/>
-                <w:i w:val="0"/>
-                <w:color w:val="16A34A"/>
-                <w:sz w:val="16"/>
-              </w:rPr>
-              <w:t>s01q23, s01q00b, s01q23_autre</w:t>
-            </w:r>
-          </w:p>
-        </w:tc>
-        <w:tc>
-          <w:tcPr>
-            <w:tcW w:type="dxa" w:w="1191"/>
-          </w:tcPr>
-          <w:p>
-            <w:r>
-              <w:rPr>
-                <w:b w:val="0"/>
-                <w:i w:val="0"/>
-                <w:color w:val="64748B"/>
-                <w:sz w:val="16"/>
-              </w:rPr>
-              <w:t>GT-CQ</w:t>
-            </w:r>
-          </w:p>
-        </w:tc>
-        <w:tc>
-          <w:tcPr>
-            <w:tcW w:type="dxa" w:w="4706"/>
-          </w:tcPr>
-          <w:p>
-            <w:r>
-              <w:rPr>
-                <w:b w:val="0"/>
-                <w:i w:val="0"/>
-                <w:sz w:val="17"/>
-              </w:rPr>
-              <w:t>La raison principale que MODOU MARONE envisage de migrer est Il veut travailler pour son pays et semble exister dans les modalités, prière de prendre attache avec le QG pour plus d'explication afin de la classer bien.</w:t>
-            </w:r>
-          </w:p>
-        </w:tc>
-      </w:tr>
-      <w:tr>
-        <w:tc>
-          <w:tcPr>
-            <w:tcW w:type="dxa" w:w="964"/>
-          </w:tcPr>
-          <w:p>
-            <w:r>
-              <w:rPr>
-                <w:b/>
-                <w:i w:val="0"/>
-                <w:color w:val="EA580C"/>
-                <w:sz w:val="16"/>
-              </w:rPr>
-              <w:t>Moyenne</w:t>
-            </w:r>
-          </w:p>
-        </w:tc>
-        <w:tc>
-          <w:tcPr>
-            <w:tcW w:type="dxa" w:w="1247"/>
-          </w:tcPr>
-          <w:p>
-            <w:r>
-              <w:rPr>
-                <w:b/>
-                <w:i w:val="0"/>
-                <w:sz w:val="16"/>
-              </w:rPr>
-              <w:t>S01</w:t>
-              <w:br/>
-            </w:r>
-            <w:r>
-              <w:rPr>
-                <w:b w:val="0"/>
-                <w:i w:val="0"/>
-                <w:color w:val="64748B"/>
-                <w:sz w:val="14"/>
-              </w:rPr>
-              <w:t>Démographie</w:t>
-            </w:r>
-          </w:p>
-        </w:tc>
-        <w:tc>
-          <w:tcPr>
-            <w:tcW w:type="dxa" w:w="1531"/>
-          </w:tcPr>
-          <w:p>
-            <w:r>
-              <w:rPr>
-                <w:b/>
-                <w:i w:val="0"/>
-                <w:color w:val="16A34A"/>
-                <w:sz w:val="16"/>
-              </w:rPr>
-              <w:t>—</w:t>
-            </w:r>
-          </w:p>
-        </w:tc>
-        <w:tc>
-          <w:tcPr>
-            <w:tcW w:type="dxa" w:w="1191"/>
-          </w:tcPr>
-          <w:p>
-            <w:r>
-              <w:rPr>
-                <w:b w:val="0"/>
-                <w:i w:val="0"/>
-                <w:color w:val="64748B"/>
-                <w:sz w:val="16"/>
-              </w:rPr>
-              <w:t>GT-CQ</w:t>
-            </w:r>
-          </w:p>
-        </w:tc>
-        <w:tc>
-          <w:tcPr>
-            <w:tcW w:type="dxa" w:w="4706"/>
-          </w:tcPr>
-          <w:p>
-            <w:r>
-              <w:rPr>
-                <w:b w:val="0"/>
-                <w:i w:val="0"/>
-                <w:sz w:val="17"/>
-              </w:rPr>
-              <w:t>Prière de verifier l'information donnée par MODOU MARONE ou corriger au niveau de la section 1.</w:t>
-            </w:r>
-          </w:p>
-        </w:tc>
-      </w:tr>
-      <w:tr>
-        <w:tc>
-          <w:tcPr>
-            <w:tcW w:type="dxa" w:w="964"/>
-          </w:tcPr>
-          <w:p>
-            <w:r>
-              <w:rPr>
-                <w:b/>
-                <w:i w:val="0"/>
-                <w:color w:val="EA580C"/>
-                <w:sz w:val="16"/>
-              </w:rPr>
-              <w:t>Moyenne</w:t>
-            </w:r>
-          </w:p>
-        </w:tc>
-        <w:tc>
-          <w:tcPr>
-            <w:tcW w:type="dxa" w:w="1247"/>
-          </w:tcPr>
-          <w:p>
-            <w:r>
-              <w:rPr>
-                <w:b/>
-                <w:i w:val="0"/>
-                <w:sz w:val="16"/>
-              </w:rPr>
-              <w:t>S01</w:t>
-              <w:br/>
-            </w:r>
-            <w:r>
-              <w:rPr>
-                <w:b w:val="0"/>
-                <w:i w:val="0"/>
-                <w:color w:val="64748B"/>
-                <w:sz w:val="14"/>
-              </w:rPr>
-              <w:t>Démographie</w:t>
-            </w:r>
-          </w:p>
-        </w:tc>
-        <w:tc>
-          <w:tcPr>
-            <w:tcW w:type="dxa" w:w="1531"/>
-          </w:tcPr>
-          <w:p>
-            <w:r>
-              <w:rPr>
-                <w:b/>
-                <w:i w:val="0"/>
-                <w:color w:val="16A34A"/>
-                <w:sz w:val="16"/>
-              </w:rPr>
-              <w:t>—</w:t>
-            </w:r>
-          </w:p>
-        </w:tc>
-        <w:tc>
-          <w:tcPr>
-            <w:tcW w:type="dxa" w:w="1191"/>
-          </w:tcPr>
-          <w:p>
-            <w:r>
-              <w:rPr>
-                <w:b w:val="0"/>
-                <w:i w:val="0"/>
-                <w:color w:val="64748B"/>
-                <w:sz w:val="16"/>
-              </w:rPr>
-              <w:t>GT-CQ</w:t>
-            </w:r>
-          </w:p>
-        </w:tc>
-        <w:tc>
-          <w:tcPr>
-            <w:tcW w:type="dxa" w:w="4706"/>
-          </w:tcPr>
-          <w:p>
-            <w:r>
-              <w:rPr>
-                <w:b w:val="0"/>
-                <w:i w:val="0"/>
-                <w:sz w:val="17"/>
-              </w:rPr>
-              <w:t>Prière de verifier l'information donnée par SALIOU NDIAYE ou corriger au niveau de la section 1.</w:t>
-            </w:r>
-          </w:p>
-        </w:tc>
-      </w:tr>
-      <w:tr>
-        <w:tc>
-          <w:tcPr>
-            <w:tcW w:type="dxa" w:w="964"/>
-          </w:tcPr>
-          <w:p>
-            <w:r>
-              <w:rPr>
-                <w:b/>
-                <w:i w:val="0"/>
-                <w:color w:val="EA580C"/>
-                <w:sz w:val="16"/>
-              </w:rPr>
-              <w:t>Moyenne</w:t>
-            </w:r>
-          </w:p>
-        </w:tc>
-        <w:tc>
-          <w:tcPr>
-            <w:tcW w:type="dxa" w:w="1247"/>
-          </w:tcPr>
-          <w:p>
-            <w:r>
-              <w:rPr>
-                <w:b/>
-                <w:i w:val="0"/>
-                <w:sz w:val="16"/>
-              </w:rPr>
-              <w:t>S01</w:t>
-              <w:br/>
-            </w:r>
-            <w:r>
-              <w:rPr>
-                <w:b w:val="0"/>
-                <w:i w:val="0"/>
-                <w:color w:val="64748B"/>
-                <w:sz w:val="14"/>
-              </w:rPr>
-              <w:t>Démographie</w:t>
-            </w:r>
-          </w:p>
-        </w:tc>
-        <w:tc>
-          <w:tcPr>
-            <w:tcW w:type="dxa" w:w="1531"/>
-          </w:tcPr>
-          <w:p>
-            <w:r>
-              <w:rPr>
-                <w:b/>
-                <w:i w:val="0"/>
-                <w:color w:val="16A34A"/>
-                <w:sz w:val="16"/>
-              </w:rPr>
-              <w:t>s01q10_1</w:t>
-            </w:r>
-          </w:p>
-        </w:tc>
-        <w:tc>
-          <w:tcPr>
-            <w:tcW w:type="dxa" w:w="1191"/>
-          </w:tcPr>
-          <w:p>
-            <w:r>
-              <w:rPr>
-                <w:b w:val="0"/>
-                <w:i w:val="0"/>
-                <w:color w:val="64748B"/>
-                <w:sz w:val="16"/>
-              </w:rPr>
-              <w:t>GT-CQ</w:t>
-            </w:r>
-          </w:p>
-        </w:tc>
-        <w:tc>
-          <w:tcPr>
-            <w:tcW w:type="dxa" w:w="4706"/>
-          </w:tcPr>
-          <w:p>
-            <w:r>
-              <w:rPr>
-                <w:b w:val="0"/>
-                <w:i w:val="0"/>
-                <w:sz w:val="17"/>
-              </w:rPr>
-              <w:t>La taille du ménage lors de l'enquête principale (7) de ce ménage est inférieur à la taille du denombrement (16), prière de fournir des explications concrètes ou aller revisiter le ménage.</w:t>
-            </w:r>
-          </w:p>
-        </w:tc>
-      </w:tr>
-      <w:tr>
-        <w:tc>
-          <w:tcPr>
-            <w:tcW w:type="dxa" w:w="964"/>
-          </w:tcPr>
-          <w:p>
-            <w:r>
-              <w:rPr>
-                <w:b/>
-                <w:i w:val="0"/>
-                <w:color w:val="EA580C"/>
-                <w:sz w:val="16"/>
-              </w:rPr>
-              <w:t>Moyenne</w:t>
-            </w:r>
-          </w:p>
-        </w:tc>
-        <w:tc>
-          <w:tcPr>
-            <w:tcW w:type="dxa" w:w="1247"/>
-          </w:tcPr>
-          <w:p>
-            <w:r>
-              <w:rPr>
-                <w:b/>
-                <w:i w:val="0"/>
-                <w:sz w:val="16"/>
-              </w:rPr>
-              <w:t>S02</w:t>
-              <w:br/>
-            </w:r>
-            <w:r>
-              <w:rPr>
-                <w:b w:val="0"/>
-                <w:i w:val="0"/>
-                <w:color w:val="64748B"/>
-                <w:sz w:val="14"/>
-              </w:rPr>
-              <w:t>Éducation</w:t>
-            </w:r>
-          </w:p>
-        </w:tc>
-        <w:tc>
-          <w:tcPr>
-            <w:tcW w:type="dxa" w:w="1531"/>
-          </w:tcPr>
-          <w:p>
-            <w:r>
-              <w:rPr>
-                <w:b/>
-                <w:i w:val="0"/>
-                <w:color w:val="16A34A"/>
-                <w:sz w:val="16"/>
-              </w:rPr>
-              <w:t>—</w:t>
-            </w:r>
-          </w:p>
-        </w:tc>
-        <w:tc>
-          <w:tcPr>
-            <w:tcW w:type="dxa" w:w="1191"/>
-          </w:tcPr>
-          <w:p>
-            <w:r>
-              <w:rPr>
-                <w:b w:val="0"/>
-                <w:i w:val="0"/>
-                <w:color w:val="64748B"/>
-                <w:sz w:val="16"/>
-              </w:rPr>
-              <w:t>GT-CQ</w:t>
-            </w:r>
-          </w:p>
-        </w:tc>
-        <w:tc>
-          <w:tcPr>
-            <w:tcW w:type="dxa" w:w="4706"/>
-          </w:tcPr>
-          <w:p>
-            <w:r>
-              <w:rPr>
-                <w:b w:val="0"/>
-                <w:i w:val="0"/>
-                <w:sz w:val="17"/>
-              </w:rPr>
-              <w:t>veuillez, s'il vous plait, confirmer les frais de scolarité ( 1000 FCFA) payée de IBOU MARONE avec le QG ou apporter les corrections nécessaires.</w:t>
-            </w:r>
-          </w:p>
-        </w:tc>
-      </w:tr>
-      <w:tr>
-        <w:tc>
-          <w:tcPr>
-            <w:tcW w:type="dxa" w:w="964"/>
-          </w:tcPr>
-          <w:p>
-            <w:r>
-              <w:rPr>
-                <w:b/>
-                <w:i w:val="0"/>
-                <w:color w:val="EA580C"/>
-                <w:sz w:val="16"/>
-              </w:rPr>
-              <w:t>Moyenne</w:t>
-            </w:r>
-          </w:p>
-        </w:tc>
-        <w:tc>
-          <w:tcPr>
-            <w:tcW w:type="dxa" w:w="1247"/>
-          </w:tcPr>
-          <w:p>
-            <w:r>
-              <w:rPr>
-                <w:b/>
-                <w:i w:val="0"/>
-                <w:sz w:val="16"/>
-              </w:rPr>
-              <w:t>S02</w:t>
-              <w:br/>
-            </w:r>
-            <w:r>
-              <w:rPr>
-                <w:b w:val="0"/>
-                <w:i w:val="0"/>
-                <w:color w:val="64748B"/>
-                <w:sz w:val="14"/>
-              </w:rPr>
-              <w:t>Éducation</w:t>
-            </w:r>
-          </w:p>
-        </w:tc>
-        <w:tc>
-          <w:tcPr>
-            <w:tcW w:type="dxa" w:w="1531"/>
-          </w:tcPr>
-          <w:p>
-            <w:r>
-              <w:rPr>
-                <w:b/>
-                <w:i w:val="0"/>
-                <w:color w:val="16A34A"/>
-                <w:sz w:val="16"/>
-              </w:rPr>
-              <w:t>—</w:t>
-            </w:r>
-          </w:p>
-        </w:tc>
-        <w:tc>
-          <w:tcPr>
-            <w:tcW w:type="dxa" w:w="1191"/>
-          </w:tcPr>
-          <w:p>
-            <w:r>
-              <w:rPr>
-                <w:b w:val="0"/>
-                <w:i w:val="0"/>
-                <w:color w:val="64748B"/>
-                <w:sz w:val="16"/>
-              </w:rPr>
-              <w:t>GT-CQ</w:t>
-            </w:r>
-          </w:p>
-        </w:tc>
-        <w:tc>
-          <w:tcPr>
-            <w:tcW w:type="dxa" w:w="4706"/>
-          </w:tcPr>
-          <w:p>
-            <w:r>
-              <w:rPr>
-                <w:b w:val="0"/>
-                <w:i w:val="0"/>
-                <w:sz w:val="17"/>
-              </w:rPr>
-              <w:t>veuillez, s'il vous plait, confirmer les frais de scolarité ( 1000 FCFA) payée de MAMADOU MARONE avec le QG ou apporter les corrections nécessaires.</w:t>
-            </w:r>
-          </w:p>
-        </w:tc>
-      </w:tr>
-      <w:tr>
-        <w:tc>
-          <w:tcPr>
-            <w:tcW w:type="dxa" w:w="964"/>
-          </w:tcPr>
-          <w:p>
-            <w:r>
-              <w:rPr>
-                <w:b/>
-                <w:i w:val="0"/>
-                <w:color w:val="EA580C"/>
-                <w:sz w:val="16"/>
-              </w:rPr>
-              <w:t>Moyenne</w:t>
-            </w:r>
-          </w:p>
-        </w:tc>
-        <w:tc>
-          <w:tcPr>
-            <w:tcW w:type="dxa" w:w="1247"/>
-          </w:tcPr>
-          <w:p>
-            <w:r>
-              <w:rPr>
-                <w:b/>
-                <w:i w:val="0"/>
-                <w:sz w:val="16"/>
-              </w:rPr>
-              <w:t>S02</w:t>
-              <w:br/>
-            </w:r>
-            <w:r>
-              <w:rPr>
-                <w:b w:val="0"/>
-                <w:i w:val="0"/>
-                <w:color w:val="64748B"/>
-                <w:sz w:val="14"/>
-              </w:rPr>
-              <w:t>Éducation</w:t>
-            </w:r>
-          </w:p>
-        </w:tc>
-        <w:tc>
-          <w:tcPr>
-            <w:tcW w:type="dxa" w:w="1531"/>
-          </w:tcPr>
-          <w:p>
-            <w:r>
-              <w:rPr>
-                <w:b/>
-                <w:i w:val="0"/>
-                <w:color w:val="16A34A"/>
-                <w:sz w:val="16"/>
-              </w:rPr>
-              <w:t>—</w:t>
-            </w:r>
-          </w:p>
-        </w:tc>
-        <w:tc>
-          <w:tcPr>
-            <w:tcW w:type="dxa" w:w="1191"/>
-          </w:tcPr>
-          <w:p>
-            <w:r>
-              <w:rPr>
-                <w:b w:val="0"/>
-                <w:i w:val="0"/>
-                <w:color w:val="64748B"/>
-                <w:sz w:val="16"/>
-              </w:rPr>
-              <w:t>GT-CQ</w:t>
-            </w:r>
-          </w:p>
-        </w:tc>
-        <w:tc>
-          <w:tcPr>
-            <w:tcW w:type="dxa" w:w="4706"/>
-          </w:tcPr>
-          <w:p>
-            <w:r>
-              <w:rPr>
-                <w:b w:val="0"/>
-                <w:i w:val="0"/>
-                <w:sz w:val="17"/>
-              </w:rPr>
-              <w:t>Merci de bien vouloir changé 2.04 en OUI et renseigné toutes les autres informations qui concerne MODOU MARONE .</w:t>
-            </w:r>
-          </w:p>
-        </w:tc>
-      </w:tr>
-      <w:tr>
-        <w:tc>
-          <w:tcPr>
-            <w:tcW w:type="dxa" w:w="964"/>
-          </w:tcPr>
-          <w:p>
-            <w:r>
-              <w:rPr>
-                <w:b/>
-                <w:i w:val="0"/>
-                <w:color w:val="EA580C"/>
-                <w:sz w:val="16"/>
-              </w:rPr>
-              <w:t>Moyenne</w:t>
-            </w:r>
-          </w:p>
-        </w:tc>
-        <w:tc>
-          <w:tcPr>
-            <w:tcW w:type="dxa" w:w="1247"/>
-          </w:tcPr>
-          <w:p>
-            <w:r>
-              <w:rPr>
-                <w:b/>
-                <w:i w:val="0"/>
-                <w:sz w:val="16"/>
-              </w:rPr>
-              <w:t>S02</w:t>
-              <w:br/>
-            </w:r>
-            <w:r>
-              <w:rPr>
-                <w:b w:val="0"/>
-                <w:i w:val="0"/>
-                <w:color w:val="64748B"/>
-                <w:sz w:val="14"/>
-              </w:rPr>
-              <w:t>Éducation</w:t>
-            </w:r>
-          </w:p>
-        </w:tc>
-        <w:tc>
-          <w:tcPr>
-            <w:tcW w:type="dxa" w:w="1531"/>
-          </w:tcPr>
-          <w:p>
-            <w:r>
-              <w:rPr>
-                <w:b/>
-                <w:i w:val="0"/>
-                <w:color w:val="16A34A"/>
-                <w:sz w:val="16"/>
-              </w:rPr>
-              <w:t>—</w:t>
-            </w:r>
-          </w:p>
-        </w:tc>
-        <w:tc>
-          <w:tcPr>
-            <w:tcW w:type="dxa" w:w="1191"/>
-          </w:tcPr>
-          <w:p>
-            <w:r>
-              <w:rPr>
-                <w:b w:val="0"/>
-                <w:i w:val="0"/>
-                <w:color w:val="64748B"/>
-                <w:sz w:val="16"/>
-              </w:rPr>
-              <w:t>GT-CQ</w:t>
-            </w:r>
-          </w:p>
-        </w:tc>
-        <w:tc>
-          <w:tcPr>
-            <w:tcW w:type="dxa" w:w="4706"/>
-          </w:tcPr>
-          <w:p>
-            <w:r>
-              <w:rPr>
-                <w:b w:val="0"/>
-                <w:i w:val="0"/>
-                <w:sz w:val="17"/>
-              </w:rPr>
-              <w:t>Merci de bien vouloir changé 2.04 en OUI et renseigné toutes les autres informations qui concerne YACINE DIENG .</w:t>
-            </w:r>
-          </w:p>
-        </w:tc>
-      </w:tr>
-      <w:tr>
-        <w:tc>
-          <w:tcPr>
-            <w:tcW w:type="dxa" w:w="964"/>
-          </w:tcPr>
-          <w:p>
-            <w:r>
-              <w:rPr>
-                <w:b/>
-                <w:i w:val="0"/>
-                <w:color w:val="EA580C"/>
-                <w:sz w:val="16"/>
-              </w:rPr>
-              <w:t>Moyenne</w:t>
-            </w:r>
-          </w:p>
-        </w:tc>
-        <w:tc>
-          <w:tcPr>
-            <w:tcW w:type="dxa" w:w="1247"/>
-          </w:tcPr>
-          <w:p>
-            <w:r>
-              <w:rPr>
-                <w:b/>
-                <w:i w:val="0"/>
-                <w:sz w:val="16"/>
-              </w:rPr>
-              <w:t>S03</w:t>
-              <w:br/>
-            </w:r>
-            <w:r>
-              <w:rPr>
-                <w:b w:val="0"/>
-                <w:i w:val="0"/>
-                <w:color w:val="64748B"/>
-                <w:sz w:val="14"/>
-              </w:rPr>
-              <w:t>Santé</w:t>
-            </w:r>
-          </w:p>
-        </w:tc>
-        <w:tc>
-          <w:tcPr>
-            <w:tcW w:type="dxa" w:w="1531"/>
-          </w:tcPr>
-          <w:p>
-            <w:r>
-              <w:rPr>
-                <w:b/>
-                <w:i w:val="0"/>
-                <w:color w:val="16A34A"/>
-                <w:sz w:val="16"/>
-              </w:rPr>
-              <w:t>s01q41a, s02q20, s02q22, s03q07, s03q02, s01q00b, s03q02_autre</w:t>
-            </w:r>
-          </w:p>
-        </w:tc>
-        <w:tc>
-          <w:tcPr>
-            <w:tcW w:type="dxa" w:w="1191"/>
-          </w:tcPr>
-          <w:p>
-            <w:r>
-              <w:rPr>
-                <w:b w:val="0"/>
-                <w:i w:val="0"/>
-                <w:color w:val="64748B"/>
-                <w:sz w:val="16"/>
-              </w:rPr>
-              <w:t>GT-CQ</w:t>
-            </w:r>
-          </w:p>
-        </w:tc>
-        <w:tc>
-          <w:tcPr>
-            <w:tcW w:type="dxa" w:w="4706"/>
-          </w:tcPr>
-          <w:p>
-            <w:r>
-              <w:rPr>
-                <w:b w:val="0"/>
-                <w:i w:val="0"/>
-                <w:sz w:val="17"/>
-              </w:rPr>
-              <w:t>Le principal problème de santé que MAMADOU MARONE a eu est maux de ventre, prière de prendre attache avec le QG pour plus d'explication afin de le classer bien.</w:t>
-            </w:r>
-          </w:p>
-        </w:tc>
-      </w:tr>
-      <w:tr>
-        <w:tc>
-          <w:tcPr>
-            <w:tcW w:type="dxa" w:w="964"/>
-          </w:tcPr>
-          <w:p>
-            <w:r>
-              <w:rPr>
-                <w:b/>
-                <w:i w:val="0"/>
-                <w:color w:val="EA580C"/>
-                <w:sz w:val="16"/>
-              </w:rPr>
-              <w:t>Moyenne</w:t>
-            </w:r>
-          </w:p>
-        </w:tc>
-        <w:tc>
-          <w:tcPr>
-            <w:tcW w:type="dxa" w:w="1247"/>
-          </w:tcPr>
-          <w:p>
-            <w:r>
-              <w:rPr>
-                <w:b/>
-                <w:i w:val="0"/>
-                <w:sz w:val="16"/>
-              </w:rPr>
-              <w:t>S04</w:t>
-              <w:br/>
-            </w:r>
-            <w:r>
-              <w:rPr>
-                <w:b w:val="0"/>
-                <w:i w:val="0"/>
-                <w:color w:val="64748B"/>
-                <w:sz w:val="14"/>
-              </w:rPr>
-              <w:t>Emploi</w:t>
-            </w:r>
-          </w:p>
-        </w:tc>
-        <w:tc>
-          <w:tcPr>
-            <w:tcW w:type="dxa" w:w="1531"/>
-          </w:tcPr>
-          <w:p>
-            <w:r>
-              <w:rPr>
-                <w:b/>
-                <w:i w:val="0"/>
-                <w:color w:val="16A34A"/>
-                <w:sz w:val="16"/>
-              </w:rPr>
-              <w:t>s01q63, s00q04, s02q25, s04q17, s04q21, s01q00b, s01q29_1</w:t>
-            </w:r>
-          </w:p>
-        </w:tc>
-        <w:tc>
-          <w:tcPr>
-            <w:tcW w:type="dxa" w:w="1191"/>
-          </w:tcPr>
-          <w:p>
-            <w:r>
-              <w:rPr>
-                <w:b w:val="0"/>
-                <w:i w:val="0"/>
-                <w:color w:val="64748B"/>
-                <w:sz w:val="16"/>
-              </w:rPr>
-              <w:t>GT-CQ</w:t>
-            </w:r>
-          </w:p>
-        </w:tc>
-        <w:tc>
-          <w:tcPr>
-            <w:tcW w:type="dxa" w:w="4706"/>
-          </w:tcPr>
-          <w:p>
-            <w:r>
-              <w:rPr>
-                <w:b w:val="0"/>
-                <w:i w:val="0"/>
-                <w:sz w:val="17"/>
-              </w:rPr>
-              <w:t>Il est probable que MODOU MARONE ait exercé un emploi au cours des 12 derniers mois car il evolue ou a evolué dans .</w:t>
-            </w:r>
-          </w:p>
-        </w:tc>
-      </w:tr>
-      <w:tr>
-        <w:tc>
-          <w:tcPr>
-            <w:tcW w:type="dxa" w:w="964"/>
-          </w:tcPr>
-          <w:p>
-            <w:r>
-              <w:rPr>
-                <w:b/>
-                <w:i w:val="0"/>
-                <w:color w:val="EA580C"/>
-                <w:sz w:val="16"/>
-              </w:rPr>
-              <w:t>Moyenne</w:t>
-            </w:r>
-          </w:p>
-        </w:tc>
-        <w:tc>
-          <w:tcPr>
-            <w:tcW w:type="dxa" w:w="1247"/>
-          </w:tcPr>
-          <w:p>
-            <w:r>
-              <w:rPr>
-                <w:b/>
-                <w:i w:val="0"/>
-                <w:sz w:val="16"/>
-              </w:rPr>
-              <w:t>S04</w:t>
-              <w:br/>
-            </w:r>
-            <w:r>
-              <w:rPr>
-                <w:b w:val="0"/>
-                <w:i w:val="0"/>
-                <w:color w:val="64748B"/>
-                <w:sz w:val="14"/>
-              </w:rPr>
-              <w:t>Emploi</w:t>
-            </w:r>
-          </w:p>
-        </w:tc>
-        <w:tc>
-          <w:tcPr>
-            <w:tcW w:type="dxa" w:w="1531"/>
-          </w:tcPr>
-          <w:p>
-            <w:r>
-              <w:rPr>
-                <w:b/>
-                <w:i w:val="0"/>
-                <w:color w:val="16A34A"/>
-                <w:sz w:val="16"/>
-              </w:rPr>
-              <w:t>—</w:t>
-            </w:r>
-          </w:p>
-        </w:tc>
-        <w:tc>
-          <w:tcPr>
-            <w:tcW w:type="dxa" w:w="1191"/>
-          </w:tcPr>
-          <w:p>
-            <w:r>
-              <w:rPr>
-                <w:b w:val="0"/>
-                <w:i w:val="0"/>
-                <w:color w:val="64748B"/>
-                <w:sz w:val="16"/>
-              </w:rPr>
-              <w:t>GT-CQ</w:t>
-            </w:r>
-          </w:p>
-        </w:tc>
-        <w:tc>
-          <w:tcPr>
-            <w:tcW w:type="dxa" w:w="4706"/>
-          </w:tcPr>
-          <w:p>
-            <w:r>
-              <w:rPr>
-                <w:b w:val="0"/>
-                <w:i w:val="0"/>
-                <w:sz w:val="17"/>
-              </w:rPr>
-              <w:t>Merci de vérifier les questions de 4.09 à 4.14 ou 4.17 ou 4.33.</w:t>
-            </w:r>
-          </w:p>
-        </w:tc>
-      </w:tr>
-      <w:tr>
-        <w:tc>
-          <w:tcPr>
-            <w:tcW w:type="dxa" w:w="964"/>
-          </w:tcPr>
-          <w:p>
-            <w:r>
-              <w:rPr>
-                <w:b/>
-                <w:i w:val="0"/>
-                <w:color w:val="EA580C"/>
-                <w:sz w:val="16"/>
-              </w:rPr>
-              <w:t>Moyenne</w:t>
-            </w:r>
-          </w:p>
-        </w:tc>
-        <w:tc>
-          <w:tcPr>
-            <w:tcW w:type="dxa" w:w="1247"/>
-          </w:tcPr>
-          <w:p>
-            <w:r>
-              <w:rPr>
-                <w:b/>
-                <w:i w:val="0"/>
-                <w:sz w:val="16"/>
-              </w:rPr>
-              <w:t>S04</w:t>
-              <w:br/>
-            </w:r>
-            <w:r>
-              <w:rPr>
-                <w:b w:val="0"/>
-                <w:i w:val="0"/>
-                <w:color w:val="64748B"/>
-                <w:sz w:val="14"/>
-              </w:rPr>
-              <w:t>Emploi</w:t>
-            </w:r>
-          </w:p>
-        </w:tc>
-        <w:tc>
-          <w:tcPr>
-            <w:tcW w:type="dxa" w:w="1531"/>
-          </w:tcPr>
-          <w:p>
-            <w:r>
-              <w:rPr>
-                <w:b/>
-                <w:i w:val="0"/>
-                <w:color w:val="16A34A"/>
-                <w:sz w:val="16"/>
-              </w:rPr>
-              <w:t>—</w:t>
-            </w:r>
-          </w:p>
-        </w:tc>
-        <w:tc>
-          <w:tcPr>
-            <w:tcW w:type="dxa" w:w="1191"/>
-          </w:tcPr>
-          <w:p>
-            <w:r>
-              <w:rPr>
-                <w:b w:val="0"/>
-                <w:i w:val="0"/>
-                <w:color w:val="64748B"/>
-                <w:sz w:val="16"/>
-              </w:rPr>
-              <w:t>GT-CQ</w:t>
-            </w:r>
-          </w:p>
-        </w:tc>
-        <w:tc>
-          <w:tcPr>
-            <w:tcW w:type="dxa" w:w="4706"/>
-          </w:tcPr>
-          <w:p>
-            <w:r>
-              <w:rPr>
-                <w:b w:val="0"/>
-                <w:i w:val="0"/>
-                <w:sz w:val="17"/>
-              </w:rPr>
-              <w:t>Aucune personne ne travaille dans ce ménage, ou la section emploi dans le questionnaire n'est pas renseignée.</w:t>
-            </w:r>
-          </w:p>
-        </w:tc>
-      </w:tr>
-      <w:tr>
-        <w:tc>
-          <w:tcPr>
-            <w:tcW w:type="dxa" w:w="964"/>
-          </w:tcPr>
-          <w:p>
-            <w:r>
-              <w:rPr>
-                <w:b/>
-                <w:i w:val="0"/>
-                <w:color w:val="EA580C"/>
-                <w:sz w:val="16"/>
-              </w:rPr>
-              <w:t>Moyenne</w:t>
-            </w:r>
-          </w:p>
-        </w:tc>
-        <w:tc>
-          <w:tcPr>
-            <w:tcW w:type="dxa" w:w="1247"/>
-          </w:tcPr>
-          <w:p>
-            <w:r>
-              <w:rPr>
-                <w:b/>
-                <w:i w:val="0"/>
-                <w:sz w:val="16"/>
-              </w:rPr>
-              <w:t>S04</w:t>
-              <w:br/>
-            </w:r>
-            <w:r>
-              <w:rPr>
-                <w:b w:val="0"/>
-                <w:i w:val="0"/>
-                <w:color w:val="64748B"/>
-                <w:sz w:val="14"/>
-              </w:rPr>
-              <w:t>Emploi</w:t>
-            </w:r>
-          </w:p>
-        </w:tc>
-        <w:tc>
-          <w:tcPr>
-            <w:tcW w:type="dxa" w:w="1531"/>
-          </w:tcPr>
-          <w:p>
-            <w:r>
-              <w:rPr>
-                <w:b/>
-                <w:i w:val="0"/>
-                <w:color w:val="16A34A"/>
-                <w:sz w:val="16"/>
-              </w:rPr>
-              <w:t>—</w:t>
-            </w:r>
-          </w:p>
-        </w:tc>
-        <w:tc>
-          <w:tcPr>
-            <w:tcW w:type="dxa" w:w="1191"/>
-          </w:tcPr>
-          <w:p>
-            <w:r>
-              <w:rPr>
-                <w:b w:val="0"/>
-                <w:i w:val="0"/>
-                <w:color w:val="64748B"/>
-                <w:sz w:val="16"/>
-              </w:rPr>
-              <w:t>GT-CQ</w:t>
-            </w:r>
-          </w:p>
-        </w:tc>
-        <w:tc>
-          <w:tcPr>
-            <w:tcW w:type="dxa" w:w="4706"/>
-          </w:tcPr>
-          <w:p>
-            <w:r>
-              <w:rPr>
-                <w:b w:val="0"/>
-                <w:i w:val="0"/>
-                <w:sz w:val="17"/>
-              </w:rPr>
-              <w:t>Comment ils font pour subvenir à leurs besoins dans ce ménage ? Prière de renseigner toutes les questions de la section pour tous les membres du ménage ou de fournir des explications plausibles au QG.</w:t>
-            </w:r>
-          </w:p>
-        </w:tc>
-      </w:tr>
-      <w:tr>
-        <w:tc>
-          <w:tcPr>
-            <w:tcW w:type="dxa" w:w="964"/>
-          </w:tcPr>
-          <w:p>
-            <w:r>
-              <w:rPr>
-                <w:b/>
-                <w:i w:val="0"/>
-                <w:color w:val="EA580C"/>
-                <w:sz w:val="16"/>
-              </w:rPr>
-              <w:t>Moyenne</w:t>
-            </w:r>
-          </w:p>
-        </w:tc>
-        <w:tc>
-          <w:tcPr>
-            <w:tcW w:type="dxa" w:w="1247"/>
-          </w:tcPr>
-          <w:p>
-            <w:r>
-              <w:rPr>
-                <w:b/>
-                <w:i w:val="0"/>
-                <w:sz w:val="16"/>
-              </w:rPr>
-              <w:t>S04</w:t>
-              <w:br/>
-            </w:r>
-            <w:r>
-              <w:rPr>
-                <w:b w:val="0"/>
-                <w:i w:val="0"/>
-                <w:color w:val="64748B"/>
-                <w:sz w:val="14"/>
-              </w:rPr>
-              <w:t>Emploi</w:t>
-            </w:r>
-          </w:p>
-        </w:tc>
-        <w:tc>
-          <w:tcPr>
-            <w:tcW w:type="dxa" w:w="1531"/>
-          </w:tcPr>
-          <w:p>
-            <w:r>
-              <w:rPr>
-                <w:b/>
-                <w:i w:val="0"/>
-                <w:color w:val="16A34A"/>
-                <w:sz w:val="16"/>
-              </w:rPr>
-              <w:t>s01q23, s02q23, s03q55</w:t>
-            </w:r>
-          </w:p>
-        </w:tc>
-        <w:tc>
-          <w:tcPr>
-            <w:tcW w:type="dxa" w:w="1191"/>
-          </w:tcPr>
-          <w:p>
-            <w:r>
-              <w:rPr>
-                <w:b w:val="0"/>
-                <w:i w:val="0"/>
-                <w:color w:val="64748B"/>
-                <w:sz w:val="16"/>
-              </w:rPr>
-              <w:t>GT-CQ</w:t>
-            </w:r>
-          </w:p>
-        </w:tc>
-        <w:tc>
-          <w:tcPr>
-            <w:tcW w:type="dxa" w:w="4706"/>
-          </w:tcPr>
-          <w:p>
-            <w:r>
-              <w:rPr>
-                <w:b w:val="0"/>
-                <w:i w:val="0"/>
-                <w:sz w:val="17"/>
-              </w:rPr>
-              <w:t>Aucun membre n'a travaillé dans ce ménage au cours des 12 derniers mois mais au moins un membre fait de l'agriculture, prière de reprendre la section emploi des membres qui font de l'agriculture car ils ont exercé un emploi au cours des 12 derniers mois.Aucun membre n'a travaillé dans ce ménage au cours des 12 derniers mois mais au moins un membre fait de l'élevage, prière de reprendre la section emploi des membres qui font de l'agriculture car ils ont exercé un emploi au cours des 12 derniers mois.</w:t>
-            </w:r>
-          </w:p>
-        </w:tc>
-      </w:tr>
-      <w:tr>
-        <w:tc>
-          <w:tcPr>
-            <w:tcW w:type="dxa" w:w="964"/>
-          </w:tcPr>
-          <w:p>
-            <w:r>
-              <w:rPr>
-                <w:b/>
-                <w:i w:val="0"/>
-                <w:color w:val="EA580C"/>
-                <w:sz w:val="16"/>
-              </w:rPr>
-              <w:t>Moyenne</w:t>
-            </w:r>
-          </w:p>
-        </w:tc>
-        <w:tc>
-          <w:tcPr>
-            <w:tcW w:type="dxa" w:w="1247"/>
-          </w:tcPr>
-          <w:p>
-            <w:r>
-              <w:rPr>
-                <w:b/>
-                <w:i w:val="0"/>
-                <w:sz w:val="16"/>
-              </w:rPr>
-              <w:t>S04</w:t>
-              <w:br/>
-            </w:r>
-            <w:r>
-              <w:rPr>
-                <w:b w:val="0"/>
-                <w:i w:val="0"/>
-                <w:color w:val="64748B"/>
-                <w:sz w:val="14"/>
-              </w:rPr>
-              <w:t>Emploi</w:t>
-            </w:r>
-          </w:p>
-        </w:tc>
-        <w:tc>
-          <w:tcPr>
-            <w:tcW w:type="dxa" w:w="1531"/>
-          </w:tcPr>
-          <w:p>
-            <w:r>
-              <w:rPr>
-                <w:b/>
-                <w:i w:val="0"/>
-                <w:color w:val="16A34A"/>
-                <w:sz w:val="16"/>
-              </w:rPr>
-              <w:t>s04q05</w:t>
-            </w:r>
-          </w:p>
-        </w:tc>
-        <w:tc>
-          <w:tcPr>
-            <w:tcW w:type="dxa" w:w="1191"/>
-          </w:tcPr>
-          <w:p>
-            <w:r>
-              <w:rPr>
-                <w:b w:val="0"/>
-                <w:i w:val="0"/>
-                <w:color w:val="64748B"/>
-                <w:sz w:val="16"/>
-              </w:rPr>
-              <w:t>Natif SuSo</w:t>
-            </w:r>
-          </w:p>
-        </w:tc>
-        <w:tc>
-          <w:tcPr>
-            <w:tcW w:type="dxa" w:w="4706"/>
-          </w:tcPr>
-          <w:p>
-            <w:r>
-              <w:rPr>
-                <w:b w:val="0"/>
-                <w:i w:val="0"/>
-                <w:sz w:val="17"/>
-              </w:rPr>
-              <w:t>Valeur renseignée semble moins plausible. Veuillez vérifier</w:t>
-            </w:r>
-          </w:p>
-        </w:tc>
-      </w:tr>
-      <w:tr>
-        <w:tc>
-          <w:tcPr>
-            <w:tcW w:type="dxa" w:w="964"/>
-          </w:tcPr>
-          <w:p>
-            <w:r>
-              <w:rPr>
-                <w:b/>
-                <w:i w:val="0"/>
-                <w:color w:val="EA580C"/>
-                <w:sz w:val="16"/>
-              </w:rPr>
-              <w:t>Moyenne</w:t>
-            </w:r>
-          </w:p>
-        </w:tc>
-        <w:tc>
-          <w:tcPr>
-            <w:tcW w:type="dxa" w:w="1247"/>
-          </w:tcPr>
-          <w:p>
-            <w:r>
-              <w:rPr>
-                <w:b/>
-                <w:i w:val="0"/>
-                <w:sz w:val="16"/>
-              </w:rPr>
-              <w:t>S07</w:t>
-              <w:br/>
-            </w:r>
-            <w:r>
-              <w:rPr>
-                <w:b w:val="0"/>
-                <w:i w:val="0"/>
-                <w:color w:val="64748B"/>
-                <w:sz w:val="14"/>
-              </w:rPr>
-              <w:t>Consommation alimentaire</w:t>
-            </w:r>
-          </w:p>
-        </w:tc>
-        <w:tc>
-          <w:tcPr>
-            <w:tcW w:type="dxa" w:w="1531"/>
-          </w:tcPr>
-          <w:p>
-            <w:r>
-              <w:rPr>
-                <w:b/>
-                <w:i w:val="0"/>
-                <w:color w:val="16A34A"/>
-                <w:sz w:val="16"/>
-              </w:rPr>
-              <w:t>—</w:t>
-            </w:r>
-          </w:p>
-        </w:tc>
-        <w:tc>
-          <w:tcPr>
-            <w:tcW w:type="dxa" w:w="1191"/>
-          </w:tcPr>
-          <w:p>
-            <w:r>
-              <w:rPr>
-                <w:b w:val="0"/>
-                <w:i w:val="0"/>
-                <w:color w:val="64748B"/>
-                <w:sz w:val="16"/>
-              </w:rPr>
-              <w:t>GT-CQ</w:t>
-            </w:r>
-          </w:p>
-        </w:tc>
-        <w:tc>
-          <w:tcPr>
-            <w:tcW w:type="dxa" w:w="4706"/>
-          </w:tcPr>
-          <w:p>
-            <w:r>
-              <w:rPr>
-                <w:b w:val="0"/>
-                <w:i w:val="0"/>
-                <w:sz w:val="17"/>
-              </w:rPr>
-              <w:t>Attention ! La section sur le repas pris à l'extérieur du ménage n'est pas renseignée à 100 %.</w:t>
-            </w:r>
-          </w:p>
-        </w:tc>
-      </w:tr>
-      <w:tr>
-        <w:tc>
-          <w:tcPr>
-            <w:tcW w:type="dxa" w:w="964"/>
-          </w:tcPr>
-          <w:p>
-            <w:r>
-              <w:rPr>
-                <w:b/>
-                <w:i w:val="0"/>
-                <w:color w:val="EA580C"/>
-                <w:sz w:val="16"/>
-              </w:rPr>
-              <w:t>Moyenne</w:t>
-            </w:r>
-          </w:p>
-        </w:tc>
-        <w:tc>
-          <w:tcPr>
-            <w:tcW w:type="dxa" w:w="1247"/>
-          </w:tcPr>
-          <w:p>
-            <w:r>
-              <w:rPr>
-                <w:b/>
-                <w:i w:val="0"/>
-                <w:sz w:val="16"/>
-              </w:rPr>
-              <w:t>S07</w:t>
-              <w:br/>
-            </w:r>
-            <w:r>
-              <w:rPr>
-                <w:b w:val="0"/>
-                <w:i w:val="0"/>
-                <w:color w:val="64748B"/>
-                <w:sz w:val="14"/>
-              </w:rPr>
-              <w:t>Consommation alimentaire</w:t>
-            </w:r>
-          </w:p>
-        </w:tc>
-        <w:tc>
-          <w:tcPr>
-            <w:tcW w:type="dxa" w:w="1531"/>
-          </w:tcPr>
-          <w:p>
-            <w:r>
-              <w:rPr>
-                <w:b/>
-                <w:i w:val="0"/>
-                <w:color w:val="16A34A"/>
-                <w:sz w:val="16"/>
-              </w:rPr>
-              <w:t>—</w:t>
-            </w:r>
-          </w:p>
-        </w:tc>
-        <w:tc>
-          <w:tcPr>
-            <w:tcW w:type="dxa" w:w="1191"/>
-          </w:tcPr>
-          <w:p>
-            <w:r>
-              <w:rPr>
-                <w:b w:val="0"/>
-                <w:i w:val="0"/>
-                <w:color w:val="64748B"/>
-                <w:sz w:val="16"/>
-              </w:rPr>
-              <w:t>GT-CQ</w:t>
-            </w:r>
-          </w:p>
-        </w:tc>
-        <w:tc>
-          <w:tcPr>
-            <w:tcW w:type="dxa" w:w="4706"/>
-          </w:tcPr>
-          <w:p>
-            <w:r>
-              <w:rPr>
-                <w:b w:val="0"/>
-                <w:i w:val="0"/>
-                <w:sz w:val="17"/>
-              </w:rPr>
-              <w:t>Prière de vérifier l'ensemble des questions relatives à cette section et de les renseigner en totalité.</w:t>
-            </w:r>
-          </w:p>
-        </w:tc>
-      </w:tr>
-      <w:tr>
-        <w:tc>
-          <w:tcPr>
-            <w:tcW w:type="dxa" w:w="964"/>
-          </w:tcPr>
-          <w:p>
-            <w:r>
-              <w:rPr>
-                <w:b/>
-                <w:i w:val="0"/>
-                <w:color w:val="EA580C"/>
-                <w:sz w:val="16"/>
-              </w:rPr>
-              <w:t>Moyenne</w:t>
-            </w:r>
-          </w:p>
-        </w:tc>
-        <w:tc>
-          <w:tcPr>
-            <w:tcW w:type="dxa" w:w="1247"/>
-          </w:tcPr>
-          <w:p>
-            <w:r>
-              <w:rPr>
-                <w:b/>
-                <w:i w:val="0"/>
-                <w:sz w:val="16"/>
-              </w:rPr>
-              <w:t>S07</w:t>
-              <w:br/>
-            </w:r>
-            <w:r>
-              <w:rPr>
-                <w:b w:val="0"/>
-                <w:i w:val="0"/>
-                <w:color w:val="64748B"/>
-                <w:sz w:val="14"/>
-              </w:rPr>
-              <w:t>Consommation alimentaire</w:t>
-            </w:r>
-          </w:p>
-        </w:tc>
-        <w:tc>
-          <w:tcPr>
-            <w:tcW w:type="dxa" w:w="1531"/>
-          </w:tcPr>
-          <w:p>
-            <w:r>
-              <w:rPr>
-                <w:b/>
-                <w:i w:val="0"/>
-                <w:color w:val="16A34A"/>
-                <w:sz w:val="16"/>
-              </w:rPr>
-              <w:t>s00q10, s01q35, s01q36, s01q37, s02q04, s02q15, s03q31, s04q22</w:t>
-            </w:r>
-          </w:p>
-        </w:tc>
-        <w:tc>
-          <w:tcPr>
-            <w:tcW w:type="dxa" w:w="1191"/>
-          </w:tcPr>
-          <w:p>
-            <w:r>
-              <w:rPr>
-                <w:b w:val="0"/>
-                <w:i w:val="0"/>
-                <w:color w:val="64748B"/>
-                <w:sz w:val="16"/>
-              </w:rPr>
-              <w:t>GT-CQ</w:t>
-            </w:r>
-          </w:p>
-        </w:tc>
-        <w:tc>
-          <w:tcPr>
-            <w:tcW w:type="dxa" w:w="4706"/>
-          </w:tcPr>
-          <w:p>
-            <w:r>
-              <w:rPr>
-                <w:b w:val="0"/>
-                <w:i w:val="0"/>
-                <w:sz w:val="17"/>
-              </w:rPr>
-              <w:t>Il manque des informations non renseignées de dans cette section, prière de renseignés toutes les questions liées à cette section.</w:t>
-            </w:r>
-          </w:p>
-        </w:tc>
-      </w:tr>
-      <w:tr>
-        <w:tc>
-          <w:tcPr>
-            <w:tcW w:type="dxa" w:w="964"/>
-          </w:tcPr>
-          <w:p>
-            <w:r>
-              <w:rPr>
-                <w:b/>
-                <w:i w:val="0"/>
-                <w:color w:val="EA580C"/>
-                <w:sz w:val="16"/>
-              </w:rPr>
-              <w:t>Moyenne</w:t>
-            </w:r>
-          </w:p>
-        </w:tc>
-        <w:tc>
-          <w:tcPr>
-            <w:tcW w:type="dxa" w:w="1247"/>
-          </w:tcPr>
-          <w:p>
-            <w:r>
-              <w:rPr>
-                <w:b/>
-                <w:i w:val="0"/>
-                <w:sz w:val="16"/>
-              </w:rPr>
-              <w:t>S07</w:t>
-              <w:br/>
-            </w:r>
-            <w:r>
-              <w:rPr>
-                <w:b w:val="0"/>
-                <w:i w:val="0"/>
-                <w:color w:val="64748B"/>
-                <w:sz w:val="14"/>
-              </w:rPr>
-              <w:t>Consommation alimentaire</w:t>
-            </w:r>
-          </w:p>
-        </w:tc>
-        <w:tc>
-          <w:tcPr>
-            <w:tcW w:type="dxa" w:w="1531"/>
-          </w:tcPr>
-          <w:p>
-            <w:r>
-              <w:rPr>
-                <w:b/>
-                <w:i w:val="0"/>
-                <w:color w:val="16A34A"/>
-                <w:sz w:val="16"/>
-              </w:rPr>
-              <w:t>—</w:t>
-            </w:r>
-          </w:p>
-        </w:tc>
-        <w:tc>
-          <w:tcPr>
-            <w:tcW w:type="dxa" w:w="1191"/>
-          </w:tcPr>
-          <w:p>
-            <w:r>
-              <w:rPr>
-                <w:b w:val="0"/>
-                <w:i w:val="0"/>
-                <w:color w:val="64748B"/>
-                <w:sz w:val="16"/>
-              </w:rPr>
-              <w:t>GT-CQ</w:t>
-            </w:r>
-          </w:p>
-        </w:tc>
-        <w:tc>
-          <w:tcPr>
-            <w:tcW w:type="dxa" w:w="4706"/>
-          </w:tcPr>
-          <w:p>
-            <w:r>
-              <w:rPr>
-                <w:b w:val="0"/>
-                <w:i w:val="0"/>
-                <w:sz w:val="17"/>
-              </w:rPr>
-              <w:t>La section sur le repas pris à l'extérieur du ménage du membre AÏSSATOU NGOM n'est pas renseignée à 100 %.</w:t>
-            </w:r>
-          </w:p>
-        </w:tc>
-      </w:tr>
-      <w:tr>
-        <w:tc>
-          <w:tcPr>
-            <w:tcW w:type="dxa" w:w="964"/>
-          </w:tcPr>
-          <w:p>
-            <w:r>
-              <w:rPr>
-                <w:b/>
-                <w:i w:val="0"/>
-                <w:color w:val="EA580C"/>
-                <w:sz w:val="16"/>
-              </w:rPr>
-              <w:t>Moyenne</w:t>
-            </w:r>
-          </w:p>
-        </w:tc>
-        <w:tc>
-          <w:tcPr>
-            <w:tcW w:type="dxa" w:w="1247"/>
-          </w:tcPr>
-          <w:p>
-            <w:r>
-              <w:rPr>
-                <w:b/>
-                <w:i w:val="0"/>
-                <w:sz w:val="16"/>
-              </w:rPr>
-              <w:t>S07</w:t>
-              <w:br/>
-            </w:r>
-            <w:r>
-              <w:rPr>
-                <w:b w:val="0"/>
-                <w:i w:val="0"/>
-                <w:color w:val="64748B"/>
-                <w:sz w:val="14"/>
-              </w:rPr>
-              <w:t>Consommation alimentaire</w:t>
-            </w:r>
-          </w:p>
-        </w:tc>
-        <w:tc>
-          <w:tcPr>
-            <w:tcW w:type="dxa" w:w="1531"/>
-          </w:tcPr>
-          <w:p>
-            <w:r>
-              <w:rPr>
-                <w:b/>
-                <w:i w:val="0"/>
-                <w:color w:val="16A34A"/>
-                <w:sz w:val="16"/>
-              </w:rPr>
-              <w:t>—</w:t>
-            </w:r>
-          </w:p>
-        </w:tc>
-        <w:tc>
-          <w:tcPr>
-            <w:tcW w:type="dxa" w:w="1191"/>
-          </w:tcPr>
-          <w:p>
-            <w:r>
-              <w:rPr>
-                <w:b w:val="0"/>
-                <w:i w:val="0"/>
-                <w:color w:val="64748B"/>
-                <w:sz w:val="16"/>
-              </w:rPr>
-              <w:t>GT-CQ</w:t>
-            </w:r>
-          </w:p>
-        </w:tc>
-        <w:tc>
-          <w:tcPr>
-            <w:tcW w:type="dxa" w:w="4706"/>
-          </w:tcPr>
-          <w:p>
-            <w:r>
-              <w:rPr>
-                <w:b w:val="0"/>
-                <w:i w:val="0"/>
-                <w:sz w:val="17"/>
-              </w:rPr>
-              <w:t>Prière de vérifier l'ensemble des questions relatives à ce membre et de les renseigner en totalité.</w:t>
-            </w:r>
-          </w:p>
-        </w:tc>
-      </w:tr>
-      <w:tr>
-        <w:tc>
-          <w:tcPr>
-            <w:tcW w:type="dxa" w:w="964"/>
-          </w:tcPr>
-          <w:p>
-            <w:r>
-              <w:rPr>
-                <w:b/>
-                <w:i w:val="0"/>
-                <w:color w:val="EA580C"/>
-                <w:sz w:val="16"/>
-              </w:rPr>
-              <w:t>Moyenne</w:t>
-            </w:r>
-          </w:p>
-        </w:tc>
-        <w:tc>
-          <w:tcPr>
-            <w:tcW w:type="dxa" w:w="1247"/>
-          </w:tcPr>
-          <w:p>
-            <w:r>
-              <w:rPr>
-                <w:b/>
-                <w:i w:val="0"/>
-                <w:sz w:val="16"/>
-              </w:rPr>
-              <w:t>S07</w:t>
-              <w:br/>
-            </w:r>
-            <w:r>
-              <w:rPr>
-                <w:b w:val="0"/>
-                <w:i w:val="0"/>
-                <w:color w:val="64748B"/>
-                <w:sz w:val="14"/>
-              </w:rPr>
-              <w:t>Consommation alimentaire</w:t>
-            </w:r>
-          </w:p>
-        </w:tc>
-        <w:tc>
-          <w:tcPr>
-            <w:tcW w:type="dxa" w:w="1531"/>
-          </w:tcPr>
-          <w:p>
-            <w:r>
-              <w:rPr>
-                <w:b/>
-                <w:i w:val="0"/>
-                <w:color w:val="16A34A"/>
-                <w:sz w:val="16"/>
-              </w:rPr>
-              <w:t>s00q04, s01q41, s02q14, s01q00b</w:t>
-            </w:r>
-          </w:p>
-        </w:tc>
-        <w:tc>
-          <w:tcPr>
-            <w:tcW w:type="dxa" w:w="1191"/>
-          </w:tcPr>
-          <w:p>
-            <w:r>
-              <w:rPr>
-                <w:b w:val="0"/>
-                <w:i w:val="0"/>
-                <w:color w:val="64748B"/>
-                <w:sz w:val="16"/>
-              </w:rPr>
-              <w:t>GT-CQ</w:t>
-            </w:r>
-          </w:p>
-        </w:tc>
-        <w:tc>
-          <w:tcPr>
-            <w:tcW w:type="dxa" w:w="4706"/>
-          </w:tcPr>
-          <w:p>
-            <w:r>
-              <w:rPr>
-                <w:b w:val="0"/>
-                <w:i w:val="0"/>
-                <w:sz w:val="17"/>
-              </w:rPr>
-              <w:t>Il manque des informations non renseignées de ( AÏSSATOU NGOM ), prière de renseignés toutes les questions liées à ( AÏSSATOU NGOM ).</w:t>
-            </w:r>
-          </w:p>
-        </w:tc>
-      </w:tr>
-      <w:tr>
-        <w:tc>
-          <w:tcPr>
-            <w:tcW w:type="dxa" w:w="964"/>
-          </w:tcPr>
-          <w:p>
-            <w:r>
-              <w:rPr>
-                <w:b/>
-                <w:i w:val="0"/>
-                <w:color w:val="EA580C"/>
-                <w:sz w:val="16"/>
-              </w:rPr>
-              <w:t>Moyenne</w:t>
-            </w:r>
-          </w:p>
-        </w:tc>
-        <w:tc>
-          <w:tcPr>
-            <w:tcW w:type="dxa" w:w="1247"/>
-          </w:tcPr>
-          <w:p>
-            <w:r>
-              <w:rPr>
-                <w:b/>
-                <w:i w:val="0"/>
-                <w:sz w:val="16"/>
-              </w:rPr>
-              <w:t>S07</w:t>
-              <w:br/>
-            </w:r>
-            <w:r>
-              <w:rPr>
-                <w:b w:val="0"/>
-                <w:i w:val="0"/>
-                <w:color w:val="64748B"/>
-                <w:sz w:val="14"/>
-              </w:rPr>
-              <w:t>Consommation alimentaire</w:t>
-            </w:r>
-          </w:p>
-        </w:tc>
-        <w:tc>
-          <w:tcPr>
-            <w:tcW w:type="dxa" w:w="1531"/>
-          </w:tcPr>
-          <w:p>
-            <w:r>
-              <w:rPr>
-                <w:b/>
-                <w:i w:val="0"/>
-                <w:color w:val="16A34A"/>
-                <w:sz w:val="16"/>
-              </w:rPr>
-              <w:t>—</w:t>
-            </w:r>
-          </w:p>
-        </w:tc>
-        <w:tc>
-          <w:tcPr>
-            <w:tcW w:type="dxa" w:w="1191"/>
-          </w:tcPr>
-          <w:p>
-            <w:r>
-              <w:rPr>
-                <w:b w:val="0"/>
-                <w:i w:val="0"/>
-                <w:color w:val="64748B"/>
-                <w:sz w:val="16"/>
-              </w:rPr>
-              <w:t>GT-CQ</w:t>
-            </w:r>
-          </w:p>
-        </w:tc>
-        <w:tc>
-          <w:tcPr>
-            <w:tcW w:type="dxa" w:w="4706"/>
-          </w:tcPr>
-          <w:p>
-            <w:r>
-              <w:rPr>
-                <w:b w:val="0"/>
-                <w:i w:val="0"/>
-                <w:sz w:val="17"/>
-              </w:rPr>
-              <w:t>La section sur le repas pris à l'extérieur du ménage du membre IBOU MARONE n'est pas renseignée à 100 %.</w:t>
-            </w:r>
-          </w:p>
-        </w:tc>
-      </w:tr>
-      <w:tr>
-        <w:tc>
-          <w:tcPr>
-            <w:tcW w:type="dxa" w:w="964"/>
-          </w:tcPr>
-          <w:p>
-            <w:r>
-              <w:rPr>
-                <w:b/>
-                <w:i w:val="0"/>
-                <w:color w:val="EA580C"/>
-                <w:sz w:val="16"/>
-              </w:rPr>
-              <w:t>Moyenne</w:t>
-            </w:r>
-          </w:p>
-        </w:tc>
-        <w:tc>
-          <w:tcPr>
-            <w:tcW w:type="dxa" w:w="1247"/>
-          </w:tcPr>
-          <w:p>
-            <w:r>
-              <w:rPr>
-                <w:b/>
-                <w:i w:val="0"/>
-                <w:sz w:val="16"/>
-              </w:rPr>
-              <w:t>S07</w:t>
-              <w:br/>
-            </w:r>
-            <w:r>
-              <w:rPr>
-                <w:b w:val="0"/>
-                <w:i w:val="0"/>
-                <w:color w:val="64748B"/>
-                <w:sz w:val="14"/>
-              </w:rPr>
-              <w:t>Consommation alimentaire</w:t>
-            </w:r>
-          </w:p>
-        </w:tc>
-        <w:tc>
-          <w:tcPr>
-            <w:tcW w:type="dxa" w:w="1531"/>
-          </w:tcPr>
-          <w:p>
-            <w:r>
-              <w:rPr>
-                <w:b/>
-                <w:i w:val="0"/>
-                <w:color w:val="16A34A"/>
-                <w:sz w:val="16"/>
-              </w:rPr>
-              <w:t>s00q04, s01q41, s02q14, s01q00b</w:t>
-            </w:r>
-          </w:p>
-        </w:tc>
-        <w:tc>
-          <w:tcPr>
-            <w:tcW w:type="dxa" w:w="1191"/>
-          </w:tcPr>
-          <w:p>
-            <w:r>
-              <w:rPr>
-                <w:b w:val="0"/>
-                <w:i w:val="0"/>
-                <w:color w:val="64748B"/>
-                <w:sz w:val="16"/>
-              </w:rPr>
-              <w:t>GT-CQ</w:t>
-            </w:r>
-          </w:p>
-        </w:tc>
-        <w:tc>
-          <w:tcPr>
-            <w:tcW w:type="dxa" w:w="4706"/>
-          </w:tcPr>
-          <w:p>
-            <w:r>
-              <w:rPr>
-                <w:b w:val="0"/>
-                <w:i w:val="0"/>
-                <w:sz w:val="17"/>
-              </w:rPr>
-              <w:t>Il manque des informations non renseignées de ( IBOU MARONE ), prière de renseignés toutes les questions liées à ( IBOU MARONE ).</w:t>
-            </w:r>
-          </w:p>
-        </w:tc>
-      </w:tr>
-      <w:tr>
-        <w:tc>
-          <w:tcPr>
-            <w:tcW w:type="dxa" w:w="964"/>
-          </w:tcPr>
-          <w:p>
-            <w:r>
-              <w:rPr>
-                <w:b/>
-                <w:i w:val="0"/>
-                <w:color w:val="EA580C"/>
-                <w:sz w:val="16"/>
-              </w:rPr>
-              <w:t>Moyenne</w:t>
-            </w:r>
-          </w:p>
-        </w:tc>
-        <w:tc>
-          <w:tcPr>
-            <w:tcW w:type="dxa" w:w="1247"/>
-          </w:tcPr>
-          <w:p>
-            <w:r>
-              <w:rPr>
-                <w:b/>
-                <w:i w:val="0"/>
-                <w:sz w:val="16"/>
-              </w:rPr>
-              <w:t>S07</w:t>
-              <w:br/>
-            </w:r>
-            <w:r>
-              <w:rPr>
-                <w:b w:val="0"/>
-                <w:i w:val="0"/>
-                <w:color w:val="64748B"/>
-                <w:sz w:val="14"/>
-              </w:rPr>
-              <w:t>Consommation alimentaire</w:t>
-            </w:r>
-          </w:p>
-        </w:tc>
-        <w:tc>
-          <w:tcPr>
-            <w:tcW w:type="dxa" w:w="1531"/>
-          </w:tcPr>
-          <w:p>
-            <w:r>
-              <w:rPr>
-                <w:b/>
-                <w:i w:val="0"/>
-                <w:color w:val="16A34A"/>
-                <w:sz w:val="16"/>
-              </w:rPr>
-              <w:t>—</w:t>
-            </w:r>
-          </w:p>
-        </w:tc>
-        <w:tc>
-          <w:tcPr>
-            <w:tcW w:type="dxa" w:w="1191"/>
-          </w:tcPr>
-          <w:p>
-            <w:r>
-              <w:rPr>
-                <w:b w:val="0"/>
-                <w:i w:val="0"/>
-                <w:color w:val="64748B"/>
-                <w:sz w:val="16"/>
-              </w:rPr>
-              <w:t>GT-CQ</w:t>
-            </w:r>
-          </w:p>
-        </w:tc>
-        <w:tc>
-          <w:tcPr>
-            <w:tcW w:type="dxa" w:w="4706"/>
-          </w:tcPr>
-          <w:p>
-            <w:r>
-              <w:rPr>
-                <w:b w:val="0"/>
-                <w:i w:val="0"/>
-                <w:sz w:val="17"/>
-              </w:rPr>
-              <w:t>La section sur le repas pris à l'extérieur du ménage du membre MAMADOU MARONE n'est pas renseignée à 100 %.</w:t>
-            </w:r>
-          </w:p>
-        </w:tc>
-      </w:tr>
-      <w:tr>
-        <w:tc>
-          <w:tcPr>
-            <w:tcW w:type="dxa" w:w="964"/>
-          </w:tcPr>
-          <w:p>
-            <w:r>
-              <w:rPr>
-                <w:b/>
-                <w:i w:val="0"/>
-                <w:color w:val="EA580C"/>
-                <w:sz w:val="16"/>
-              </w:rPr>
-              <w:t>Moyenne</w:t>
-            </w:r>
-          </w:p>
-        </w:tc>
-        <w:tc>
-          <w:tcPr>
-            <w:tcW w:type="dxa" w:w="1247"/>
-          </w:tcPr>
-          <w:p>
-            <w:r>
-              <w:rPr>
-                <w:b/>
-                <w:i w:val="0"/>
-                <w:sz w:val="16"/>
-              </w:rPr>
-              <w:t>S07</w:t>
-              <w:br/>
-            </w:r>
-            <w:r>
-              <w:rPr>
-                <w:b w:val="0"/>
-                <w:i w:val="0"/>
-                <w:color w:val="64748B"/>
-                <w:sz w:val="14"/>
-              </w:rPr>
-              <w:t>Consommation alimentaire</w:t>
-            </w:r>
-          </w:p>
-        </w:tc>
-        <w:tc>
-          <w:tcPr>
-            <w:tcW w:type="dxa" w:w="1531"/>
-          </w:tcPr>
-          <w:p>
-            <w:r>
-              <w:rPr>
-                <w:b/>
-                <w:i w:val="0"/>
-                <w:color w:val="16A34A"/>
-                <w:sz w:val="16"/>
-              </w:rPr>
-              <w:t>s00q04, s01q41, s02q14, s01q00b</w:t>
-            </w:r>
-          </w:p>
-        </w:tc>
-        <w:tc>
-          <w:tcPr>
-            <w:tcW w:type="dxa" w:w="1191"/>
-          </w:tcPr>
-          <w:p>
-            <w:r>
-              <w:rPr>
-                <w:b w:val="0"/>
-                <w:i w:val="0"/>
-                <w:color w:val="64748B"/>
-                <w:sz w:val="16"/>
-              </w:rPr>
-              <w:t>GT-CQ</w:t>
-            </w:r>
-          </w:p>
-        </w:tc>
-        <w:tc>
-          <w:tcPr>
-            <w:tcW w:type="dxa" w:w="4706"/>
-          </w:tcPr>
-          <w:p>
-            <w:r>
-              <w:rPr>
-                <w:b w:val="0"/>
-                <w:i w:val="0"/>
-                <w:sz w:val="17"/>
-              </w:rPr>
-              <w:t>Il manque des informations non renseignées de ( MAMADOU MARONE ), prière de renseignés toutes les questions liées à ( MAMADOU MARONE ).</w:t>
-            </w:r>
-          </w:p>
-        </w:tc>
-      </w:tr>
-      <w:tr>
-        <w:tc>
-          <w:tcPr>
-            <w:tcW w:type="dxa" w:w="964"/>
-          </w:tcPr>
-          <w:p>
-            <w:r>
-              <w:rPr>
-                <w:b/>
-                <w:i w:val="0"/>
-                <w:color w:val="EA580C"/>
-                <w:sz w:val="16"/>
-              </w:rPr>
-              <w:t>Moyenne</w:t>
-            </w:r>
-          </w:p>
-        </w:tc>
-        <w:tc>
-          <w:tcPr>
-            <w:tcW w:type="dxa" w:w="1247"/>
-          </w:tcPr>
-          <w:p>
-            <w:r>
-              <w:rPr>
-                <w:b/>
-                <w:i w:val="0"/>
-                <w:sz w:val="16"/>
-              </w:rPr>
-              <w:t>S07</w:t>
-              <w:br/>
-            </w:r>
-            <w:r>
-              <w:rPr>
-                <w:b w:val="0"/>
-                <w:i w:val="0"/>
-                <w:color w:val="64748B"/>
-                <w:sz w:val="14"/>
-              </w:rPr>
-              <w:t>Consommation alimentaire</w:t>
-            </w:r>
-          </w:p>
-        </w:tc>
-        <w:tc>
-          <w:tcPr>
-            <w:tcW w:type="dxa" w:w="1531"/>
-          </w:tcPr>
-          <w:p>
-            <w:r>
-              <w:rPr>
-                <w:b/>
-                <w:i w:val="0"/>
-                <w:color w:val="16A34A"/>
-                <w:sz w:val="16"/>
-              </w:rPr>
-              <w:t>—</w:t>
-            </w:r>
-          </w:p>
-        </w:tc>
-        <w:tc>
-          <w:tcPr>
-            <w:tcW w:type="dxa" w:w="1191"/>
-          </w:tcPr>
-          <w:p>
-            <w:r>
-              <w:rPr>
-                <w:b w:val="0"/>
-                <w:i w:val="0"/>
-                <w:color w:val="64748B"/>
-                <w:sz w:val="16"/>
-              </w:rPr>
-              <w:t>GT-CQ</w:t>
-            </w:r>
-          </w:p>
-        </w:tc>
-        <w:tc>
-          <w:tcPr>
-            <w:tcW w:type="dxa" w:w="4706"/>
-          </w:tcPr>
-          <w:p>
-            <w:r>
-              <w:rPr>
-                <w:b w:val="0"/>
-                <w:i w:val="0"/>
-                <w:sz w:val="17"/>
-              </w:rPr>
-              <w:t>La section sur le repas pris à l'extérieur du ménage du membre MAÏ MARONE n'est pas renseignée à 100 %.</w:t>
-            </w:r>
-          </w:p>
-        </w:tc>
-      </w:tr>
-      <w:tr>
-        <w:tc>
-          <w:tcPr>
-            <w:tcW w:type="dxa" w:w="964"/>
-          </w:tcPr>
-          <w:p>
-            <w:r>
-              <w:rPr>
-                <w:b/>
-                <w:i w:val="0"/>
-                <w:color w:val="EA580C"/>
-                <w:sz w:val="16"/>
-              </w:rPr>
-              <w:t>Moyenne</w:t>
-            </w:r>
-          </w:p>
-        </w:tc>
-        <w:tc>
-          <w:tcPr>
-            <w:tcW w:type="dxa" w:w="1247"/>
-          </w:tcPr>
-          <w:p>
-            <w:r>
-              <w:rPr>
-                <w:b/>
-                <w:i w:val="0"/>
-                <w:sz w:val="16"/>
-              </w:rPr>
-              <w:t>S07</w:t>
-              <w:br/>
-            </w:r>
-            <w:r>
-              <w:rPr>
-                <w:b w:val="0"/>
-                <w:i w:val="0"/>
-                <w:color w:val="64748B"/>
-                <w:sz w:val="14"/>
-              </w:rPr>
-              <w:t>Consommation alimentaire</w:t>
-            </w:r>
-          </w:p>
-        </w:tc>
-        <w:tc>
-          <w:tcPr>
-            <w:tcW w:type="dxa" w:w="1531"/>
-          </w:tcPr>
-          <w:p>
-            <w:r>
-              <w:rPr>
-                <w:b/>
-                <w:i w:val="0"/>
-                <w:color w:val="16A34A"/>
-                <w:sz w:val="16"/>
-              </w:rPr>
-              <w:t>s00q04, s01q41, s02q14, s01q00b</w:t>
-            </w:r>
-          </w:p>
-        </w:tc>
-        <w:tc>
-          <w:tcPr>
-            <w:tcW w:type="dxa" w:w="1191"/>
-          </w:tcPr>
-          <w:p>
-            <w:r>
-              <w:rPr>
-                <w:b w:val="0"/>
-                <w:i w:val="0"/>
-                <w:color w:val="64748B"/>
-                <w:sz w:val="16"/>
-              </w:rPr>
-              <w:t>GT-CQ</w:t>
-            </w:r>
-          </w:p>
-        </w:tc>
-        <w:tc>
-          <w:tcPr>
-            <w:tcW w:type="dxa" w:w="4706"/>
-          </w:tcPr>
-          <w:p>
-            <w:r>
-              <w:rPr>
-                <w:b w:val="0"/>
-                <w:i w:val="0"/>
-                <w:sz w:val="17"/>
-              </w:rPr>
-              <w:t>Il manque des informations non renseignées de ( MAÏ MARONE ), prière de renseignés toutes les questions liées à ( MAÏ MARONE ).</w:t>
-            </w:r>
-          </w:p>
-        </w:tc>
-      </w:tr>
-      <w:tr>
-        <w:tc>
-          <w:tcPr>
-            <w:tcW w:type="dxa" w:w="964"/>
-          </w:tcPr>
-          <w:p>
-            <w:r>
-              <w:rPr>
-                <w:b/>
-                <w:i w:val="0"/>
-                <w:color w:val="EA580C"/>
-                <w:sz w:val="16"/>
-              </w:rPr>
-              <w:t>Moyenne</w:t>
-            </w:r>
-          </w:p>
-        </w:tc>
-        <w:tc>
-          <w:tcPr>
-            <w:tcW w:type="dxa" w:w="1247"/>
-          </w:tcPr>
-          <w:p>
-            <w:r>
-              <w:rPr>
-                <w:b/>
-                <w:i w:val="0"/>
-                <w:sz w:val="16"/>
-              </w:rPr>
-              <w:t>S07</w:t>
-              <w:br/>
-            </w:r>
-            <w:r>
-              <w:rPr>
-                <w:b w:val="0"/>
-                <w:i w:val="0"/>
-                <w:color w:val="64748B"/>
-                <w:sz w:val="14"/>
-              </w:rPr>
-              <w:t>Consommation alimentaire</w:t>
-            </w:r>
-          </w:p>
-        </w:tc>
-        <w:tc>
-          <w:tcPr>
-            <w:tcW w:type="dxa" w:w="1531"/>
-          </w:tcPr>
-          <w:p>
-            <w:r>
-              <w:rPr>
-                <w:b/>
-                <w:i w:val="0"/>
-                <w:color w:val="16A34A"/>
-                <w:sz w:val="16"/>
-              </w:rPr>
-              <w:t>—</w:t>
-            </w:r>
-          </w:p>
-        </w:tc>
-        <w:tc>
-          <w:tcPr>
-            <w:tcW w:type="dxa" w:w="1191"/>
-          </w:tcPr>
-          <w:p>
-            <w:r>
-              <w:rPr>
-                <w:b w:val="0"/>
-                <w:i w:val="0"/>
-                <w:color w:val="64748B"/>
-                <w:sz w:val="16"/>
-              </w:rPr>
-              <w:t>GT-CQ</w:t>
-            </w:r>
-          </w:p>
-        </w:tc>
-        <w:tc>
-          <w:tcPr>
-            <w:tcW w:type="dxa" w:w="4706"/>
-          </w:tcPr>
-          <w:p>
-            <w:r>
-              <w:rPr>
-                <w:b w:val="0"/>
-                <w:i w:val="0"/>
-                <w:sz w:val="17"/>
-              </w:rPr>
-              <w:t>La section sur le repas pris à l'extérieur du ménage du membre MODOU MARONE n'est pas renseignée à 100 %.</w:t>
-            </w:r>
-          </w:p>
-        </w:tc>
-      </w:tr>
-      <w:tr>
-        <w:tc>
-          <w:tcPr>
-            <w:tcW w:type="dxa" w:w="964"/>
-          </w:tcPr>
-          <w:p>
-            <w:r>
-              <w:rPr>
-                <w:b/>
-                <w:i w:val="0"/>
-                <w:color w:val="EA580C"/>
-                <w:sz w:val="16"/>
-              </w:rPr>
-              <w:t>Moyenne</w:t>
-            </w:r>
-          </w:p>
-        </w:tc>
-        <w:tc>
-          <w:tcPr>
-            <w:tcW w:type="dxa" w:w="1247"/>
-          </w:tcPr>
-          <w:p>
-            <w:r>
-              <w:rPr>
-                <w:b/>
-                <w:i w:val="0"/>
-                <w:sz w:val="16"/>
-              </w:rPr>
-              <w:t>S07</w:t>
-              <w:br/>
-            </w:r>
-            <w:r>
-              <w:rPr>
-                <w:b w:val="0"/>
-                <w:i w:val="0"/>
-                <w:color w:val="64748B"/>
-                <w:sz w:val="14"/>
-              </w:rPr>
-              <w:t>Consommation alimentaire</w:t>
-            </w:r>
-          </w:p>
-        </w:tc>
-        <w:tc>
-          <w:tcPr>
-            <w:tcW w:type="dxa" w:w="1531"/>
-          </w:tcPr>
-          <w:p>
-            <w:r>
-              <w:rPr>
-                <w:b/>
-                <w:i w:val="0"/>
-                <w:color w:val="16A34A"/>
-                <w:sz w:val="16"/>
-              </w:rPr>
-              <w:t>s00q04, s01q41, s02q14, s01q00b</w:t>
-            </w:r>
-          </w:p>
-        </w:tc>
-        <w:tc>
-          <w:tcPr>
-            <w:tcW w:type="dxa" w:w="1191"/>
-          </w:tcPr>
-          <w:p>
-            <w:r>
-              <w:rPr>
-                <w:b w:val="0"/>
-                <w:i w:val="0"/>
-                <w:color w:val="64748B"/>
-                <w:sz w:val="16"/>
-              </w:rPr>
-              <w:t>GT-CQ</w:t>
-            </w:r>
-          </w:p>
-        </w:tc>
-        <w:tc>
-          <w:tcPr>
-            <w:tcW w:type="dxa" w:w="4706"/>
-          </w:tcPr>
-          <w:p>
-            <w:r>
-              <w:rPr>
-                <w:b w:val="0"/>
-                <w:i w:val="0"/>
-                <w:sz w:val="17"/>
-              </w:rPr>
-              <w:t>Il manque des informations non renseignées de ( MODOU MARONE ), prière de renseignés toutes les questions liées à ( MODOU MARONE ).</w:t>
-            </w:r>
-          </w:p>
-        </w:tc>
-      </w:tr>
-      <w:tr>
-        <w:tc>
-          <w:tcPr>
-            <w:tcW w:type="dxa" w:w="964"/>
-          </w:tcPr>
-          <w:p>
-            <w:r>
-              <w:rPr>
-                <w:b/>
-                <w:i w:val="0"/>
-                <w:color w:val="EA580C"/>
-                <w:sz w:val="16"/>
-              </w:rPr>
-              <w:t>Moyenne</w:t>
-            </w:r>
-          </w:p>
-        </w:tc>
-        <w:tc>
-          <w:tcPr>
-            <w:tcW w:type="dxa" w:w="1247"/>
-          </w:tcPr>
-          <w:p>
-            <w:r>
-              <w:rPr>
-                <w:b/>
-                <w:i w:val="0"/>
-                <w:sz w:val="16"/>
-              </w:rPr>
-              <w:t>S07</w:t>
-              <w:br/>
-            </w:r>
-            <w:r>
-              <w:rPr>
-                <w:b w:val="0"/>
-                <w:i w:val="0"/>
-                <w:color w:val="64748B"/>
-                <w:sz w:val="14"/>
-              </w:rPr>
-              <w:t>Consommation alimentaire</w:t>
-            </w:r>
-          </w:p>
-        </w:tc>
-        <w:tc>
-          <w:tcPr>
-            <w:tcW w:type="dxa" w:w="1531"/>
-          </w:tcPr>
-          <w:p>
-            <w:r>
-              <w:rPr>
-                <w:b/>
-                <w:i w:val="0"/>
-                <w:color w:val="16A34A"/>
-                <w:sz w:val="16"/>
-              </w:rPr>
-              <w:t>—</w:t>
-            </w:r>
-          </w:p>
-        </w:tc>
-        <w:tc>
-          <w:tcPr>
-            <w:tcW w:type="dxa" w:w="1191"/>
-          </w:tcPr>
-          <w:p>
-            <w:r>
-              <w:rPr>
-                <w:b w:val="0"/>
-                <w:i w:val="0"/>
-                <w:color w:val="64748B"/>
-                <w:sz w:val="16"/>
-              </w:rPr>
-              <w:t>GT-CQ</w:t>
-            </w:r>
-          </w:p>
-        </w:tc>
-        <w:tc>
-          <w:tcPr>
-            <w:tcW w:type="dxa" w:w="4706"/>
-          </w:tcPr>
-          <w:p>
-            <w:r>
-              <w:rPr>
-                <w:b w:val="0"/>
-                <w:i w:val="0"/>
-                <w:sz w:val="17"/>
-              </w:rPr>
-              <w:t>La section sur le repas pris à l'extérieur du ménage du membre SALIOU NDIAYE n'est pas renseignée à 100 %.</w:t>
-            </w:r>
-          </w:p>
-        </w:tc>
-      </w:tr>
-      <w:tr>
-        <w:tc>
-          <w:tcPr>
-            <w:tcW w:type="dxa" w:w="964"/>
-          </w:tcPr>
-          <w:p>
-            <w:r>
-              <w:rPr>
-                <w:b/>
-                <w:i w:val="0"/>
-                <w:color w:val="EA580C"/>
-                <w:sz w:val="16"/>
-              </w:rPr>
-              <w:t>Moyenne</w:t>
-            </w:r>
-          </w:p>
-        </w:tc>
-        <w:tc>
-          <w:tcPr>
-            <w:tcW w:type="dxa" w:w="1247"/>
-          </w:tcPr>
-          <w:p>
-            <w:r>
-              <w:rPr>
-                <w:b/>
-                <w:i w:val="0"/>
-                <w:sz w:val="16"/>
-              </w:rPr>
-              <w:t>S07</w:t>
-              <w:br/>
-            </w:r>
-            <w:r>
-              <w:rPr>
-                <w:b w:val="0"/>
-                <w:i w:val="0"/>
-                <w:color w:val="64748B"/>
-                <w:sz w:val="14"/>
-              </w:rPr>
-              <w:t>Consommation alimentaire</w:t>
-            </w:r>
-          </w:p>
-        </w:tc>
-        <w:tc>
-          <w:tcPr>
-            <w:tcW w:type="dxa" w:w="1531"/>
-          </w:tcPr>
-          <w:p>
-            <w:r>
-              <w:rPr>
-                <w:b/>
-                <w:i w:val="0"/>
-                <w:color w:val="16A34A"/>
-                <w:sz w:val="16"/>
-              </w:rPr>
-              <w:t>s00q04, s01q41, s02q14, s01q00b</w:t>
-            </w:r>
-          </w:p>
-        </w:tc>
-        <w:tc>
-          <w:tcPr>
-            <w:tcW w:type="dxa" w:w="1191"/>
-          </w:tcPr>
-          <w:p>
-            <w:r>
-              <w:rPr>
-                <w:b w:val="0"/>
-                <w:i w:val="0"/>
-                <w:color w:val="64748B"/>
-                <w:sz w:val="16"/>
-              </w:rPr>
-              <w:t>GT-CQ</w:t>
-            </w:r>
-          </w:p>
-        </w:tc>
-        <w:tc>
-          <w:tcPr>
-            <w:tcW w:type="dxa" w:w="4706"/>
-          </w:tcPr>
-          <w:p>
-            <w:r>
-              <w:rPr>
-                <w:b w:val="0"/>
-                <w:i w:val="0"/>
-                <w:sz w:val="17"/>
-              </w:rPr>
-              <w:t>Il manque des informations non renseignées de ( SALIOU NDIAYE ), prière de renseignés toutes les questions liées à ( SALIOU NDIAYE ).</w:t>
-            </w:r>
-          </w:p>
-        </w:tc>
-      </w:tr>
-      <w:tr>
-        <w:tc>
-          <w:tcPr>
-            <w:tcW w:type="dxa" w:w="964"/>
-          </w:tcPr>
-          <w:p>
-            <w:r>
-              <w:rPr>
-                <w:b/>
-                <w:i w:val="0"/>
-                <w:color w:val="EA580C"/>
-                <w:sz w:val="16"/>
-              </w:rPr>
-              <w:t>Moyenne</w:t>
-            </w:r>
-          </w:p>
-        </w:tc>
-        <w:tc>
-          <w:tcPr>
-            <w:tcW w:type="dxa" w:w="1247"/>
-          </w:tcPr>
-          <w:p>
-            <w:r>
-              <w:rPr>
-                <w:b/>
-                <w:i w:val="0"/>
-                <w:sz w:val="16"/>
-              </w:rPr>
-              <w:t>S07</w:t>
-              <w:br/>
-            </w:r>
-            <w:r>
-              <w:rPr>
-                <w:b w:val="0"/>
-                <w:i w:val="0"/>
-                <w:color w:val="64748B"/>
-                <w:sz w:val="14"/>
-              </w:rPr>
-              <w:t>Consommation alimentaire</w:t>
-            </w:r>
-          </w:p>
-        </w:tc>
-        <w:tc>
-          <w:tcPr>
-            <w:tcW w:type="dxa" w:w="1531"/>
-          </w:tcPr>
-          <w:p>
-            <w:r>
-              <w:rPr>
-                <w:b/>
-                <w:i w:val="0"/>
-                <w:color w:val="16A34A"/>
-                <w:sz w:val="16"/>
-              </w:rPr>
-              <w:t>—</w:t>
-            </w:r>
-          </w:p>
-        </w:tc>
-        <w:tc>
-          <w:tcPr>
-            <w:tcW w:type="dxa" w:w="1191"/>
-          </w:tcPr>
-          <w:p>
-            <w:r>
-              <w:rPr>
-                <w:b w:val="0"/>
-                <w:i w:val="0"/>
-                <w:color w:val="64748B"/>
-                <w:sz w:val="16"/>
-              </w:rPr>
-              <w:t>GT-CQ</w:t>
-            </w:r>
-          </w:p>
-        </w:tc>
-        <w:tc>
-          <w:tcPr>
-            <w:tcW w:type="dxa" w:w="4706"/>
-          </w:tcPr>
-          <w:p>
-            <w:r>
-              <w:rPr>
-                <w:b w:val="0"/>
-                <w:i w:val="0"/>
-                <w:sz w:val="17"/>
-              </w:rPr>
-              <w:t>La section sur le repas pris à l'extérieur du ménage du membre YACINE DIENG n'est pas renseignée à 100 %.</w:t>
-            </w:r>
-          </w:p>
-        </w:tc>
-      </w:tr>
-      <w:tr>
-        <w:tc>
-          <w:tcPr>
-            <w:tcW w:type="dxa" w:w="964"/>
-          </w:tcPr>
-          <w:p>
-            <w:r>
-              <w:rPr>
-                <w:b/>
-                <w:i w:val="0"/>
-                <w:color w:val="EA580C"/>
-                <w:sz w:val="16"/>
-              </w:rPr>
-              <w:t>Moyenne</w:t>
-            </w:r>
-          </w:p>
-        </w:tc>
-        <w:tc>
-          <w:tcPr>
-            <w:tcW w:type="dxa" w:w="1247"/>
-          </w:tcPr>
-          <w:p>
-            <w:r>
-              <w:rPr>
-                <w:b/>
-                <w:i w:val="0"/>
-                <w:sz w:val="16"/>
-              </w:rPr>
-              <w:t>S07</w:t>
-              <w:br/>
-            </w:r>
-            <w:r>
-              <w:rPr>
-                <w:b w:val="0"/>
-                <w:i w:val="0"/>
-                <w:color w:val="64748B"/>
-                <w:sz w:val="14"/>
-              </w:rPr>
-              <w:t>Consommation alimentaire</w:t>
-            </w:r>
-          </w:p>
-        </w:tc>
-        <w:tc>
-          <w:tcPr>
-            <w:tcW w:type="dxa" w:w="1531"/>
-          </w:tcPr>
-          <w:p>
-            <w:r>
-              <w:rPr>
-                <w:b/>
-                <w:i w:val="0"/>
-                <w:color w:val="16A34A"/>
-                <w:sz w:val="16"/>
-              </w:rPr>
-              <w:t>s00q04, s01q41, s02q14, s01q00b</w:t>
-            </w:r>
-          </w:p>
-        </w:tc>
-        <w:tc>
-          <w:tcPr>
-            <w:tcW w:type="dxa" w:w="1191"/>
-          </w:tcPr>
-          <w:p>
-            <w:r>
-              <w:rPr>
-                <w:b w:val="0"/>
-                <w:i w:val="0"/>
-                <w:color w:val="64748B"/>
-                <w:sz w:val="16"/>
-              </w:rPr>
-              <w:t>GT-CQ</w:t>
-            </w:r>
-          </w:p>
-        </w:tc>
-        <w:tc>
-          <w:tcPr>
-            <w:tcW w:type="dxa" w:w="4706"/>
-          </w:tcPr>
-          <w:p>
-            <w:r>
-              <w:rPr>
-                <w:b w:val="0"/>
-                <w:i w:val="0"/>
-                <w:sz w:val="17"/>
-              </w:rPr>
-              <w:t>Il manque des informations non renseignées de ( YACINE DIENG ), prière de renseignés toutes les questions liées à ( YACINE DIENG ).</w:t>
-            </w:r>
-          </w:p>
-        </w:tc>
-      </w:tr>
-      <w:tr>
-        <w:tc>
-          <w:tcPr>
-            <w:tcW w:type="dxa" w:w="964"/>
-          </w:tcPr>
-          <w:p>
-            <w:r>
-              <w:rPr>
-                <w:b/>
-                <w:i w:val="0"/>
-                <w:color w:val="EA580C"/>
-                <w:sz w:val="16"/>
-              </w:rPr>
-              <w:t>Moyenne</w:t>
-            </w:r>
-          </w:p>
-        </w:tc>
-        <w:tc>
-          <w:tcPr>
-            <w:tcW w:type="dxa" w:w="1247"/>
-          </w:tcPr>
-          <w:p>
-            <w:r>
-              <w:rPr>
-                <w:b/>
-                <w:i w:val="0"/>
-                <w:sz w:val="16"/>
-              </w:rPr>
-              <w:t>S09</w:t>
-              <w:br/>
-            </w:r>
-            <w:r>
-              <w:rPr>
-                <w:b w:val="0"/>
-                <w:i w:val="0"/>
-                <w:color w:val="64748B"/>
-                <w:sz w:val="14"/>
-              </w:rPr>
-              <w:t>Dépenses non alimentaires</w:t>
-            </w:r>
-          </w:p>
-        </w:tc>
-        <w:tc>
-          <w:tcPr>
-            <w:tcW w:type="dxa" w:w="1531"/>
-          </w:tcPr>
-          <w:p>
-            <w:r>
-              <w:rPr>
-                <w:b/>
-                <w:i w:val="0"/>
-                <w:color w:val="16A34A"/>
-                <w:sz w:val="16"/>
-              </w:rPr>
-              <w:t>s01q23, s01q00b, s01q23_autre</w:t>
-            </w:r>
-          </w:p>
-        </w:tc>
-        <w:tc>
-          <w:tcPr>
-            <w:tcW w:type="dxa" w:w="1191"/>
-          </w:tcPr>
-          <w:p>
-            <w:r>
-              <w:rPr>
-                <w:b w:val="0"/>
-                <w:i w:val="0"/>
-                <w:color w:val="64748B"/>
-                <w:sz w:val="16"/>
-              </w:rPr>
-              <w:t>GT-CQ</w:t>
-            </w:r>
-          </w:p>
-        </w:tc>
-        <w:tc>
-          <w:tcPr>
-            <w:tcW w:type="dxa" w:w="4706"/>
-          </w:tcPr>
-          <w:p>
-            <w:r>
-              <w:rPr>
-                <w:b w:val="0"/>
-                <w:i w:val="0"/>
-                <w:sz w:val="17"/>
-              </w:rPr>
-              <w:t>La dernière fois que vous avez acheté Bois de chauffe ramassé/coupé (estimer la valeur) est Forêt et semble exister dans les modalités, prière de prendre attache avec le QG pour plus d'explication afin de la classer bien.</w:t>
-            </w:r>
-          </w:p>
-        </w:tc>
-      </w:tr>
-      <w:tr>
-        <w:tc>
-          <w:tcPr>
-            <w:tcW w:type="dxa" w:w="964"/>
-          </w:tcPr>
-          <w:p>
-            <w:r>
-              <w:rPr>
-                <w:b/>
-                <w:i w:val="0"/>
-                <w:color w:val="EA580C"/>
-                <w:sz w:val="16"/>
-              </w:rPr>
-              <w:t>Moyenne</w:t>
-            </w:r>
-          </w:p>
-        </w:tc>
-        <w:tc>
-          <w:tcPr>
-            <w:tcW w:type="dxa" w:w="1247"/>
-          </w:tcPr>
-          <w:p>
-            <w:r>
-              <w:rPr>
-                <w:b/>
-                <w:i w:val="0"/>
-                <w:sz w:val="16"/>
-              </w:rPr>
-              <w:t>S09</w:t>
-              <w:br/>
-            </w:r>
-            <w:r>
-              <w:rPr>
-                <w:b w:val="0"/>
-                <w:i w:val="0"/>
-                <w:color w:val="64748B"/>
-                <w:sz w:val="14"/>
-              </w:rPr>
-              <w:t>Dépenses non alimentaires</w:t>
-            </w:r>
-          </w:p>
-        </w:tc>
-        <w:tc>
-          <w:tcPr>
-            <w:tcW w:type="dxa" w:w="1531"/>
-          </w:tcPr>
-          <w:p>
-            <w:r>
-              <w:rPr>
-                <w:b/>
-                <w:i w:val="0"/>
-                <w:color w:val="16A34A"/>
-                <w:sz w:val="16"/>
-              </w:rPr>
-              <w:t>—</w:t>
-            </w:r>
-          </w:p>
-        </w:tc>
-        <w:tc>
-          <w:tcPr>
-            <w:tcW w:type="dxa" w:w="1191"/>
-          </w:tcPr>
-          <w:p>
-            <w:r>
-              <w:rPr>
-                <w:b w:val="0"/>
-                <w:i w:val="0"/>
-                <w:color w:val="64748B"/>
-                <w:sz w:val="16"/>
-              </w:rPr>
-              <w:t>GT-CQ</w:t>
-            </w:r>
-          </w:p>
-        </w:tc>
-        <w:tc>
-          <w:tcPr>
-            <w:tcW w:type="dxa" w:w="4706"/>
-          </w:tcPr>
-          <w:p>
-            <w:r>
-              <w:rPr>
-                <w:b w:val="0"/>
-                <w:i w:val="0"/>
-                <w:sz w:val="17"/>
-              </w:rPr>
-              <w:t>Attention ! La dépense du ménage de MODOU MARONE (20000 Fcfa) au cours de 30 derniers jours de Bois de chauffe ramassé/coupé (estimer la valeur) est relativement élevé.</w:t>
-            </w:r>
-          </w:p>
-        </w:tc>
-      </w:tr>
-      <w:tr>
-        <w:tc>
-          <w:tcPr>
-            <w:tcW w:type="dxa" w:w="964"/>
-          </w:tcPr>
-          <w:p>
-            <w:r>
-              <w:rPr>
-                <w:b/>
-                <w:i w:val="0"/>
-                <w:color w:val="EA580C"/>
-                <w:sz w:val="16"/>
-              </w:rPr>
-              <w:t>Moyenne</w:t>
-            </w:r>
-          </w:p>
-        </w:tc>
-        <w:tc>
-          <w:tcPr>
-            <w:tcW w:type="dxa" w:w="1247"/>
-          </w:tcPr>
-          <w:p>
-            <w:r>
-              <w:rPr>
-                <w:b/>
-                <w:i w:val="0"/>
-                <w:sz w:val="16"/>
-              </w:rPr>
-              <w:t>S09</w:t>
-              <w:br/>
-            </w:r>
-            <w:r>
-              <w:rPr>
-                <w:b w:val="0"/>
-                <w:i w:val="0"/>
-                <w:color w:val="64748B"/>
-                <w:sz w:val="14"/>
-              </w:rPr>
-              <w:t>Dépenses non alimentaires</w:t>
-            </w:r>
-          </w:p>
-        </w:tc>
-        <w:tc>
-          <w:tcPr>
-            <w:tcW w:type="dxa" w:w="1531"/>
-          </w:tcPr>
-          <w:p>
-            <w:r>
-              <w:rPr>
-                <w:b/>
-                <w:i w:val="0"/>
-                <w:color w:val="16A34A"/>
-                <w:sz w:val="16"/>
-              </w:rPr>
-              <w:t>—</w:t>
-            </w:r>
-          </w:p>
-        </w:tc>
-        <w:tc>
-          <w:tcPr>
-            <w:tcW w:type="dxa" w:w="1191"/>
-          </w:tcPr>
-          <w:p>
-            <w:r>
-              <w:rPr>
-                <w:b w:val="0"/>
-                <w:i w:val="0"/>
-                <w:color w:val="64748B"/>
-                <w:sz w:val="16"/>
-              </w:rPr>
-              <w:t>GT-CQ</w:t>
-            </w:r>
-          </w:p>
-        </w:tc>
-        <w:tc>
-          <w:tcPr>
-            <w:tcW w:type="dxa" w:w="4706"/>
-          </w:tcPr>
-          <w:p>
-            <w:r>
-              <w:rPr>
-                <w:b w:val="0"/>
-                <w:i w:val="0"/>
-                <w:sz w:val="17"/>
-              </w:rPr>
-              <w:t>Prière de corriger ou de confirmer avec le QG.</w:t>
-            </w:r>
-          </w:p>
-        </w:tc>
-      </w:tr>
-      <w:tr>
-        <w:tc>
-          <w:tcPr>
-            <w:tcW w:type="dxa" w:w="964"/>
-          </w:tcPr>
-          <w:p>
-            <w:r>
-              <w:rPr>
-                <w:b/>
-                <w:i w:val="0"/>
-                <w:color w:val="EA580C"/>
-                <w:sz w:val="16"/>
-              </w:rPr>
-              <w:t>Moyenne</w:t>
-            </w:r>
-          </w:p>
-        </w:tc>
-        <w:tc>
-          <w:tcPr>
-            <w:tcW w:type="dxa" w:w="1247"/>
-          </w:tcPr>
-          <w:p>
-            <w:r>
-              <w:rPr>
-                <w:b/>
-                <w:i w:val="0"/>
-                <w:sz w:val="16"/>
-              </w:rPr>
-              <w:t>S09</w:t>
-              <w:br/>
-            </w:r>
-            <w:r>
-              <w:rPr>
-                <w:b w:val="0"/>
-                <w:i w:val="0"/>
-                <w:color w:val="64748B"/>
-                <w:sz w:val="14"/>
-              </w:rPr>
-              <w:t>Dépenses non alimentaires</w:t>
-            </w:r>
-          </w:p>
-        </w:tc>
-        <w:tc>
-          <w:tcPr>
-            <w:tcW w:type="dxa" w:w="1531"/>
-          </w:tcPr>
-          <w:p>
-            <w:r>
-              <w:rPr>
-                <w:b/>
-                <w:i w:val="0"/>
-                <w:color w:val="16A34A"/>
-                <w:sz w:val="16"/>
-              </w:rPr>
-              <w:t>s01q23, s01q00b, s01q23_autre</w:t>
-            </w:r>
-          </w:p>
-        </w:tc>
-        <w:tc>
-          <w:tcPr>
-            <w:tcW w:type="dxa" w:w="1191"/>
-          </w:tcPr>
-          <w:p>
-            <w:r>
-              <w:rPr>
-                <w:b w:val="0"/>
-                <w:i w:val="0"/>
-                <w:color w:val="64748B"/>
-                <w:sz w:val="16"/>
-              </w:rPr>
-              <w:t>GT-CQ</w:t>
-            </w:r>
-          </w:p>
-        </w:tc>
-        <w:tc>
-          <w:tcPr>
-            <w:tcW w:type="dxa" w:w="4706"/>
-          </w:tcPr>
-          <w:p>
-            <w:r>
-              <w:rPr>
-                <w:b w:val="0"/>
-                <w:i w:val="0"/>
-                <w:sz w:val="17"/>
-              </w:rPr>
-              <w:t>La dernière fois que vous avez acheté Frais de mouture des céréales est Derrière post de santé du village et semble exister dans les modalités, prière de prendre attache avec le QG pour plus d'explication afin de la classer bien.</w:t>
-            </w:r>
-          </w:p>
-        </w:tc>
-      </w:tr>
-      <w:tr>
-        <w:tc>
-          <w:tcPr>
-            <w:tcW w:type="dxa" w:w="964"/>
-          </w:tcPr>
-          <w:p>
-            <w:r>
-              <w:rPr>
-                <w:b/>
-                <w:i w:val="0"/>
-                <w:color w:val="EA580C"/>
-                <w:sz w:val="16"/>
-              </w:rPr>
-              <w:t>Moyenne</w:t>
-            </w:r>
-          </w:p>
-        </w:tc>
-        <w:tc>
-          <w:tcPr>
-            <w:tcW w:type="dxa" w:w="1247"/>
-          </w:tcPr>
-          <w:p>
-            <w:r>
-              <w:rPr>
-                <w:b/>
-                <w:i w:val="0"/>
-                <w:sz w:val="16"/>
-              </w:rPr>
-              <w:t>S09</w:t>
-              <w:br/>
-            </w:r>
-            <w:r>
-              <w:rPr>
-                <w:b w:val="0"/>
-                <w:i w:val="0"/>
-                <w:color w:val="64748B"/>
-                <w:sz w:val="14"/>
-              </w:rPr>
-              <w:t>Dépenses non alimentaires</w:t>
-            </w:r>
-          </w:p>
-        </w:tc>
-        <w:tc>
-          <w:tcPr>
-            <w:tcW w:type="dxa" w:w="1531"/>
-          </w:tcPr>
-          <w:p>
-            <w:r>
-              <w:rPr>
-                <w:b/>
-                <w:i w:val="0"/>
-                <w:color w:val="16A34A"/>
-                <w:sz w:val="16"/>
-              </w:rPr>
-              <w:t>—</w:t>
-            </w:r>
-          </w:p>
-        </w:tc>
-        <w:tc>
-          <w:tcPr>
-            <w:tcW w:type="dxa" w:w="1191"/>
-          </w:tcPr>
-          <w:p>
-            <w:r>
-              <w:rPr>
-                <w:b w:val="0"/>
-                <w:i w:val="0"/>
-                <w:color w:val="64748B"/>
-                <w:sz w:val="16"/>
-              </w:rPr>
-              <w:t>GT-CQ</w:t>
-            </w:r>
-          </w:p>
-        </w:tc>
-        <w:tc>
-          <w:tcPr>
-            <w:tcW w:type="dxa" w:w="4706"/>
-          </w:tcPr>
-          <w:p>
-            <w:r>
-              <w:rPr>
-                <w:b w:val="0"/>
-                <w:i w:val="0"/>
-                <w:sz w:val="17"/>
-              </w:rPr>
-              <w:t>Attention ! La dépense du ménage de MODOU MARONE (5000 Fcfa) au cours de 30 derniers jours de Frais de mouture des céréales est relativement élevé.</w:t>
-            </w:r>
-          </w:p>
-        </w:tc>
-      </w:tr>
-      <w:tr>
-        <w:tc>
-          <w:tcPr>
-            <w:tcW w:type="dxa" w:w="964"/>
-          </w:tcPr>
-          <w:p>
-            <w:r>
-              <w:rPr>
-                <w:b/>
-                <w:i w:val="0"/>
-                <w:color w:val="EA580C"/>
-                <w:sz w:val="16"/>
-              </w:rPr>
-              <w:t>Moyenne</w:t>
-            </w:r>
-          </w:p>
-        </w:tc>
-        <w:tc>
-          <w:tcPr>
-            <w:tcW w:type="dxa" w:w="1247"/>
-          </w:tcPr>
-          <w:p>
-            <w:r>
-              <w:rPr>
-                <w:b/>
-                <w:i w:val="0"/>
-                <w:sz w:val="16"/>
-              </w:rPr>
-              <w:t>S09</w:t>
-              <w:br/>
-            </w:r>
-            <w:r>
-              <w:rPr>
-                <w:b w:val="0"/>
-                <w:i w:val="0"/>
-                <w:color w:val="64748B"/>
-                <w:sz w:val="14"/>
-              </w:rPr>
-              <w:t>Dépenses non alimentaires</w:t>
-            </w:r>
-          </w:p>
-        </w:tc>
-        <w:tc>
-          <w:tcPr>
-            <w:tcW w:type="dxa" w:w="1531"/>
-          </w:tcPr>
-          <w:p>
-            <w:r>
-              <w:rPr>
-                <w:b/>
-                <w:i w:val="0"/>
-                <w:color w:val="16A34A"/>
-                <w:sz w:val="16"/>
-              </w:rPr>
-              <w:t>—</w:t>
-            </w:r>
-          </w:p>
-        </w:tc>
-        <w:tc>
-          <w:tcPr>
-            <w:tcW w:type="dxa" w:w="1191"/>
-          </w:tcPr>
-          <w:p>
-            <w:r>
-              <w:rPr>
-                <w:b w:val="0"/>
-                <w:i w:val="0"/>
-                <w:color w:val="64748B"/>
-                <w:sz w:val="16"/>
-              </w:rPr>
-              <w:t>GT-CQ</w:t>
-            </w:r>
-          </w:p>
-        </w:tc>
-        <w:tc>
-          <w:tcPr>
-            <w:tcW w:type="dxa" w:w="4706"/>
-          </w:tcPr>
-          <w:p>
-            <w:r>
-              <w:rPr>
-                <w:b w:val="0"/>
-                <w:i w:val="0"/>
-                <w:sz w:val="17"/>
-              </w:rPr>
-              <w:t>Attention ! La dépense du ménage de MODOU MARONE (6300 Fcfa) au cours de 3 derniers mois de Médicaments achetés en pharmacie sans ordonnance: alcool, pansements, paracétamol, médicaments les affections courantes (paludisme, toux, rhume, diarrhée/disenterie, vers intestinaux, etc.</w:t>
-            </w:r>
-          </w:p>
-        </w:tc>
-      </w:tr>
-      <w:tr>
-        <w:tc>
-          <w:tcPr>
-            <w:tcW w:type="dxa" w:w="964"/>
-          </w:tcPr>
-          <w:p>
-            <w:r>
-              <w:rPr>
-                <w:b/>
-                <w:i w:val="0"/>
-                <w:color w:val="EA580C"/>
-                <w:sz w:val="16"/>
-              </w:rPr>
-              <w:t>Moyenne</w:t>
-            </w:r>
-          </w:p>
-        </w:tc>
-        <w:tc>
-          <w:tcPr>
-            <w:tcW w:type="dxa" w:w="1247"/>
-          </w:tcPr>
-          <w:p>
-            <w:r>
-              <w:rPr>
-                <w:b/>
-                <w:i w:val="0"/>
-                <w:sz w:val="16"/>
-              </w:rPr>
-              <w:t>S09</w:t>
-              <w:br/>
-            </w:r>
-            <w:r>
-              <w:rPr>
-                <w:b w:val="0"/>
-                <w:i w:val="0"/>
-                <w:color w:val="64748B"/>
-                <w:sz w:val="14"/>
-              </w:rPr>
-              <w:t>Dépenses non alimentaires</w:t>
-            </w:r>
-          </w:p>
-        </w:tc>
-        <w:tc>
-          <w:tcPr>
-            <w:tcW w:type="dxa" w:w="1531"/>
-          </w:tcPr>
-          <w:p>
-            <w:r>
-              <w:rPr>
-                <w:b/>
-                <w:i w:val="0"/>
-                <w:color w:val="16A34A"/>
-                <w:sz w:val="16"/>
-              </w:rPr>
-              <w:t>—</w:t>
-            </w:r>
-          </w:p>
-        </w:tc>
-        <w:tc>
-          <w:tcPr>
-            <w:tcW w:type="dxa" w:w="1191"/>
-          </w:tcPr>
-          <w:p>
-            <w:r>
-              <w:rPr>
-                <w:b w:val="0"/>
-                <w:i w:val="0"/>
-                <w:color w:val="64748B"/>
-                <w:sz w:val="16"/>
-              </w:rPr>
-              <w:t>GT-CQ</w:t>
-            </w:r>
-          </w:p>
-        </w:tc>
-        <w:tc>
-          <w:tcPr>
-            <w:tcW w:type="dxa" w:w="4706"/>
-          </w:tcPr>
-          <w:p>
-            <w:r>
-              <w:rPr>
-                <w:b w:val="0"/>
-                <w:i w:val="0"/>
-                <w:sz w:val="17"/>
-              </w:rPr>
-              <w:t>) est relativement élevé.</w:t>
-            </w:r>
-          </w:p>
-        </w:tc>
-      </w:tr>
-      <w:tr>
-        <w:tc>
-          <w:tcPr>
-            <w:tcW w:type="dxa" w:w="964"/>
-          </w:tcPr>
-          <w:p>
-            <w:r>
-              <w:rPr>
-                <w:b/>
-                <w:i w:val="0"/>
-                <w:color w:val="EA580C"/>
-                <w:sz w:val="16"/>
-              </w:rPr>
-              <w:t>Moyenne</w:t>
-            </w:r>
-          </w:p>
-        </w:tc>
-        <w:tc>
-          <w:tcPr>
-            <w:tcW w:type="dxa" w:w="1247"/>
-          </w:tcPr>
-          <w:p>
-            <w:r>
-              <w:rPr>
-                <w:b/>
-                <w:i w:val="0"/>
-                <w:sz w:val="16"/>
-              </w:rPr>
-              <w:t>S09</w:t>
-              <w:br/>
-            </w:r>
-            <w:r>
-              <w:rPr>
-                <w:b w:val="0"/>
-                <w:i w:val="0"/>
-                <w:color w:val="64748B"/>
-                <w:sz w:val="14"/>
-              </w:rPr>
-              <w:t>Dépenses non alimentaires</w:t>
-            </w:r>
-          </w:p>
-        </w:tc>
-        <w:tc>
-          <w:tcPr>
-            <w:tcW w:type="dxa" w:w="1531"/>
-          </w:tcPr>
-          <w:p>
-            <w:r>
-              <w:rPr>
-                <w:b/>
-                <w:i w:val="0"/>
-                <w:color w:val="16A34A"/>
-                <w:sz w:val="16"/>
-              </w:rPr>
-              <w:t>—</w:t>
-            </w:r>
-          </w:p>
-        </w:tc>
-        <w:tc>
-          <w:tcPr>
-            <w:tcW w:type="dxa" w:w="1191"/>
-          </w:tcPr>
-          <w:p>
-            <w:r>
-              <w:rPr>
-                <w:b w:val="0"/>
-                <w:i w:val="0"/>
-                <w:color w:val="64748B"/>
-                <w:sz w:val="16"/>
-              </w:rPr>
-              <w:t>GT-CQ</w:t>
-            </w:r>
-          </w:p>
-        </w:tc>
-        <w:tc>
-          <w:tcPr>
-            <w:tcW w:type="dxa" w:w="4706"/>
-          </w:tcPr>
-          <w:p>
-            <w:r>
-              <w:rPr>
-                <w:b w:val="0"/>
-                <w:i w:val="0"/>
-                <w:sz w:val="17"/>
-              </w:rPr>
-              <w:t>Prière de corriger ou de confirmer avec le QG.</w:t>
-            </w:r>
-          </w:p>
-        </w:tc>
-      </w:tr>
-      <w:tr>
-        <w:tc>
-          <w:tcPr>
-            <w:tcW w:type="dxa" w:w="964"/>
-          </w:tcPr>
-          <w:p>
-            <w:r>
-              <w:rPr>
-                <w:b/>
-                <w:i w:val="0"/>
-                <w:color w:val="EA580C"/>
-                <w:sz w:val="16"/>
-              </w:rPr>
-              <w:t>Moyenne</w:t>
-            </w:r>
-          </w:p>
-        </w:tc>
-        <w:tc>
-          <w:tcPr>
-            <w:tcW w:type="dxa" w:w="1247"/>
-          </w:tcPr>
-          <w:p>
-            <w:r>
-              <w:rPr>
-                <w:b/>
-                <w:i w:val="0"/>
-                <w:sz w:val="16"/>
-              </w:rPr>
-              <w:t>S09</w:t>
-              <w:br/>
-            </w:r>
-            <w:r>
-              <w:rPr>
-                <w:b w:val="0"/>
-                <w:i w:val="0"/>
-                <w:color w:val="64748B"/>
-                <w:sz w:val="14"/>
-              </w:rPr>
-              <w:t>Dépenses non alimentaires</w:t>
-            </w:r>
-          </w:p>
-        </w:tc>
-        <w:tc>
-          <w:tcPr>
-            <w:tcW w:type="dxa" w:w="1531"/>
-          </w:tcPr>
-          <w:p>
-            <w:r>
-              <w:rPr>
-                <w:b/>
-                <w:i w:val="0"/>
-                <w:color w:val="16A34A"/>
-                <w:sz w:val="16"/>
-              </w:rPr>
-              <w:t>—</w:t>
-            </w:r>
-          </w:p>
-        </w:tc>
-        <w:tc>
-          <w:tcPr>
-            <w:tcW w:type="dxa" w:w="1191"/>
-          </w:tcPr>
-          <w:p>
-            <w:r>
-              <w:rPr>
-                <w:b w:val="0"/>
-                <w:i w:val="0"/>
-                <w:color w:val="64748B"/>
-                <w:sz w:val="16"/>
-              </w:rPr>
-              <w:t>GT-CQ</w:t>
-            </w:r>
-          </w:p>
-        </w:tc>
-        <w:tc>
-          <w:tcPr>
-            <w:tcW w:type="dxa" w:w="4706"/>
-          </w:tcPr>
-          <w:p>
-            <w:r>
-              <w:rPr>
-                <w:b w:val="0"/>
-                <w:i w:val="0"/>
-                <w:sz w:val="17"/>
-              </w:rPr>
-              <w:t>Attention ! La dépense du ménage de MODOU MARONE (15000 Fcfa) au cours de 12 derniers mois de Boucle d'oreilles, colliers, bracelets, bijoux, autres articles de bijouterie et joaillerie n.d.a est relativement élevé.</w:t>
-            </w:r>
-          </w:p>
-        </w:tc>
-      </w:tr>
-      <w:tr>
-        <w:tc>
-          <w:tcPr>
-            <w:tcW w:type="dxa" w:w="964"/>
-          </w:tcPr>
-          <w:p>
-            <w:r>
-              <w:rPr>
-                <w:b/>
-                <w:i w:val="0"/>
-                <w:color w:val="EA580C"/>
-                <w:sz w:val="16"/>
-              </w:rPr>
-              <w:t>Moyenne</w:t>
-            </w:r>
-          </w:p>
-        </w:tc>
-        <w:tc>
-          <w:tcPr>
-            <w:tcW w:type="dxa" w:w="1247"/>
-          </w:tcPr>
-          <w:p>
-            <w:r>
-              <w:rPr>
-                <w:b/>
-                <w:i w:val="0"/>
-                <w:sz w:val="16"/>
-              </w:rPr>
-              <w:t>S09</w:t>
-              <w:br/>
-            </w:r>
-            <w:r>
-              <w:rPr>
-                <w:b w:val="0"/>
-                <w:i w:val="0"/>
-                <w:color w:val="64748B"/>
-                <w:sz w:val="14"/>
-              </w:rPr>
-              <w:t>Dépenses non alimentaires</w:t>
-            </w:r>
-          </w:p>
-        </w:tc>
-        <w:tc>
-          <w:tcPr>
-            <w:tcW w:type="dxa" w:w="1531"/>
-          </w:tcPr>
-          <w:p>
-            <w:r>
-              <w:rPr>
-                <w:b/>
-                <w:i w:val="0"/>
-                <w:color w:val="16A34A"/>
-                <w:sz w:val="16"/>
-              </w:rPr>
-              <w:t>—</w:t>
-            </w:r>
-          </w:p>
-        </w:tc>
-        <w:tc>
-          <w:tcPr>
-            <w:tcW w:type="dxa" w:w="1191"/>
-          </w:tcPr>
-          <w:p>
-            <w:r>
-              <w:rPr>
-                <w:b w:val="0"/>
-                <w:i w:val="0"/>
-                <w:color w:val="64748B"/>
-                <w:sz w:val="16"/>
-              </w:rPr>
-              <w:t>GT-CQ</w:t>
-            </w:r>
-          </w:p>
-        </w:tc>
-        <w:tc>
-          <w:tcPr>
-            <w:tcW w:type="dxa" w:w="4706"/>
-          </w:tcPr>
-          <w:p>
-            <w:r>
-              <w:rPr>
-                <w:b w:val="0"/>
-                <w:i w:val="0"/>
-                <w:sz w:val="17"/>
-              </w:rPr>
-              <w:t>Prière de corriger ou de confirmer avec le QG.</w:t>
-            </w:r>
-          </w:p>
-        </w:tc>
-      </w:tr>
-      <w:tr>
-        <w:tc>
-          <w:tcPr>
-            <w:tcW w:type="dxa" w:w="964"/>
-          </w:tcPr>
-          <w:p>
-            <w:r>
-              <w:rPr>
-                <w:b/>
-                <w:i w:val="0"/>
-                <w:color w:val="EA580C"/>
-                <w:sz w:val="16"/>
-              </w:rPr>
-              <w:t>Moyenne</w:t>
-            </w:r>
-          </w:p>
-        </w:tc>
-        <w:tc>
-          <w:tcPr>
-            <w:tcW w:type="dxa" w:w="1247"/>
-          </w:tcPr>
-          <w:p>
-            <w:r>
-              <w:rPr>
-                <w:b/>
-                <w:i w:val="0"/>
-                <w:sz w:val="16"/>
-              </w:rPr>
-              <w:t>S09</w:t>
-              <w:br/>
-            </w:r>
-            <w:r>
-              <w:rPr>
-                <w:b w:val="0"/>
-                <w:i w:val="0"/>
-                <w:color w:val="64748B"/>
-                <w:sz w:val="14"/>
-              </w:rPr>
-              <w:t>Dépenses non alimentaires</w:t>
-            </w:r>
-          </w:p>
-        </w:tc>
-        <w:tc>
-          <w:tcPr>
-            <w:tcW w:type="dxa" w:w="1531"/>
-          </w:tcPr>
-          <w:p>
-            <w:r>
-              <w:rPr>
-                <w:b/>
-                <w:i w:val="0"/>
-                <w:color w:val="16A34A"/>
-                <w:sz w:val="16"/>
-              </w:rPr>
-              <w:t>—</w:t>
-            </w:r>
-          </w:p>
-        </w:tc>
-        <w:tc>
-          <w:tcPr>
-            <w:tcW w:type="dxa" w:w="1191"/>
-          </w:tcPr>
-          <w:p>
-            <w:r>
-              <w:rPr>
-                <w:b w:val="0"/>
-                <w:i w:val="0"/>
-                <w:color w:val="64748B"/>
-                <w:sz w:val="16"/>
-              </w:rPr>
-              <w:t>GT-CQ</w:t>
-            </w:r>
-          </w:p>
-        </w:tc>
-        <w:tc>
-          <w:tcPr>
-            <w:tcW w:type="dxa" w:w="4706"/>
-          </w:tcPr>
-          <w:p>
-            <w:r>
-              <w:rPr>
-                <w:b w:val="0"/>
-                <w:i w:val="0"/>
-                <w:sz w:val="17"/>
-              </w:rPr>
-              <w:t>Attention ! La dépense du ménage de MODOU MARONE (75000 Fcfa) au cours de 12 derniers mois de Lit, matelas, armoire et autres meubles de chambre à coucher est relativement élevé.</w:t>
-            </w:r>
-          </w:p>
-        </w:tc>
-      </w:tr>
-      <w:tr>
-        <w:tc>
-          <w:tcPr>
-            <w:tcW w:type="dxa" w:w="964"/>
-          </w:tcPr>
-          <w:p>
-            <w:r>
-              <w:rPr>
-                <w:b/>
-                <w:i w:val="0"/>
-                <w:color w:val="EA580C"/>
-                <w:sz w:val="16"/>
-              </w:rPr>
-              <w:t>Moyenne</w:t>
-            </w:r>
-          </w:p>
-        </w:tc>
-        <w:tc>
-          <w:tcPr>
-            <w:tcW w:type="dxa" w:w="1247"/>
-          </w:tcPr>
-          <w:p>
-            <w:r>
-              <w:rPr>
-                <w:b/>
-                <w:i w:val="0"/>
-                <w:sz w:val="16"/>
-              </w:rPr>
-              <w:t>S10</w:t>
-              <w:br/>
-            </w:r>
-            <w:r>
-              <w:rPr>
-                <w:b w:val="0"/>
-                <w:i w:val="0"/>
-                <w:color w:val="64748B"/>
-                <w:sz w:val="14"/>
-              </w:rPr>
-              <w:t>Logement</w:t>
-            </w:r>
-          </w:p>
-        </w:tc>
-        <w:tc>
-          <w:tcPr>
-            <w:tcW w:type="dxa" w:w="1531"/>
-          </w:tcPr>
-          <w:p>
-            <w:r>
-              <w:rPr>
-                <w:b/>
-                <w:i w:val="0"/>
-                <w:color w:val="16A34A"/>
-                <w:sz w:val="16"/>
-              </w:rPr>
-              <w:t>s00q07a, s00q08, s00q10, s00q13_0, s00q15_0, s00q17_0, s00q23a, s00q23b</w:t>
-            </w:r>
-          </w:p>
-        </w:tc>
-        <w:tc>
-          <w:tcPr>
-            <w:tcW w:type="dxa" w:w="1191"/>
-          </w:tcPr>
-          <w:p>
-            <w:r>
-              <w:rPr>
-                <w:b w:val="0"/>
-                <w:i w:val="0"/>
-                <w:color w:val="64748B"/>
-                <w:sz w:val="16"/>
-              </w:rPr>
-              <w:t>GT-CQ</w:t>
-            </w:r>
-          </w:p>
-        </w:tc>
-        <w:tc>
-          <w:tcPr>
-            <w:tcW w:type="dxa" w:w="4706"/>
-          </w:tcPr>
-          <w:p>
-            <w:r>
-              <w:rPr>
-                <w:b w:val="0"/>
-                <w:i w:val="0"/>
-                <w:sz w:val="17"/>
-              </w:rPr>
-              <w:t>Le noms de l'entreprise  ne doit pas contenir de chiffre et doit être bien renseigné, prière de bien renseigné .</w:t>
-            </w:r>
-          </w:p>
-        </w:tc>
-      </w:tr>
-      <w:tr>
-        <w:tc>
-          <w:tcPr>
-            <w:tcW w:type="dxa" w:w="964"/>
-          </w:tcPr>
-          <w:p>
-            <w:r>
-              <w:rPr>
-                <w:b/>
-                <w:i w:val="0"/>
-                <w:color w:val="EA580C"/>
-                <w:sz w:val="16"/>
-              </w:rPr>
-              <w:t>Moyenne</w:t>
-            </w:r>
-          </w:p>
-        </w:tc>
-        <w:tc>
-          <w:tcPr>
-            <w:tcW w:type="dxa" w:w="1247"/>
-          </w:tcPr>
-          <w:p>
-            <w:r>
-              <w:rPr>
-                <w:b/>
-                <w:i w:val="0"/>
-                <w:sz w:val="16"/>
-              </w:rPr>
-              <w:t>S13</w:t>
-              <w:br/>
-            </w:r>
-            <w:r>
-              <w:rPr>
-                <w:b w:val="0"/>
-                <w:i w:val="0"/>
-                <w:color w:val="64748B"/>
-                <w:sz w:val="14"/>
-              </w:rPr>
-              <w:t>Transferts</w:t>
-            </w:r>
-          </w:p>
-        </w:tc>
-        <w:tc>
-          <w:tcPr>
-            <w:tcW w:type="dxa" w:w="1531"/>
-          </w:tcPr>
-          <w:p>
-            <w:r>
-              <w:rPr>
-                <w:b/>
-                <w:i w:val="0"/>
-                <w:color w:val="16A34A"/>
-                <w:sz w:val="16"/>
-              </w:rPr>
-              <w:t>s00q07a, s00q08, s00q10, s00q13_0, s00q15_0, s00q17_0, s00q23a, s00q23b</w:t>
-            </w:r>
-          </w:p>
-        </w:tc>
-        <w:tc>
-          <w:tcPr>
-            <w:tcW w:type="dxa" w:w="1191"/>
-          </w:tcPr>
-          <w:p>
-            <w:r>
-              <w:rPr>
-                <w:b w:val="0"/>
-                <w:i w:val="0"/>
-                <w:color w:val="64748B"/>
-                <w:sz w:val="16"/>
-              </w:rPr>
-              <w:t>GT-CQ</w:t>
-            </w:r>
-          </w:p>
-        </w:tc>
-        <w:tc>
-          <w:tcPr>
-            <w:tcW w:type="dxa" w:w="4706"/>
-          </w:tcPr>
-          <w:p>
-            <w:r>
-              <w:rPr>
-                <w:b w:val="0"/>
-                <w:i w:val="0"/>
-                <w:sz w:val="17"/>
-              </w:rPr>
-              <w:t>L'enquêteur prière de fournir d'effort pour avoir le niveau d'étude et l'âge de celui qui a envoyé/donné de l'argent dans la section 13a (Transfert reçu).</w:t>
-            </w:r>
-          </w:p>
-        </w:tc>
-      </w:tr>
-      <w:tr>
-        <w:tc>
-          <w:tcPr>
-            <w:tcW w:type="dxa" w:w="964"/>
-          </w:tcPr>
-          <w:p>
-            <w:r>
-              <w:rPr>
-                <w:b/>
-                <w:i w:val="0"/>
-                <w:color w:val="EA580C"/>
-                <w:sz w:val="16"/>
-              </w:rPr>
-              <w:t>Moyenne</w:t>
-            </w:r>
-          </w:p>
-        </w:tc>
-        <w:tc>
-          <w:tcPr>
-            <w:tcW w:type="dxa" w:w="1247"/>
-          </w:tcPr>
-          <w:p>
-            <w:r>
-              <w:rPr>
-                <w:b/>
-                <w:i w:val="0"/>
-                <w:sz w:val="16"/>
-              </w:rPr>
-              <w:t>S13</w:t>
-              <w:br/>
-            </w:r>
-            <w:r>
-              <w:rPr>
-                <w:b w:val="0"/>
-                <w:i w:val="0"/>
-                <w:color w:val="64748B"/>
-                <w:sz w:val="14"/>
-              </w:rPr>
-              <w:t>Transferts</w:t>
-            </w:r>
-          </w:p>
-        </w:tc>
-        <w:tc>
-          <w:tcPr>
-            <w:tcW w:type="dxa" w:w="1531"/>
-          </w:tcPr>
-          <w:p>
-            <w:r>
-              <w:rPr>
-                <w:b/>
-                <w:i w:val="0"/>
-                <w:color w:val="16A34A"/>
-                <w:sz w:val="16"/>
-              </w:rPr>
-              <w:t>s00q27, s01q00a, s01q12, s01q13, s02q04, s03q11, s03q12, s01q01</w:t>
-            </w:r>
-          </w:p>
-        </w:tc>
-        <w:tc>
-          <w:tcPr>
-            <w:tcW w:type="dxa" w:w="1191"/>
-          </w:tcPr>
-          <w:p>
-            <w:r>
-              <w:rPr>
-                <w:b w:val="0"/>
-                <w:i w:val="0"/>
-                <w:color w:val="64748B"/>
-                <w:sz w:val="16"/>
-              </w:rPr>
-              <w:t>GT-CQ</w:t>
-            </w:r>
-          </w:p>
-        </w:tc>
-        <w:tc>
-          <w:tcPr>
-            <w:tcW w:type="dxa" w:w="4706"/>
-          </w:tcPr>
-          <w:p>
-            <w:r>
-              <w:rPr>
-                <w:b w:val="0"/>
-                <w:i w:val="0"/>
-                <w:sz w:val="17"/>
-              </w:rPr>
-              <w:t>L'âge de celui qui a envoyé/donné de l'argent dans la section 13a (Transfert reçu) semble  élévé, prière de corriger ou confirmer ave le QG.</w:t>
-            </w:r>
-          </w:p>
-        </w:tc>
-      </w:tr>
-      <w:tr>
-        <w:tc>
-          <w:tcPr>
-            <w:tcW w:type="dxa" w:w="964"/>
-          </w:tcPr>
-          <w:p>
-            <w:r>
-              <w:rPr>
-                <w:b/>
-                <w:i w:val="0"/>
-                <w:color w:val="EA580C"/>
-                <w:sz w:val="16"/>
-              </w:rPr>
-              <w:t>Moyenne</w:t>
-            </w:r>
-          </w:p>
-        </w:tc>
-        <w:tc>
-          <w:tcPr>
-            <w:tcW w:type="dxa" w:w="1247"/>
-          </w:tcPr>
-          <w:p>
-            <w:r>
-              <w:rPr>
-                <w:b/>
-                <w:i w:val="0"/>
-                <w:sz w:val="16"/>
-              </w:rPr>
-              <w:t>S13</w:t>
-              <w:br/>
-            </w:r>
-            <w:r>
-              <w:rPr>
-                <w:b w:val="0"/>
-                <w:i w:val="0"/>
-                <w:color w:val="64748B"/>
-                <w:sz w:val="14"/>
-              </w:rPr>
-              <w:t>Transferts</w:t>
-            </w:r>
-          </w:p>
-        </w:tc>
-        <w:tc>
-          <w:tcPr>
-            <w:tcW w:type="dxa" w:w="1531"/>
-          </w:tcPr>
-          <w:p>
-            <w:r>
-              <w:rPr>
-                <w:b/>
-                <w:i w:val="0"/>
-                <w:color w:val="16A34A"/>
-                <w:sz w:val="16"/>
-              </w:rPr>
-              <w:t>s01q23, s01q00b, s01q23_autre</w:t>
-            </w:r>
-          </w:p>
-        </w:tc>
-        <w:tc>
-          <w:tcPr>
-            <w:tcW w:type="dxa" w:w="1191"/>
-          </w:tcPr>
-          <w:p>
-            <w:r>
-              <w:rPr>
-                <w:b w:val="0"/>
-                <w:i w:val="0"/>
-                <w:color w:val="64748B"/>
-                <w:sz w:val="16"/>
-              </w:rPr>
-              <w:t>GT-CQ</w:t>
-            </w:r>
-          </w:p>
-        </w:tc>
-        <w:tc>
-          <w:tcPr>
-            <w:tcW w:type="dxa" w:w="4706"/>
-          </w:tcPr>
-          <w:p>
-            <w:r>
-              <w:rPr>
-                <w:b w:val="0"/>
-                <w:i w:val="0"/>
-                <w:sz w:val="17"/>
-              </w:rPr>
               <w:t>Le principal motif du transfert est Achat d'une chèvre et semble exister dans les modalités, prière de prendre attache avec le QG pour plus d'explication afin de la classer bien.</w:t>
-            </w:r>
-          </w:p>
-        </w:tc>
-      </w:tr>
-      <w:tr>
-        <w:tc>
-          <w:tcPr>
-            <w:tcW w:type="dxa" w:w="964"/>
-          </w:tcPr>
-          <w:p>
-            <w:r>
-              <w:rPr>
-                <w:b/>
-                <w:i w:val="0"/>
-                <w:color w:val="EA580C"/>
-                <w:sz w:val="16"/>
-              </w:rPr>
-              <w:t>Moyenne</w:t>
-            </w:r>
-          </w:p>
-        </w:tc>
-        <w:tc>
-          <w:tcPr>
-            <w:tcW w:type="dxa" w:w="1247"/>
-          </w:tcPr>
-          <w:p>
-            <w:r>
-              <w:rPr>
-                <w:b/>
-                <w:i w:val="0"/>
-                <w:sz w:val="16"/>
-              </w:rPr>
-              <w:t>S13</w:t>
-              <w:br/>
-            </w:r>
-            <w:r>
-              <w:rPr>
-                <w:b w:val="0"/>
-                <w:i w:val="0"/>
-                <w:color w:val="64748B"/>
-                <w:sz w:val="14"/>
-              </w:rPr>
-              <w:t>Transferts</w:t>
-            </w:r>
-          </w:p>
-        </w:tc>
-        <w:tc>
-          <w:tcPr>
-            <w:tcW w:type="dxa" w:w="1531"/>
-          </w:tcPr>
-          <w:p>
-            <w:r>
-              <w:rPr>
-                <w:b/>
-                <w:i w:val="0"/>
-                <w:color w:val="16A34A"/>
-                <w:sz w:val="16"/>
-              </w:rPr>
-              <w:t>s00q07a, s00q08, s00q10, s00q13_0, s00q15_0, s00q17_0, s00q23a, s00q23b</w:t>
-            </w:r>
-          </w:p>
-        </w:tc>
-        <w:tc>
-          <w:tcPr>
-            <w:tcW w:type="dxa" w:w="1191"/>
-          </w:tcPr>
-          <w:p>
-            <w:r>
-              <w:rPr>
-                <w:b w:val="0"/>
-                <w:i w:val="0"/>
-                <w:color w:val="64748B"/>
-                <w:sz w:val="16"/>
-              </w:rPr>
-              <w:t>GT-CQ</w:t>
-            </w:r>
-          </w:p>
-        </w:tc>
-        <w:tc>
-          <w:tcPr>
-            <w:tcW w:type="dxa" w:w="4706"/>
-          </w:tcPr>
-          <w:p>
-            <w:r>
-              <w:rPr>
-                <w:b w:val="0"/>
-                <w:i w:val="0"/>
-                <w:sz w:val="17"/>
-              </w:rPr>
-              <w:t>L'enquêteur prière de fournir d'effort pour avoir le niveau d'étude et l'âge de celui qui a béneficié de l'argent dans la section 13b (Transfert emis).</w:t>
             </w:r>
           </w:p>
         </w:tc>
